--- a/4.质量管理/2.运行记录类文件/040209-2025年度满意度调查计划.docx
+++ b/4.质量管理/2.运行记录类文件/040209-2025年度满意度调查计划.docx
@@ -1,10 +1,10 @@
 
 <file path=word/document.xml><?xml version="1.0" encoding="utf-8"?>
-<w:document xmlns:ve="http://schemas.openxmlformats.org/markup-compatibility/2006" xmlns:o="urn:schemas-microsoft-com:office:office" xmlns:r="http://schemas.openxmlformats.org/officeDocument/2006/relationships" xmlns:m="http://schemas.openxmlformats.org/officeDocument/2006/math" xmlns:v="urn:schemas-microsoft-com:vml" xmlns:wp="http://schemas.openxmlformats.org/drawingml/2006/wordprocessingDrawing" xmlns:w10="urn:schemas-microsoft-com:office:word" xmlns:w="http://schemas.openxmlformats.org/wordprocessingml/2006/main" xmlns:wne="http://schemas.microsoft.com/office/word/2006/wordml">
+<w:document xmlns:wpc="http://schemas.microsoft.com/office/word/2010/wordprocessingCanvas" xmlns:mc="http://schemas.openxmlformats.org/markup-compatibility/2006" xmlns:o="urn:schemas-microsoft-com:office:office" xmlns:r="http://schemas.openxmlformats.org/officeDocument/2006/relationships" xmlns:m="http://schemas.openxmlformats.org/officeDocument/2006/math" xmlns:v="urn:schemas-microsoft-com:vml" xmlns:wp14="http://schemas.microsoft.com/office/word/2010/wordprocessingDrawing" xmlns:wp="http://schemas.openxmlformats.org/drawingml/2006/wordprocessingDrawing" xmlns:w="http://schemas.openxmlformats.org/wordprocessingml/2006/main" xmlns:w14="http://schemas.microsoft.com/office/word/2010/wordml" xmlns:w10="urn:schemas-microsoft-com:office:word" xmlns:w15="http://schemas.microsoft.com/office/word/2012/wordml" xmlns:wpg="http://schemas.microsoft.com/office/word/2010/wordprocessingGroup" xmlns:wpi="http://schemas.microsoft.com/office/word/2010/wordprocessingInk" xmlns:wne="http://schemas.microsoft.com/office/word/2006/wordml" xmlns:wps="http://schemas.microsoft.com/office/word/2010/wordprocessingShape" xmlns:wpsCustomData="http://www.wps.cn/officeDocument/2013/wpsCustomData" mc:Ignorable="w14 w15 wp14">
   <w:body>
     <w:p>
       <w:pPr>
-        <w:pStyle w:val="ab"/>
+        <w:pStyle w:val="28"/>
         <w:spacing w:after="1440"/>
         <w:outlineLvl w:val="9"/>
         <w:rPr>
@@ -15,7 +15,7 @@
     </w:p>
     <w:p>
       <w:pPr>
-        <w:pStyle w:val="ab"/>
+        <w:pStyle w:val="28"/>
         <w:spacing w:after="1440"/>
         <w:outlineLvl w:val="9"/>
         <w:rPr>
@@ -27,26 +27,18 @@
         <w:rPr>
           <w:lang w:eastAsia="zh-CN"/>
         </w:rPr>
-        <w:t>2025</w:t>
-      </w:r>
-      <w:r>
-        <w:rPr>
-          <w:lang w:eastAsia="zh-CN"/>
-        </w:rPr>
-        <w:t>年满意度调查计划</w:t>
+        <w:t>2025年满意度调查计划</w:t>
       </w:r>
     </w:p>
     <w:p>
       <w:pPr>
-        <w:pStyle w:val="ac"/>
+        <w:pStyle w:val="29"/>
         <w:spacing w:after="2160"/>
         <w:outlineLvl w:val="9"/>
       </w:pPr>
-      <w:proofErr w:type="spellStart"/>
       <w:r>
         <w:t>江苏云储智能科技有限公司</w:t>
       </w:r>
-      <w:proofErr w:type="spellEnd"/>
     </w:p>
     <w:p>
       <w:pPr>
@@ -61,67 +53,22 @@
         <w:sectPr>
           <w:pgSz w:w="11906" w:h="16839"/>
           <w:pgMar w:top="1431" w:right="1785" w:bottom="0" w:left="1785" w:header="0" w:footer="0" w:gutter="0"/>
-          <w:cols w:space="720"/>
+          <w:cols w:space="720" w:num="1"/>
         </w:sectPr>
       </w:pPr>
       <w:r>
         <w:rPr>
-          <w:rFonts w:ascii="宋体" w:hAnsi="宋体" w:cs="宋体" w:hint="eastAsia"/>
+          <w:rFonts w:hint="eastAsia" w:ascii="宋体" w:hAnsi="宋体" w:cs="宋体"/>
           <w:sz w:val="36"/>
           <w:szCs w:val="36"/>
           <w:lang w:eastAsia="zh-CN"/>
         </w:rPr>
-        <w:t>2025</w:t>
-      </w:r>
-      <w:r>
-        <w:rPr>
-          <w:rFonts w:ascii="宋体" w:hAnsi="宋体" w:cs="宋体" w:hint="eastAsia"/>
-          <w:sz w:val="36"/>
-          <w:szCs w:val="36"/>
-          <w:lang w:eastAsia="zh-CN"/>
-        </w:rPr>
-        <w:t>年</w:t>
-      </w:r>
-      <w:r>
-        <w:rPr>
-          <w:rFonts w:ascii="宋体" w:hAnsi="宋体" w:cs="宋体" w:hint="eastAsia"/>
-          <w:sz w:val="36"/>
-          <w:szCs w:val="36"/>
-          <w:lang w:eastAsia="zh-CN"/>
-        </w:rPr>
-        <w:t>1</w:t>
-      </w:r>
-      <w:r>
-        <w:rPr>
-          <w:rFonts w:ascii="宋体" w:hAnsi="宋体" w:cs="宋体" w:hint="eastAsia"/>
-          <w:sz w:val="36"/>
-          <w:szCs w:val="36"/>
-          <w:lang w:eastAsia="zh-CN"/>
-        </w:rPr>
-        <w:t>月</w:t>
-      </w:r>
-      <w:r>
-        <w:rPr>
-          <w:rFonts w:ascii="宋体" w:hAnsi="宋体" w:cs="宋体" w:hint="eastAsia"/>
-          <w:sz w:val="36"/>
-          <w:szCs w:val="36"/>
-          <w:lang w:eastAsia="zh-CN"/>
-        </w:rPr>
-        <w:t>3</w:t>
-      </w:r>
-      <w:r>
-        <w:rPr>
-          <w:rFonts w:ascii="宋体" w:hAnsi="宋体" w:cs="宋体" w:hint="eastAsia"/>
-          <w:sz w:val="36"/>
-          <w:szCs w:val="36"/>
-          <w:lang w:eastAsia="zh-CN"/>
-        </w:rPr>
-        <w:t>日</w:t>
+        <w:t>2025年1月3日</w:t>
       </w:r>
     </w:p>
     <w:p>
       <w:pPr>
-        <w:pStyle w:val="a4"/>
+        <w:pStyle w:val="12"/>
         <w:spacing w:line="363" w:lineRule="auto"/>
       </w:pPr>
     </w:p>
@@ -135,7 +82,6 @@
           <w:szCs w:val="28"/>
         </w:rPr>
       </w:pPr>
-      <w:proofErr w:type="spellStart"/>
       <w:r>
         <w:rPr>
           <w:rFonts w:ascii="宋体" w:hAnsi="宋体" w:cs="宋体"/>
@@ -145,7 +91,6 @@
         </w:rPr>
         <w:t>文档信息</w:t>
       </w:r>
-      <w:proofErr w:type="spellEnd"/>
     </w:p>
     <w:p>
       <w:pPr>
@@ -154,20 +99,24 @@
     </w:p>
     <w:tbl>
       <w:tblPr>
-        <w:tblStyle w:val="TableNormal0"/>
+        <w:tblStyle w:val="26"/>
         <w:tblW w:w="9145" w:type="dxa"/>
         <w:jc w:val="center"/>
-        <w:tblInd w:w="0" w:type="dxa"/>
         <w:tblBorders>
-          <w:top w:val="single" w:sz="4" w:space="0" w:color="000000"/>
-          <w:left w:val="single" w:sz="4" w:space="0" w:color="000000"/>
-          <w:bottom w:val="single" w:sz="4" w:space="0" w:color="000000"/>
-          <w:right w:val="single" w:sz="4" w:space="0" w:color="000000"/>
-          <w:insideH w:val="single" w:sz="4" w:space="0" w:color="000000"/>
-          <w:insideV w:val="single" w:sz="4" w:space="0" w:color="000000"/>
+          <w:top w:val="single" w:color="000000" w:sz="4" w:space="0"/>
+          <w:left w:val="single" w:color="000000" w:sz="4" w:space="0"/>
+          <w:bottom w:val="single" w:color="000000" w:sz="4" w:space="0"/>
+          <w:right w:val="single" w:color="000000" w:sz="4" w:space="0"/>
+          <w:insideH w:val="single" w:color="000000" w:sz="4" w:space="0"/>
+          <w:insideV w:val="single" w:color="000000" w:sz="4" w:space="0"/>
         </w:tblBorders>
         <w:tblLayout w:type="fixed"/>
-        <w:tblLook w:val="04A0"/>
+        <w:tblCellMar>
+          <w:top w:w="0" w:type="dxa"/>
+          <w:left w:w="0" w:type="dxa"/>
+          <w:bottom w:w="0" w:type="dxa"/>
+          <w:right w:w="0" w:type="dxa"/>
+        </w:tblCellMar>
       </w:tblPr>
       <w:tblGrid>
         <w:gridCol w:w="1731"/>
@@ -177,8 +126,24 @@
         <w:gridCol w:w="1563"/>
       </w:tblGrid>
       <w:tr>
+        <w:tblPrEx>
+          <w:tblBorders>
+            <w:top w:val="single" w:color="000000" w:sz="4" w:space="0"/>
+            <w:left w:val="single" w:color="000000" w:sz="4" w:space="0"/>
+            <w:bottom w:val="single" w:color="000000" w:sz="4" w:space="0"/>
+            <w:right w:val="single" w:color="000000" w:sz="4" w:space="0"/>
+            <w:insideH w:val="single" w:color="000000" w:sz="4" w:space="0"/>
+            <w:insideV w:val="single" w:color="000000" w:sz="4" w:space="0"/>
+          </w:tblBorders>
+          <w:tblCellMar>
+            <w:top w:w="0" w:type="dxa"/>
+            <w:left w:w="0" w:type="dxa"/>
+            <w:bottom w:w="0" w:type="dxa"/>
+            <w:right w:w="0" w:type="dxa"/>
+          </w:tblCellMar>
+        </w:tblPrEx>
         <w:trPr>
-          <w:trHeight w:val="571"/>
+          <w:trHeight w:val="571" w:hRule="atLeast"/>
           <w:jc w:val="center"/>
         </w:trPr>
         <w:tc>
@@ -188,20 +153,18 @@
           </w:tcPr>
           <w:p>
             <w:pPr>
-              <w:pStyle w:val="TableText"/>
+              <w:pStyle w:val="27"/>
               <w:spacing w:before="78" w:line="218" w:lineRule="auto"/>
               <w:rPr>
                 <w:spacing w:val="-1"/>
               </w:rPr>
             </w:pPr>
-            <w:proofErr w:type="spellStart"/>
             <w:r>
               <w:rPr>
                 <w:spacing w:val="-1"/>
               </w:rPr>
               <w:t>文档名称编号</w:t>
             </w:r>
-            <w:proofErr w:type="spellEnd"/>
           </w:p>
         </w:tc>
         <w:tc>
@@ -212,7 +175,7 @@
           </w:tcPr>
           <w:p>
             <w:pPr>
-              <w:pStyle w:val="TableText"/>
+              <w:pStyle w:val="27"/>
               <w:spacing w:before="78" w:line="218" w:lineRule="auto"/>
               <w:rPr>
                 <w:spacing w:val="-1"/>
@@ -222,13 +185,7 @@
               <w:rPr>
                 <w:spacing w:val="-1"/>
               </w:rPr>
-              <w:t>2025</w:t>
-            </w:r>
-            <w:r>
-              <w:rPr>
-                <w:spacing w:val="-1"/>
-              </w:rPr>
-              <w:t>年度</w:t>
+              <w:t>2025年度</w:t>
             </w:r>
             <w:r>
               <w:rPr>
@@ -242,13 +199,7 @@
               <w:rPr>
                 <w:spacing w:val="-1"/>
               </w:rPr>
-              <w:t>（</w:t>
-            </w:r>
-            <w:r>
-              <w:rPr>
-                <w:spacing w:val="-1"/>
-              </w:rPr>
-              <w:t>JSYC-ITSS-</w:t>
+              <w:t>（JSYC-ITSS-</w:t>
             </w:r>
             <w:r>
               <w:rPr>
@@ -268,8 +219,24 @@
         </w:tc>
       </w:tr>
       <w:tr>
+        <w:tblPrEx>
+          <w:tblBorders>
+            <w:top w:val="single" w:color="000000" w:sz="4" w:space="0"/>
+            <w:left w:val="single" w:color="000000" w:sz="4" w:space="0"/>
+            <w:bottom w:val="single" w:color="000000" w:sz="4" w:space="0"/>
+            <w:right w:val="single" w:color="000000" w:sz="4" w:space="0"/>
+            <w:insideH w:val="single" w:color="000000" w:sz="4" w:space="0"/>
+            <w:insideV w:val="single" w:color="000000" w:sz="4" w:space="0"/>
+          </w:tblBorders>
+          <w:tblCellMar>
+            <w:top w:w="0" w:type="dxa"/>
+            <w:left w:w="0" w:type="dxa"/>
+            <w:bottom w:w="0" w:type="dxa"/>
+            <w:right w:w="0" w:type="dxa"/>
+          </w:tblCellMar>
+        </w:tblPrEx>
         <w:trPr>
-          <w:trHeight w:val="606"/>
+          <w:trHeight w:val="606" w:hRule="atLeast"/>
           <w:jc w:val="center"/>
         </w:trPr>
         <w:tc>
@@ -279,20 +246,18 @@
           </w:tcPr>
           <w:p>
             <w:pPr>
-              <w:pStyle w:val="TableText"/>
+              <w:pStyle w:val="27"/>
               <w:spacing w:before="78" w:line="218" w:lineRule="auto"/>
               <w:rPr>
                 <w:spacing w:val="-1"/>
               </w:rPr>
             </w:pPr>
-            <w:proofErr w:type="spellStart"/>
             <w:r>
               <w:rPr>
                 <w:spacing w:val="-1"/>
               </w:rPr>
               <w:t>编制单位</w:t>
             </w:r>
-            <w:proofErr w:type="spellEnd"/>
           </w:p>
         </w:tc>
         <w:tc>
@@ -303,26 +268,40 @@
           </w:tcPr>
           <w:p>
             <w:pPr>
-              <w:pStyle w:val="TableText"/>
+              <w:pStyle w:val="27"/>
               <w:spacing w:before="78" w:line="218" w:lineRule="auto"/>
               <w:rPr>
                 <w:spacing w:val="-1"/>
               </w:rPr>
             </w:pPr>
-            <w:proofErr w:type="spellStart"/>
             <w:r>
               <w:rPr>
                 <w:spacing w:val="-1"/>
               </w:rPr>
               <w:t>江苏云储智能科技有限公司</w:t>
             </w:r>
-            <w:proofErr w:type="spellEnd"/>
           </w:p>
         </w:tc>
       </w:tr>
       <w:tr>
+        <w:tblPrEx>
+          <w:tblBorders>
+            <w:top w:val="single" w:color="000000" w:sz="4" w:space="0"/>
+            <w:left w:val="single" w:color="000000" w:sz="4" w:space="0"/>
+            <w:bottom w:val="single" w:color="000000" w:sz="4" w:space="0"/>
+            <w:right w:val="single" w:color="000000" w:sz="4" w:space="0"/>
+            <w:insideH w:val="single" w:color="000000" w:sz="4" w:space="0"/>
+            <w:insideV w:val="single" w:color="000000" w:sz="4" w:space="0"/>
+          </w:tblBorders>
+          <w:tblCellMar>
+            <w:top w:w="0" w:type="dxa"/>
+            <w:left w:w="0" w:type="dxa"/>
+            <w:bottom w:w="0" w:type="dxa"/>
+            <w:right w:w="0" w:type="dxa"/>
+          </w:tblCellMar>
+        </w:tblPrEx>
         <w:trPr>
-          <w:trHeight w:val="606"/>
+          <w:trHeight w:val="606" w:hRule="atLeast"/>
           <w:jc w:val="center"/>
         </w:trPr>
         <w:tc>
@@ -332,20 +311,18 @@
           </w:tcPr>
           <w:p>
             <w:pPr>
-              <w:pStyle w:val="TableText"/>
+              <w:pStyle w:val="27"/>
               <w:spacing w:before="78" w:line="218" w:lineRule="auto"/>
               <w:rPr>
                 <w:spacing w:val="-1"/>
               </w:rPr>
             </w:pPr>
-            <w:proofErr w:type="spellStart"/>
             <w:r>
               <w:rPr>
                 <w:spacing w:val="-1"/>
               </w:rPr>
               <w:t>文档密级</w:t>
             </w:r>
-            <w:proofErr w:type="spellEnd"/>
           </w:p>
         </w:tc>
         <w:tc>
@@ -356,26 +333,40 @@
           </w:tcPr>
           <w:p>
             <w:pPr>
-              <w:pStyle w:val="TableText"/>
+              <w:pStyle w:val="27"/>
               <w:spacing w:before="78" w:line="218" w:lineRule="auto"/>
               <w:rPr>
                 <w:spacing w:val="-1"/>
               </w:rPr>
             </w:pPr>
-            <w:proofErr w:type="spellStart"/>
             <w:r>
               <w:rPr>
                 <w:spacing w:val="-1"/>
               </w:rPr>
               <w:t>秘密</w:t>
             </w:r>
-            <w:proofErr w:type="spellEnd"/>
           </w:p>
         </w:tc>
       </w:tr>
       <w:tr>
+        <w:tblPrEx>
+          <w:tblBorders>
+            <w:top w:val="single" w:color="000000" w:sz="4" w:space="0"/>
+            <w:left w:val="single" w:color="000000" w:sz="4" w:space="0"/>
+            <w:bottom w:val="single" w:color="000000" w:sz="4" w:space="0"/>
+            <w:right w:val="single" w:color="000000" w:sz="4" w:space="0"/>
+            <w:insideH w:val="single" w:color="000000" w:sz="4" w:space="0"/>
+            <w:insideV w:val="single" w:color="000000" w:sz="4" w:space="0"/>
+          </w:tblBorders>
+          <w:tblCellMar>
+            <w:top w:w="0" w:type="dxa"/>
+            <w:left w:w="0" w:type="dxa"/>
+            <w:bottom w:w="0" w:type="dxa"/>
+            <w:right w:w="0" w:type="dxa"/>
+          </w:tblCellMar>
+        </w:tblPrEx>
         <w:trPr>
-          <w:trHeight w:val="606"/>
+          <w:trHeight w:val="606" w:hRule="atLeast"/>
           <w:jc w:val="center"/>
         </w:trPr>
         <w:tc>
@@ -385,17 +376,15 @@
           </w:tcPr>
           <w:p>
             <w:pPr>
-              <w:pStyle w:val="TableText"/>
+              <w:pStyle w:val="27"/>
               <w:spacing w:before="186" w:line="219" w:lineRule="auto"/>
             </w:pPr>
-            <w:proofErr w:type="spellStart"/>
             <w:r>
               <w:rPr>
                 <w:spacing w:val="-3"/>
               </w:rPr>
               <w:t>文档版本</w:t>
             </w:r>
-            <w:proofErr w:type="spellEnd"/>
           </w:p>
         </w:tc>
         <w:tc>
@@ -405,18 +394,16 @@
           </w:tcPr>
           <w:p>
             <w:pPr>
-              <w:pStyle w:val="TableText"/>
+              <w:pStyle w:val="27"/>
               <w:spacing w:before="186" w:line="219" w:lineRule="auto"/>
               <w:ind w:left="371"/>
             </w:pPr>
-            <w:proofErr w:type="spellStart"/>
             <w:r>
               <w:rPr>
                 <w:spacing w:val="-2"/>
               </w:rPr>
               <w:t>版本日期</w:t>
             </w:r>
-            <w:proofErr w:type="spellEnd"/>
           </w:p>
         </w:tc>
         <w:tc>
@@ -426,18 +413,16 @@
           </w:tcPr>
           <w:p>
             <w:pPr>
-              <w:pStyle w:val="TableText"/>
+              <w:pStyle w:val="27"/>
               <w:spacing w:before="186" w:line="219" w:lineRule="auto"/>
               <w:ind w:left="695"/>
             </w:pPr>
-            <w:proofErr w:type="spellStart"/>
             <w:r>
               <w:rPr>
                 <w:spacing w:val="-2"/>
               </w:rPr>
               <w:t>版本说明</w:t>
             </w:r>
-            <w:proofErr w:type="spellEnd"/>
           </w:p>
         </w:tc>
         <w:tc>
@@ -447,18 +432,16 @@
           </w:tcPr>
           <w:p>
             <w:pPr>
-              <w:pStyle w:val="TableText"/>
+              <w:pStyle w:val="27"/>
               <w:spacing w:before="187" w:line="220" w:lineRule="auto"/>
               <w:ind w:left="758"/>
             </w:pPr>
-            <w:proofErr w:type="spellStart"/>
             <w:r>
               <w:rPr>
                 <w:spacing w:val="-3"/>
               </w:rPr>
               <w:t>作者</w:t>
             </w:r>
-            <w:proofErr w:type="spellEnd"/>
           </w:p>
         </w:tc>
         <w:tc>
@@ -468,24 +451,38 @@
           </w:tcPr>
           <w:p>
             <w:pPr>
-              <w:pStyle w:val="TableText"/>
+              <w:pStyle w:val="27"/>
               <w:spacing w:before="187" w:line="220" w:lineRule="auto"/>
               <w:ind w:left="559"/>
             </w:pPr>
-            <w:proofErr w:type="spellStart"/>
             <w:r>
               <w:rPr>
                 <w:spacing w:val="-6"/>
               </w:rPr>
               <w:t>审核</w:t>
             </w:r>
-            <w:proofErr w:type="spellEnd"/>
           </w:p>
         </w:tc>
       </w:tr>
       <w:tr>
+        <w:tblPrEx>
+          <w:tblBorders>
+            <w:top w:val="single" w:color="000000" w:sz="4" w:space="0"/>
+            <w:left w:val="single" w:color="000000" w:sz="4" w:space="0"/>
+            <w:bottom w:val="single" w:color="000000" w:sz="4" w:space="0"/>
+            <w:right w:val="single" w:color="000000" w:sz="4" w:space="0"/>
+            <w:insideH w:val="single" w:color="000000" w:sz="4" w:space="0"/>
+            <w:insideV w:val="single" w:color="000000" w:sz="4" w:space="0"/>
+          </w:tblBorders>
+          <w:tblCellMar>
+            <w:top w:w="0" w:type="dxa"/>
+            <w:left w:w="0" w:type="dxa"/>
+            <w:bottom w:w="0" w:type="dxa"/>
+            <w:right w:w="0" w:type="dxa"/>
+          </w:tblCellMar>
+        </w:tblPrEx>
         <w:trPr>
-          <w:trHeight w:val="488"/>
+          <w:trHeight w:val="488" w:hRule="atLeast"/>
           <w:jc w:val="center"/>
         </w:trPr>
         <w:tc>
@@ -495,7 +492,7 @@
           </w:tcPr>
           <w:p>
             <w:pPr>
-              <w:pStyle w:val="TableText"/>
+              <w:pStyle w:val="27"/>
               <w:spacing w:before="162" w:line="239" w:lineRule="auto"/>
               <w:ind w:left="538"/>
             </w:pPr>
@@ -514,7 +511,7 @@
           </w:tcPr>
           <w:p>
             <w:pPr>
-              <w:pStyle w:val="TableText"/>
+              <w:pStyle w:val="27"/>
               <w:spacing w:before="162"/>
               <w:ind w:left="313"/>
               <w:rPr>
@@ -559,18 +556,16 @@
           </w:tcPr>
           <w:p>
             <w:pPr>
-              <w:pStyle w:val="TableText"/>
+              <w:pStyle w:val="27"/>
               <w:spacing w:before="128" w:line="219" w:lineRule="auto"/>
               <w:ind w:left="698"/>
             </w:pPr>
-            <w:proofErr w:type="spellStart"/>
             <w:r>
               <w:rPr>
                 <w:spacing w:val="-3"/>
               </w:rPr>
               <w:t>发布版本</w:t>
             </w:r>
-            <w:proofErr w:type="spellEnd"/>
           </w:p>
         </w:tc>
         <w:tc>
@@ -580,7 +575,7 @@
           </w:tcPr>
           <w:p>
             <w:pPr>
-              <w:pStyle w:val="TableText"/>
+              <w:pStyle w:val="27"/>
               <w:spacing w:before="128" w:line="220" w:lineRule="auto"/>
               <w:ind w:left="639"/>
               <w:rPr>
@@ -604,7 +599,7 @@
           </w:tcPr>
           <w:p>
             <w:pPr>
-              <w:pStyle w:val="TableText"/>
+              <w:pStyle w:val="27"/>
               <w:spacing w:before="129" w:line="220" w:lineRule="auto"/>
               <w:ind w:left="439"/>
               <w:rPr>
@@ -624,8 +619,24 @@
         </w:tc>
       </w:tr>
       <w:tr>
+        <w:tblPrEx>
+          <w:tblBorders>
+            <w:top w:val="single" w:color="000000" w:sz="4" w:space="0"/>
+            <w:left w:val="single" w:color="000000" w:sz="4" w:space="0"/>
+            <w:bottom w:val="single" w:color="000000" w:sz="4" w:space="0"/>
+            <w:right w:val="single" w:color="000000" w:sz="4" w:space="0"/>
+            <w:insideH w:val="single" w:color="000000" w:sz="4" w:space="0"/>
+            <w:insideV w:val="single" w:color="000000" w:sz="4" w:space="0"/>
+          </w:tblBorders>
+          <w:tblCellMar>
+            <w:top w:w="0" w:type="dxa"/>
+            <w:left w:w="0" w:type="dxa"/>
+            <w:bottom w:w="0" w:type="dxa"/>
+            <w:right w:w="0" w:type="dxa"/>
+          </w:tblCellMar>
+        </w:tblPrEx>
         <w:trPr>
-          <w:trHeight w:val="528"/>
+          <w:trHeight w:val="528" w:hRule="atLeast"/>
           <w:jc w:val="center"/>
         </w:trPr>
         <w:tc>
@@ -665,8 +676,24 @@
         </w:tc>
       </w:tr>
       <w:tr>
+        <w:tblPrEx>
+          <w:tblBorders>
+            <w:top w:val="single" w:color="000000" w:sz="4" w:space="0"/>
+            <w:left w:val="single" w:color="000000" w:sz="4" w:space="0"/>
+            <w:bottom w:val="single" w:color="000000" w:sz="4" w:space="0"/>
+            <w:right w:val="single" w:color="000000" w:sz="4" w:space="0"/>
+            <w:insideH w:val="single" w:color="000000" w:sz="4" w:space="0"/>
+            <w:insideV w:val="single" w:color="000000" w:sz="4" w:space="0"/>
+          </w:tblBorders>
+          <w:tblCellMar>
+            <w:top w:w="0" w:type="dxa"/>
+            <w:left w:w="0" w:type="dxa"/>
+            <w:bottom w:w="0" w:type="dxa"/>
+            <w:right w:w="0" w:type="dxa"/>
+          </w:tblCellMar>
+        </w:tblPrEx>
         <w:trPr>
-          <w:trHeight w:val="589"/>
+          <w:trHeight w:val="589" w:hRule="atLeast"/>
           <w:jc w:val="center"/>
         </w:trPr>
         <w:tc>
@@ -706,8 +733,24 @@
         </w:tc>
       </w:tr>
       <w:tr>
+        <w:tblPrEx>
+          <w:tblBorders>
+            <w:top w:val="single" w:color="000000" w:sz="4" w:space="0"/>
+            <w:left w:val="single" w:color="000000" w:sz="4" w:space="0"/>
+            <w:bottom w:val="single" w:color="000000" w:sz="4" w:space="0"/>
+            <w:right w:val="single" w:color="000000" w:sz="4" w:space="0"/>
+            <w:insideH w:val="single" w:color="000000" w:sz="4" w:space="0"/>
+            <w:insideV w:val="single" w:color="000000" w:sz="4" w:space="0"/>
+          </w:tblBorders>
+          <w:tblCellMar>
+            <w:top w:w="0" w:type="dxa"/>
+            <w:left w:w="0" w:type="dxa"/>
+            <w:bottom w:w="0" w:type="dxa"/>
+            <w:right w:w="0" w:type="dxa"/>
+          </w:tblCellMar>
+        </w:tblPrEx>
         <w:trPr>
-          <w:trHeight w:val="589"/>
+          <w:trHeight w:val="589" w:hRule="atLeast"/>
           <w:jc w:val="center"/>
         </w:trPr>
         <w:tc>
@@ -764,24 +807,27 @@
           <w:docPartUnique/>
         </w:docPartObj>
       </w:sdtPr>
+      <w:sdtEndPr>
+        <w:rPr>
+          <w:rFonts w:ascii="宋体" w:hAnsi="宋体"/>
+        </w:rPr>
+      </w:sdtEndPr>
       <w:sdtContent>
         <w:p>
           <w:pPr>
             <w:spacing w:line="240" w:lineRule="auto"/>
             <w:jc w:val="center"/>
           </w:pPr>
-          <w:proofErr w:type="spellStart"/>
           <w:r>
             <w:rPr>
               <w:rFonts w:ascii="宋体" w:hAnsi="宋体"/>
             </w:rPr>
             <w:t>目录</w:t>
           </w:r>
-          <w:proofErr w:type="spellEnd"/>
         </w:p>
         <w:p>
           <w:pPr>
-            <w:pStyle w:val="10"/>
+            <w:pStyle w:val="17"/>
             <w:tabs>
               <w:tab w:val="right" w:leader="dot" w:pos="8697"/>
             </w:tabs>
@@ -795,305 +841,373 @@
           <w:r>
             <w:fldChar w:fldCharType="separate"/>
           </w:r>
-          <w:hyperlink w:anchor="_Toc25224" w:history="1">
-            <w:r>
-              <w:t xml:space="preserve">1. </w:t>
-            </w:r>
-            <w:r>
-              <w:rPr>
-                <w:rFonts w:hint="eastAsia"/>
-              </w:rPr>
-              <w:t>调查目的</w:t>
-            </w:r>
-            <w:r>
-              <w:tab/>
-            </w:r>
-            <w:r>
-              <w:fldChar w:fldCharType="begin"/>
-            </w:r>
-            <w:r>
-              <w:instrText xml:space="preserve"> PAGEREF _Toc25224 \h </w:instrText>
-            </w:r>
-            <w:r>
-              <w:fldChar w:fldCharType="separate"/>
-            </w:r>
-            <w:r>
-              <w:t>4</w:t>
-            </w:r>
-            <w:r>
-              <w:fldChar w:fldCharType="end"/>
-            </w:r>
-          </w:hyperlink>
+          <w:r>
+            <w:fldChar w:fldCharType="begin"/>
+          </w:r>
+          <w:r>
+            <w:instrText xml:space="preserve"> HYPERLINK \l "_Toc25224" </w:instrText>
+          </w:r>
+          <w:r>
+            <w:fldChar w:fldCharType="separate"/>
+          </w:r>
+          <w:r>
+            <w:t xml:space="preserve">1. </w:t>
+          </w:r>
+          <w:r>
+            <w:rPr>
+              <w:rFonts w:hint="eastAsia"/>
+            </w:rPr>
+            <w:t>调查目的</w:t>
+          </w:r>
+          <w:r>
+            <w:tab/>
+          </w:r>
+          <w:r>
+            <w:fldChar w:fldCharType="begin"/>
+          </w:r>
+          <w:r>
+            <w:instrText xml:space="preserve"> PAGEREF _Toc25224 \h </w:instrText>
+          </w:r>
+          <w:r>
+            <w:fldChar w:fldCharType="separate"/>
+          </w:r>
+          <w:r>
+            <w:t>4</w:t>
+          </w:r>
+          <w:r>
+            <w:fldChar w:fldCharType="end"/>
+          </w:r>
+          <w:r>
+            <w:fldChar w:fldCharType="end"/>
+          </w:r>
         </w:p>
         <w:p>
           <w:pPr>
-            <w:pStyle w:val="10"/>
+            <w:pStyle w:val="17"/>
             <w:tabs>
               <w:tab w:val="right" w:leader="dot" w:pos="8697"/>
             </w:tabs>
           </w:pPr>
-          <w:hyperlink w:anchor="_Toc27269" w:history="1">
-            <w:r>
-              <w:t xml:space="preserve">2. </w:t>
-            </w:r>
-            <w:r>
-              <w:rPr>
-                <w:rFonts w:hint="eastAsia"/>
-              </w:rPr>
-              <w:t>调查范围</w:t>
-            </w:r>
-            <w:r>
-              <w:tab/>
-            </w:r>
-            <w:r>
-              <w:fldChar w:fldCharType="begin"/>
-            </w:r>
-            <w:r>
-              <w:instrText xml:space="preserve"> PAGEREF _Toc27269 \h </w:instrText>
-            </w:r>
-            <w:r>
-              <w:fldChar w:fldCharType="separate"/>
-            </w:r>
-            <w:r>
-              <w:t>4</w:t>
-            </w:r>
-            <w:r>
-              <w:fldChar w:fldCharType="end"/>
-            </w:r>
-          </w:hyperlink>
+          <w:r>
+            <w:fldChar w:fldCharType="begin"/>
+          </w:r>
+          <w:r>
+            <w:instrText xml:space="preserve"> HYPERLINK \l "_Toc27269" </w:instrText>
+          </w:r>
+          <w:r>
+            <w:fldChar w:fldCharType="separate"/>
+          </w:r>
+          <w:r>
+            <w:t xml:space="preserve">2. </w:t>
+          </w:r>
+          <w:r>
+            <w:rPr>
+              <w:rFonts w:hint="eastAsia"/>
+            </w:rPr>
+            <w:t>调查范围</w:t>
+          </w:r>
+          <w:r>
+            <w:tab/>
+          </w:r>
+          <w:r>
+            <w:fldChar w:fldCharType="begin"/>
+          </w:r>
+          <w:r>
+            <w:instrText xml:space="preserve"> PAGEREF _Toc27269 \h </w:instrText>
+          </w:r>
+          <w:r>
+            <w:fldChar w:fldCharType="separate"/>
+          </w:r>
+          <w:r>
+            <w:t>4</w:t>
+          </w:r>
+          <w:r>
+            <w:fldChar w:fldCharType="end"/>
+          </w:r>
+          <w:r>
+            <w:fldChar w:fldCharType="end"/>
+          </w:r>
         </w:p>
         <w:p>
           <w:pPr>
-            <w:pStyle w:val="10"/>
+            <w:pStyle w:val="17"/>
             <w:tabs>
               <w:tab w:val="right" w:leader="dot" w:pos="8697"/>
             </w:tabs>
           </w:pPr>
-          <w:hyperlink w:anchor="_Toc4998" w:history="1">
-            <w:r>
-              <w:t xml:space="preserve">3. </w:t>
-            </w:r>
-            <w:r>
-              <w:rPr>
-                <w:rFonts w:hint="eastAsia"/>
-              </w:rPr>
-              <w:t>调查时间安排</w:t>
-            </w:r>
-            <w:r>
-              <w:tab/>
-            </w:r>
-            <w:r>
-              <w:fldChar w:fldCharType="begin"/>
-            </w:r>
-            <w:r>
-              <w:instrText xml:space="preserve"> PAGEREF _T</w:instrText>
-            </w:r>
-            <w:r>
-              <w:instrText xml:space="preserve">oc4998 \h </w:instrText>
-            </w:r>
-            <w:r>
-              <w:fldChar w:fldCharType="separate"/>
-            </w:r>
-            <w:r>
-              <w:t>4</w:t>
-            </w:r>
-            <w:r>
-              <w:fldChar w:fldCharType="end"/>
-            </w:r>
-          </w:hyperlink>
+          <w:r>
+            <w:fldChar w:fldCharType="begin"/>
+          </w:r>
+          <w:r>
+            <w:instrText xml:space="preserve"> HYPERLINK \l "_Toc4998" </w:instrText>
+          </w:r>
+          <w:r>
+            <w:fldChar w:fldCharType="separate"/>
+          </w:r>
+          <w:r>
+            <w:t xml:space="preserve">3. </w:t>
+          </w:r>
+          <w:r>
+            <w:rPr>
+              <w:rFonts w:hint="eastAsia"/>
+            </w:rPr>
+            <w:t>调查时间安排</w:t>
+          </w:r>
+          <w:r>
+            <w:tab/>
+          </w:r>
+          <w:r>
+            <w:fldChar w:fldCharType="begin"/>
+          </w:r>
+          <w:r>
+            <w:instrText xml:space="preserve"> PAGEREF _Toc4998 \h </w:instrText>
+          </w:r>
+          <w:r>
+            <w:fldChar w:fldCharType="separate"/>
+          </w:r>
+          <w:r>
+            <w:t>4</w:t>
+          </w:r>
+          <w:r>
+            <w:fldChar w:fldCharType="end"/>
+          </w:r>
+          <w:r>
+            <w:fldChar w:fldCharType="end"/>
+          </w:r>
         </w:p>
         <w:p>
           <w:pPr>
-            <w:pStyle w:val="10"/>
+            <w:pStyle w:val="17"/>
             <w:tabs>
               <w:tab w:val="right" w:leader="dot" w:pos="8697"/>
             </w:tabs>
           </w:pPr>
-          <w:hyperlink w:anchor="_Toc5706" w:history="1">
-            <w:r>
-              <w:t xml:space="preserve">4. </w:t>
-            </w:r>
-            <w:r>
-              <w:rPr>
-                <w:rFonts w:hint="eastAsia"/>
-              </w:rPr>
-              <w:t>调查方式</w:t>
-            </w:r>
-            <w:r>
-              <w:tab/>
-            </w:r>
-            <w:r>
-              <w:fldChar w:fldCharType="begin"/>
-            </w:r>
-            <w:r>
-              <w:instrText xml:space="preserve"> PAGEREF _Toc5706 \h </w:instrText>
-            </w:r>
-            <w:r>
-              <w:fldChar w:fldCharType="separate"/>
-            </w:r>
-            <w:r>
-              <w:t>4</w:t>
-            </w:r>
-            <w:r>
-              <w:fldChar w:fldCharType="end"/>
-            </w:r>
-          </w:hyperlink>
+          <w:r>
+            <w:fldChar w:fldCharType="begin"/>
+          </w:r>
+          <w:r>
+            <w:instrText xml:space="preserve"> HYPERLINK \l "_Toc5706" </w:instrText>
+          </w:r>
+          <w:r>
+            <w:fldChar w:fldCharType="separate"/>
+          </w:r>
+          <w:r>
+            <w:t xml:space="preserve">4. </w:t>
+          </w:r>
+          <w:r>
+            <w:rPr>
+              <w:rFonts w:hint="eastAsia"/>
+            </w:rPr>
+            <w:t>调查方式</w:t>
+          </w:r>
+          <w:r>
+            <w:tab/>
+          </w:r>
+          <w:r>
+            <w:fldChar w:fldCharType="begin"/>
+          </w:r>
+          <w:r>
+            <w:instrText xml:space="preserve"> PAGEREF _Toc5706 \h </w:instrText>
+          </w:r>
+          <w:r>
+            <w:fldChar w:fldCharType="separate"/>
+          </w:r>
+          <w:r>
+            <w:t>4</w:t>
+          </w:r>
+          <w:r>
+            <w:fldChar w:fldCharType="end"/>
+          </w:r>
+          <w:r>
+            <w:fldChar w:fldCharType="end"/>
+          </w:r>
         </w:p>
         <w:p>
           <w:pPr>
-            <w:pStyle w:val="10"/>
+            <w:pStyle w:val="17"/>
             <w:tabs>
               <w:tab w:val="right" w:leader="dot" w:pos="8697"/>
             </w:tabs>
           </w:pPr>
-          <w:hyperlink w:anchor="_Toc4762" w:history="1">
-            <w:r>
-              <w:t xml:space="preserve">5. </w:t>
-            </w:r>
-            <w:r>
-              <w:t>调查内容与评价项</w:t>
-            </w:r>
-            <w:r>
-              <w:tab/>
-            </w:r>
-            <w:r>
-              <w:fldChar w:fldCharType="begin"/>
-            </w:r>
-            <w:r>
-              <w:instrText xml:space="preserve"> PAGEREF _Toc4762 \h </w:instrText>
-            </w:r>
-            <w:r>
-              <w:fldChar w:fldCharType="separate"/>
-            </w:r>
-            <w:r>
-              <w:t>4</w:t>
-            </w:r>
-            <w:r>
-              <w:fldChar w:fldCharType="end"/>
-            </w:r>
-          </w:hyperlink>
+          <w:r>
+            <w:fldChar w:fldCharType="begin"/>
+          </w:r>
+          <w:r>
+            <w:instrText xml:space="preserve"> HYPERLINK \l "_Toc4762" </w:instrText>
+          </w:r>
+          <w:r>
+            <w:fldChar w:fldCharType="separate"/>
+          </w:r>
+          <w:r>
+            <w:t>5. 调查内容与评价项</w:t>
+          </w:r>
+          <w:r>
+            <w:tab/>
+          </w:r>
+          <w:r>
+            <w:fldChar w:fldCharType="begin"/>
+          </w:r>
+          <w:r>
+            <w:instrText xml:space="preserve"> PAGEREF _Toc4762 \h </w:instrText>
+          </w:r>
+          <w:r>
+            <w:fldChar w:fldCharType="separate"/>
+          </w:r>
+          <w:r>
+            <w:t>4</w:t>
+          </w:r>
+          <w:r>
+            <w:fldChar w:fldCharType="end"/>
+          </w:r>
+          <w:r>
+            <w:fldChar w:fldCharType="end"/>
+          </w:r>
         </w:p>
         <w:p>
           <w:pPr>
-            <w:pStyle w:val="10"/>
+            <w:pStyle w:val="17"/>
             <w:tabs>
               <w:tab w:val="right" w:leader="dot" w:pos="8697"/>
             </w:tabs>
           </w:pPr>
-          <w:hyperlink w:anchor="_Toc22023" w:history="1">
-            <w:r>
-              <w:rPr>
-                <w:lang w:eastAsia="zh-CN"/>
-              </w:rPr>
-              <w:t xml:space="preserve">6. </w:t>
-            </w:r>
-            <w:r>
-              <w:rPr>
-                <w:rFonts w:hint="eastAsia"/>
-                <w:lang w:eastAsia="zh-CN"/>
-              </w:rPr>
-              <w:t>满意度计算方式</w:t>
-            </w:r>
-            <w:r>
-              <w:tab/>
-            </w:r>
-            <w:r>
-              <w:fldChar w:fldCharType="begin"/>
-            </w:r>
-            <w:r>
-              <w:instrText xml:space="preserve"> PAGEREF _Toc22023 \h </w:instrText>
-            </w:r>
-            <w:r>
-              <w:fldChar w:fldCharType="separate"/>
-            </w:r>
-            <w:r>
-              <w:t>5</w:t>
-            </w:r>
-            <w:r>
-              <w:fldChar w:fldCharType="end"/>
-            </w:r>
-          </w:hyperlink>
+          <w:r>
+            <w:fldChar w:fldCharType="begin"/>
+          </w:r>
+          <w:r>
+            <w:instrText xml:space="preserve"> HYPERLINK \l "_Toc22023" </w:instrText>
+          </w:r>
+          <w:r>
+            <w:fldChar w:fldCharType="separate"/>
+          </w:r>
+          <w:r>
+            <w:rPr>
+              <w:lang w:eastAsia="zh-CN"/>
+            </w:rPr>
+            <w:t xml:space="preserve">6. </w:t>
+          </w:r>
+          <w:r>
+            <w:rPr>
+              <w:rFonts w:hint="eastAsia"/>
+              <w:lang w:eastAsia="zh-CN"/>
+            </w:rPr>
+            <w:t>满意度计算方式</w:t>
+          </w:r>
+          <w:r>
+            <w:tab/>
+          </w:r>
+          <w:r>
+            <w:fldChar w:fldCharType="begin"/>
+          </w:r>
+          <w:r>
+            <w:instrText xml:space="preserve"> PAGEREF _Toc22023 \h </w:instrText>
+          </w:r>
+          <w:r>
+            <w:fldChar w:fldCharType="separate"/>
+          </w:r>
+          <w:r>
+            <w:t>5</w:t>
+          </w:r>
+          <w:r>
+            <w:fldChar w:fldCharType="end"/>
+          </w:r>
+          <w:r>
+            <w:fldChar w:fldCharType="end"/>
+          </w:r>
         </w:p>
         <w:p>
           <w:pPr>
-            <w:pStyle w:val="10"/>
+            <w:pStyle w:val="17"/>
             <w:tabs>
               <w:tab w:val="right" w:leader="dot" w:pos="8697"/>
             </w:tabs>
           </w:pPr>
-          <w:hyperlink w:anchor="_Toc20506" w:history="1">
-            <w:r>
-              <w:rPr>
-                <w:lang w:eastAsia="zh-CN"/>
-              </w:rPr>
-              <w:t xml:space="preserve">7. </w:t>
-            </w:r>
-            <w:r>
-              <w:rPr>
-                <w:rFonts w:hint="eastAsia"/>
-                <w:lang w:eastAsia="zh-CN"/>
-              </w:rPr>
-              <w:t>实施责任与分工</w:t>
-            </w:r>
-            <w:r>
-              <w:tab/>
-            </w:r>
-            <w:r>
-              <w:fldChar w:fldCharType="begin"/>
-            </w:r>
-            <w:r>
-              <w:instrText xml:space="preserve"> PAGEREF _Toc20506 \h </w:instrText>
-            </w:r>
-            <w:r>
-              <w:fldChar w:fldCharType="separate"/>
-            </w:r>
-            <w:r>
-              <w:t>5</w:t>
-            </w:r>
-            <w:r>
-              <w:fldChar w:fldCharType="end"/>
-            </w:r>
-          </w:hyperlink>
+          <w:r>
+            <w:fldChar w:fldCharType="begin"/>
+          </w:r>
+          <w:r>
+            <w:instrText xml:space="preserve"> HYPERLINK \l "_Toc20506" </w:instrText>
+          </w:r>
+          <w:r>
+            <w:fldChar w:fldCharType="separate"/>
+          </w:r>
+          <w:r>
+            <w:rPr>
+              <w:lang w:eastAsia="zh-CN"/>
+            </w:rPr>
+            <w:t xml:space="preserve">7. </w:t>
+          </w:r>
+          <w:r>
+            <w:rPr>
+              <w:rFonts w:hint="eastAsia"/>
+              <w:lang w:eastAsia="zh-CN"/>
+            </w:rPr>
+            <w:t>实施责任与分工</w:t>
+          </w:r>
+          <w:r>
+            <w:tab/>
+          </w:r>
+          <w:r>
+            <w:fldChar w:fldCharType="begin"/>
+          </w:r>
+          <w:r>
+            <w:instrText xml:space="preserve"> PAGEREF _Toc20506 \h </w:instrText>
+          </w:r>
+          <w:r>
+            <w:fldChar w:fldCharType="separate"/>
+          </w:r>
+          <w:r>
+            <w:t>5</w:t>
+          </w:r>
+          <w:r>
+            <w:fldChar w:fldCharType="end"/>
+          </w:r>
+          <w:r>
+            <w:fldChar w:fldCharType="end"/>
+          </w:r>
         </w:p>
         <w:p>
           <w:pPr>
-            <w:pStyle w:val="10"/>
+            <w:pStyle w:val="17"/>
             <w:tabs>
               <w:tab w:val="right" w:leader="dot" w:pos="8697"/>
             </w:tabs>
           </w:pPr>
-          <w:hyperlink w:anchor="_Toc3202" w:history="1">
-            <w:r>
-              <w:rPr>
-                <w:lang w:eastAsia="zh-CN"/>
-              </w:rPr>
-              <w:t xml:space="preserve">8. </w:t>
-            </w:r>
-            <w:r>
-              <w:rPr>
-                <w:lang w:eastAsia="zh-CN"/>
-              </w:rPr>
-              <w:t>后续改进</w:t>
-            </w:r>
-            <w:r>
-              <w:tab/>
-            </w:r>
-            <w:r>
-              <w:fldChar w:fldCharType="begin"/>
-            </w:r>
-            <w:r>
-              <w:instrText xml:space="preserve"> PAGEREF _Toc3202 \h </w:instrText>
-            </w:r>
-            <w:r>
-              <w:fldChar w:fldCharType="separate"/>
-            </w:r>
-            <w:r>
-              <w:t>5</w:t>
-            </w:r>
-            <w:r>
-              <w:fldChar w:fldCharType="end"/>
-            </w:r>
-          </w:hyperlink>
+          <w:r>
+            <w:fldChar w:fldCharType="begin"/>
+          </w:r>
+          <w:r>
+            <w:instrText xml:space="preserve"> HYPERLINK \l "_Toc3202" </w:instrText>
+          </w:r>
+          <w:r>
+            <w:fldChar w:fldCharType="separate"/>
+          </w:r>
+          <w:r>
+            <w:rPr>
+              <w:lang w:eastAsia="zh-CN"/>
+            </w:rPr>
+            <w:t>8. 后续改进</w:t>
+          </w:r>
+          <w:r>
+            <w:tab/>
+          </w:r>
+          <w:r>
+            <w:fldChar w:fldCharType="begin"/>
+          </w:r>
+          <w:r>
+            <w:instrText xml:space="preserve"> PAGEREF _Toc3202 \h </w:instrText>
+          </w:r>
+          <w:r>
+            <w:fldChar w:fldCharType="separate"/>
+          </w:r>
+          <w:r>
+            <w:t>5</w:t>
+          </w:r>
+          <w:r>
+            <w:fldChar w:fldCharType="end"/>
+          </w:r>
+          <w:r>
+            <w:fldChar w:fldCharType="end"/>
+          </w:r>
         </w:p>
         <w:p>
           <w:r>
@@ -1110,23 +1224,20 @@
     </w:p>
     <w:p>
       <w:pPr>
-        <w:pStyle w:val="11"/>
+        <w:pStyle w:val="30"/>
       </w:pPr>
       <w:bookmarkStart w:id="0" w:name="_Toc25224"/>
-      <w:proofErr w:type="spellStart"/>
-      <w:r>
-        <w:rPr>
-          <w:rFonts w:hint="eastAsia"/>
-        </w:rPr>
-        <w:lastRenderedPageBreak/>
+      <w:r>
+        <w:rPr>
+          <w:rFonts w:hint="eastAsia"/>
+        </w:rPr>
         <w:t>调查目的</w:t>
       </w:r>
       <w:bookmarkEnd w:id="0"/>
-      <w:proofErr w:type="spellEnd"/>
     </w:p>
     <w:p>
       <w:pPr>
-        <w:pStyle w:val="ad"/>
+        <w:pStyle w:val="31"/>
         <w:ind w:firstLine="480"/>
       </w:pPr>
       <w:r>
@@ -1138,214 +1249,295 @@
     </w:p>
     <w:p>
       <w:pPr>
-        <w:pStyle w:val="11"/>
+        <w:pStyle w:val="30"/>
       </w:pPr>
       <w:bookmarkStart w:id="1" w:name="_Toc27269"/>
-      <w:proofErr w:type="spellStart"/>
-      <w:r>
-        <w:rPr>
-          <w:rFonts w:hint="eastAsia"/>
-        </w:rPr>
-        <w:t>调查范</w:t>
-      </w:r>
-      <w:r>
-        <w:rPr>
-          <w:rFonts w:hint="eastAsia"/>
-        </w:rPr>
-        <w:t>围</w:t>
+      <w:r>
+        <w:rPr>
+          <w:rFonts w:hint="eastAsia"/>
+        </w:rPr>
+        <w:t>调查范围</w:t>
       </w:r>
       <w:bookmarkEnd w:id="1"/>
-      <w:proofErr w:type="spellEnd"/>
     </w:p>
     <w:p>
       <w:pPr>
-        <w:pStyle w:val="ad"/>
+        <w:pStyle w:val="31"/>
         <w:ind w:firstLine="480"/>
+        <w:rPr>
+          <w:rFonts w:hint="eastAsia"/>
+        </w:rPr>
       </w:pPr>
-      <w:r>
-        <w:rPr>
-          <w:rFonts w:hint="eastAsia"/>
-        </w:rPr>
-        <w:t>公司当前主要运维服务客户，包括但不限于：甘肃省人民医院、甘肃省中医院、平度市第三人民医院、平度市人民医院、甘肃省第二人民医院、中国动物卫生与流行病学中心等。</w:t>
-      </w:r>
+      <w:bookmarkStart w:id="8" w:name="_GoBack"/>
+      <w:r>
+        <w:rPr>
+          <w:rFonts w:hint="eastAsia"/>
+        </w:rPr>
+        <w:t>公司当前主要运维服务客户，包括但不限于：</w:t>
+      </w:r>
+      <w:r>
+        <w:rPr>
+          <w:rFonts w:hint="eastAsia"/>
+        </w:rPr>
+        <w:fldChar w:fldCharType="begin"/>
+      </w:r>
+      <w:r>
+        <w:rPr>
+          <w:rFonts w:hint="eastAsia"/>
+        </w:rPr>
+        <w:instrText xml:space="preserve"> HYPERLINK "https://www.qcc.com/firm/f20a1f06b9c71b7c6023000c4ad75927.html" \t "https://www.qcc.com/crun/_blank" </w:instrText>
+      </w:r>
+      <w:r>
+        <w:rPr>
+          <w:rFonts w:hint="eastAsia"/>
+        </w:rPr>
+        <w:fldChar w:fldCharType="separate"/>
+      </w:r>
+      <w:r>
+        <w:rPr>
+          <w:rFonts w:hint="eastAsia"/>
+        </w:rPr>
+        <w:t>华夏银行股份有限公司南京分行</w:t>
+      </w:r>
+      <w:r>
+        <w:rPr>
+          <w:rFonts w:hint="eastAsia"/>
+        </w:rPr>
+        <w:fldChar w:fldCharType="end"/>
+      </w:r>
+      <w:r>
+        <w:rPr>
+          <w:rFonts w:hint="eastAsia"/>
+        </w:rPr>
+        <w:t>、</w:t>
+      </w:r>
+      <w:r>
+        <w:rPr>
+          <w:rFonts w:hint="eastAsia"/>
+        </w:rPr>
+        <w:fldChar w:fldCharType="begin"/>
+      </w:r>
+      <w:r>
+        <w:rPr>
+          <w:rFonts w:hint="eastAsia"/>
+        </w:rPr>
+        <w:instrText xml:space="preserve"> HYPERLINK "https://www.qcc.com/firm/340789780d2b2d9875e71eb7820f3924.html" \t "https://www.qcc.com/crun/_blank" </w:instrText>
+      </w:r>
+      <w:r>
+        <w:rPr>
+          <w:rFonts w:hint="eastAsia"/>
+        </w:rPr>
+        <w:fldChar w:fldCharType="separate"/>
+      </w:r>
+      <w:r>
+        <w:rPr>
+          <w:rFonts w:hint="eastAsia"/>
+        </w:rPr>
+        <w:t>南京南自华盾数字技术有限公司</w:t>
+      </w:r>
+      <w:r>
+        <w:rPr>
+          <w:rFonts w:hint="eastAsia"/>
+        </w:rPr>
+        <w:fldChar w:fldCharType="end"/>
+      </w:r>
+      <w:r>
+        <w:rPr>
+          <w:rFonts w:hint="eastAsia"/>
+        </w:rPr>
+        <w:t>、</w:t>
+      </w:r>
+      <w:r>
+        <w:rPr>
+          <w:rFonts w:hint="eastAsia"/>
+        </w:rPr>
+        <w:fldChar w:fldCharType="begin"/>
+      </w:r>
+      <w:r>
+        <w:rPr>
+          <w:rFonts w:hint="eastAsia"/>
+        </w:rPr>
+        <w:instrText xml:space="preserve"> HYPERLINK "https://www.qcc.com/firm/gaa6f4a62ebc23db01592daf8ce33209.html" \t "https://www.qcc.com/crun/_blank" </w:instrText>
+      </w:r>
+      <w:r>
+        <w:rPr>
+          <w:rFonts w:hint="eastAsia"/>
+        </w:rPr>
+        <w:fldChar w:fldCharType="separate"/>
+      </w:r>
+      <w:r>
+        <w:rPr>
+          <w:rFonts w:hint="eastAsia"/>
+        </w:rPr>
+        <w:t>涟水县行政审批局</w:t>
+      </w:r>
+      <w:r>
+        <w:rPr>
+          <w:rFonts w:hint="eastAsia"/>
+        </w:rPr>
+        <w:fldChar w:fldCharType="end"/>
+      </w:r>
+      <w:r>
+        <w:rPr>
+          <w:rFonts w:hint="eastAsia"/>
+        </w:rPr>
+        <w:t>、</w:t>
+      </w:r>
+      <w:r>
+        <w:rPr>
+          <w:rFonts w:hint="eastAsia"/>
+        </w:rPr>
+        <w:fldChar w:fldCharType="begin"/>
+      </w:r>
+      <w:r>
+        <w:rPr>
+          <w:rFonts w:hint="eastAsia"/>
+        </w:rPr>
+        <w:instrText xml:space="preserve"> HYPERLINK "https://www.qcc.com/firm/e478887f4a49ce272f64b2f610ae96fb.html" \t "https://www.qcc.com/crun/_blank" </w:instrText>
+      </w:r>
+      <w:r>
+        <w:rPr>
+          <w:rFonts w:hint="eastAsia"/>
+        </w:rPr>
+        <w:fldChar w:fldCharType="separate"/>
+      </w:r>
+      <w:r>
+        <w:rPr>
+          <w:rFonts w:hint="eastAsia"/>
+        </w:rPr>
+        <w:t>中国电信股份有限公司无锡分公司</w:t>
+      </w:r>
+      <w:r>
+        <w:rPr>
+          <w:rFonts w:hint="eastAsia"/>
+        </w:rPr>
+        <w:fldChar w:fldCharType="end"/>
+      </w:r>
+      <w:r>
+        <w:rPr>
+          <w:rFonts w:hint="eastAsia"/>
+        </w:rPr>
+        <w:t>、淮安生态文旅区财政局</w:t>
+      </w:r>
+      <w:r>
+        <w:rPr>
+          <w:rFonts w:hint="eastAsia"/>
+        </w:rPr>
+        <w:t>、</w:t>
+      </w:r>
+      <w:r>
+        <w:rPr>
+          <w:rFonts w:hint="eastAsia"/>
+        </w:rPr>
+        <w:fldChar w:fldCharType="begin"/>
+      </w:r>
+      <w:r>
+        <w:rPr>
+          <w:rFonts w:hint="eastAsia"/>
+        </w:rPr>
+        <w:instrText xml:space="preserve"> HYPERLINK "https://www.qcc.com/firm/ge6d2b6a455c55fd61e0047ea092b5f7.html" \t "https://www.qcc.com/crun/_blank" </w:instrText>
+      </w:r>
+      <w:r>
+        <w:rPr>
+          <w:rFonts w:hint="eastAsia"/>
+        </w:rPr>
+        <w:fldChar w:fldCharType="separate"/>
+      </w:r>
+      <w:r>
+        <w:rPr>
+          <w:rFonts w:hint="eastAsia"/>
+        </w:rPr>
+        <w:t>灌南县财政局</w:t>
+      </w:r>
+      <w:r>
+        <w:rPr>
+          <w:rFonts w:hint="eastAsia"/>
+        </w:rPr>
+        <w:fldChar w:fldCharType="end"/>
+      </w:r>
+      <w:r>
+        <w:rPr>
+          <w:rFonts w:hint="eastAsia"/>
+        </w:rPr>
+        <w:t>等。</w:t>
+      </w:r>
+    </w:p>
+    <w:bookmarkEnd w:id="8"/>
+    <w:p>
+      <w:pPr>
+        <w:pStyle w:val="30"/>
+      </w:pPr>
+      <w:bookmarkStart w:id="2" w:name="_Toc4998"/>
+      <w:r>
+        <w:rPr>
+          <w:rFonts w:hint="eastAsia"/>
+        </w:rPr>
+        <w:t>调查时间安排</w:t>
+      </w:r>
+      <w:bookmarkEnd w:id="2"/>
     </w:p>
     <w:p>
       <w:pPr>
-        <w:pStyle w:val="11"/>
+        <w:pStyle w:val="31"/>
+        <w:ind w:firstLine="480"/>
       </w:pPr>
-      <w:bookmarkStart w:id="2" w:name="_Toc4998"/>
-      <w:proofErr w:type="spellStart"/>
-      <w:r>
-        <w:rPr>
-          <w:rFonts w:hint="eastAsia"/>
-        </w:rPr>
-        <w:t>调查时间安排</w:t>
-      </w:r>
-      <w:bookmarkEnd w:id="2"/>
-      <w:proofErr w:type="spellEnd"/>
+      <w:r>
+        <w:rPr>
+          <w:rFonts w:hint="eastAsia"/>
+        </w:rPr>
+        <w:t>调查执行期：2025年12月10日-12月13日</w:t>
+      </w:r>
     </w:p>
     <w:p>
       <w:pPr>
-        <w:pStyle w:val="ad"/>
+        <w:pStyle w:val="31"/>
         <w:ind w:firstLine="480"/>
       </w:pPr>
       <w:r>
         <w:rPr>
           <w:rFonts w:hint="eastAsia"/>
         </w:rPr>
-        <w:t>调查执行期：</w:t>
-      </w:r>
-      <w:r>
-        <w:rPr>
-          <w:rFonts w:hint="eastAsia"/>
-        </w:rPr>
-        <w:t xml:space="preserve"> 2025</w:t>
-      </w:r>
-      <w:r>
-        <w:rPr>
-          <w:rFonts w:hint="eastAsia"/>
-        </w:rPr>
-        <w:t>年</w:t>
-      </w:r>
-      <w:r>
-        <w:rPr>
-          <w:rFonts w:hint="eastAsia"/>
-        </w:rPr>
-        <w:t>12</w:t>
-      </w:r>
-      <w:r>
-        <w:rPr>
-          <w:rFonts w:hint="eastAsia"/>
-        </w:rPr>
-        <w:t>月</w:t>
-      </w:r>
-      <w:r>
-        <w:rPr>
-          <w:rFonts w:hint="eastAsia"/>
-        </w:rPr>
-        <w:t>10</w:t>
-      </w:r>
-      <w:r>
-        <w:rPr>
-          <w:rFonts w:hint="eastAsia"/>
-        </w:rPr>
-        <w:t>日</w:t>
-      </w:r>
-      <w:r>
-        <w:rPr>
-          <w:rFonts w:hint="eastAsia"/>
-        </w:rPr>
-        <w:t xml:space="preserve"> - 12</w:t>
-      </w:r>
-      <w:r>
-        <w:rPr>
-          <w:rFonts w:hint="eastAsia"/>
-        </w:rPr>
-        <w:t>月</w:t>
-      </w:r>
-      <w:r>
-        <w:rPr>
-          <w:rFonts w:hint="eastAsia"/>
-        </w:rPr>
-        <w:t>13</w:t>
-      </w:r>
-      <w:r>
-        <w:rPr>
-          <w:rFonts w:hint="eastAsia"/>
-        </w:rPr>
-        <w:t>日</w:t>
+        <w:t>数据汇总与报告撰写：2025年12月14日</w:t>
       </w:r>
     </w:p>
     <w:p>
       <w:pPr>
-        <w:pStyle w:val="ad"/>
-        <w:ind w:firstLine="480"/>
+        <w:pStyle w:val="30"/>
       </w:pPr>
-      <w:r>
-        <w:rPr>
-          <w:rFonts w:hint="eastAsia"/>
-        </w:rPr>
-        <w:t>数据汇总与报告撰写：</w:t>
-      </w:r>
-      <w:r>
-        <w:rPr>
-          <w:rFonts w:hint="eastAsia"/>
-        </w:rPr>
-        <w:t xml:space="preserve"> 2025</w:t>
-      </w:r>
-      <w:r>
-        <w:rPr>
-          <w:rFonts w:hint="eastAsia"/>
-        </w:rPr>
-        <w:t>年</w:t>
-      </w:r>
-      <w:r>
-        <w:rPr>
-          <w:rFonts w:hint="eastAsia"/>
-        </w:rPr>
-        <w:t>12</w:t>
-      </w:r>
-      <w:r>
-        <w:rPr>
-          <w:rFonts w:hint="eastAsia"/>
-        </w:rPr>
-        <w:t>月</w:t>
-      </w:r>
-      <w:r>
-        <w:rPr>
-          <w:rFonts w:hint="eastAsia"/>
-        </w:rPr>
-        <w:t>14</w:t>
-      </w:r>
-      <w:r>
-        <w:rPr>
-          <w:rFonts w:hint="eastAsia"/>
-        </w:rPr>
-        <w:t>日</w:t>
-      </w:r>
+      <w:bookmarkStart w:id="3" w:name="_Toc5706"/>
+      <w:r>
+        <w:rPr>
+          <w:rFonts w:hint="eastAsia"/>
+        </w:rPr>
+        <w:t>调查方式</w:t>
+      </w:r>
+      <w:bookmarkEnd w:id="3"/>
     </w:p>
     <w:p>
       <w:pPr>
-        <w:pStyle w:val="11"/>
+        <w:pStyle w:val="31"/>
+        <w:ind w:firstLine="480"/>
       </w:pPr>
-      <w:bookmarkStart w:id="3" w:name="_Toc5706"/>
-      <w:proofErr w:type="spellStart"/>
-      <w:r>
-        <w:rPr>
-          <w:rFonts w:hint="eastAsia"/>
-        </w:rPr>
-        <w:t>调查方式</w:t>
-      </w:r>
-      <w:bookmarkEnd w:id="3"/>
-      <w:proofErr w:type="spellEnd"/>
+      <w:r>
+        <w:rPr>
+          <w:rFonts w:hint="eastAsia"/>
+        </w:rPr>
+        <w:t>主要以电子邮件形式发送《客户满意度调查表》进行问卷调研，并对重点客户辅以电话回访确认。</w:t>
+      </w:r>
     </w:p>
     <w:p>
       <w:pPr>
-        <w:pStyle w:val="ad"/>
-        <w:ind w:firstLine="480"/>
+        <w:pStyle w:val="30"/>
       </w:pPr>
-      <w:r>
-        <w:rPr>
-          <w:rFonts w:hint="eastAsia"/>
-        </w:rPr>
-        <w:t>主要以电子邮件形式发送《客户满意度调查表》进行问卷调研，并对重点客户辅以电话回访确认。</w:t>
-      </w:r>
+      <w:bookmarkStart w:id="4" w:name="_Toc4762"/>
+      <w:r>
+        <w:t>调查内容与评价项</w:t>
+      </w:r>
+      <w:bookmarkEnd w:id="4"/>
     </w:p>
     <w:p>
       <w:pPr>
-        <w:pStyle w:val="11"/>
-      </w:pPr>
-      <w:bookmarkStart w:id="4" w:name="_Toc4762"/>
-      <w:proofErr w:type="spellStart"/>
-      <w:r>
-        <w:t>调查内容与评价项</w:t>
-      </w:r>
-      <w:bookmarkEnd w:id="4"/>
-      <w:proofErr w:type="spellEnd"/>
-    </w:p>
-    <w:p>
-      <w:pPr>
-        <w:pStyle w:val="ad"/>
+        <w:pStyle w:val="31"/>
         <w:ind w:firstLine="480"/>
       </w:pPr>
       <w:r>
@@ -1354,31 +1546,48 @@
     </w:p>
     <w:tbl>
       <w:tblPr>
+        <w:tblStyle w:val="21"/>
         <w:tblW w:w="0" w:type="auto"/>
         <w:jc w:val="center"/>
         <w:tblBorders>
-          <w:top w:val="nil"/>
-          <w:left w:val="nil"/>
-          <w:bottom w:val="nil"/>
-          <w:right w:val="nil"/>
-          <w:insideH w:val="nil"/>
-          <w:insideV w:val="nil"/>
+          <w:top w:val="none" w:color="auto" w:sz="0" w:space="0"/>
+          <w:left w:val="none" w:color="auto" w:sz="0" w:space="0"/>
+          <w:bottom w:val="none" w:color="auto" w:sz="0" w:space="0"/>
+          <w:right w:val="none" w:color="auto" w:sz="0" w:space="0"/>
+          <w:insideH w:val="none" w:color="auto" w:sz="0" w:space="0"/>
+          <w:insideV w:val="none" w:color="auto" w:sz="0" w:space="0"/>
         </w:tblBorders>
+        <w:tblLayout w:type="autofit"/>
         <w:tblCellMar>
           <w:top w:w="15" w:type="dxa"/>
           <w:left w:w="15" w:type="dxa"/>
           <w:bottom w:w="15" w:type="dxa"/>
           <w:right w:w="15" w:type="dxa"/>
         </w:tblCellMar>
-        <w:tblLook w:val="04A0"/>
       </w:tblPr>
       <w:tblGrid>
-        <w:gridCol w:w="552"/>
+        <w:gridCol w:w="557"/>
         <w:gridCol w:w="1644"/>
         <w:gridCol w:w="924"/>
-        <w:gridCol w:w="4872"/>
+        <w:gridCol w:w="4877"/>
       </w:tblGrid>
       <w:tr>
+        <w:tblPrEx>
+          <w:tblBorders>
+            <w:top w:val="none" w:color="auto" w:sz="0" w:space="0"/>
+            <w:left w:val="none" w:color="auto" w:sz="0" w:space="0"/>
+            <w:bottom w:val="none" w:color="auto" w:sz="0" w:space="0"/>
+            <w:right w:val="none" w:color="auto" w:sz="0" w:space="0"/>
+            <w:insideH w:val="none" w:color="auto" w:sz="0" w:space="0"/>
+            <w:insideV w:val="none" w:color="auto" w:sz="0" w:space="0"/>
+          </w:tblBorders>
+          <w:tblCellMar>
+            <w:top w:w="15" w:type="dxa"/>
+            <w:left w:w="15" w:type="dxa"/>
+            <w:bottom w:w="15" w:type="dxa"/>
+            <w:right w:w="15" w:type="dxa"/>
+          </w:tblCellMar>
+        </w:tblPrEx>
         <w:trPr>
           <w:tblHeader/>
           <w:jc w:val="center"/>
@@ -1387,10 +1596,10 @@
           <w:tcPr>
             <w:tcW w:w="0" w:type="auto"/>
             <w:tcBorders>
-              <w:top w:val="single" w:sz="4" w:space="0" w:color="auto"/>
-              <w:left w:val="single" w:sz="4" w:space="0" w:color="auto"/>
-              <w:bottom w:val="single" w:sz="4" w:space="0" w:color="auto"/>
-              <w:right w:val="single" w:sz="4" w:space="0" w:color="auto"/>
+              <w:top w:val="single" w:color="auto" w:sz="4" w:space="0"/>
+              <w:left w:val="single" w:color="auto" w:sz="4" w:space="0"/>
+              <w:bottom w:val="single" w:color="auto" w:sz="4" w:space="0"/>
+              <w:right w:val="single" w:color="auto" w:sz="4" w:space="0"/>
             </w:tcBorders>
             <w:shd w:val="clear" w:color="auto" w:fill="auto"/>
             <w:tcMar>
@@ -1405,19 +1614,18 @@
             <w:pPr>
               <w:spacing w:line="300" w:lineRule="atLeast"/>
               <w:rPr>
-                <w:rFonts w:ascii="Segoe UI" w:eastAsia="Segoe UI" w:hAnsi="Segoe UI" w:cs="Segoe UI"/>
-                <w:color w:val="0F1115"/>
-                <w:sz w:val="18"/>
-                <w:szCs w:val="18"/>
-              </w:rPr>
-            </w:pPr>
-            <w:r>
-              <w:rPr>
-                <w:rFonts w:ascii="Segoe UI" w:eastAsia="Segoe UI" w:hAnsi="Segoe UI" w:cs="Segoe UI"/>
-                <w:color w:val="0F1115"/>
-                <w:sz w:val="18"/>
-                <w:szCs w:val="18"/>
-                <w:bdr w:val="nil"/>
+                <w:rFonts w:ascii="Segoe UI" w:hAnsi="Segoe UI" w:eastAsia="Segoe UI" w:cs="Segoe UI"/>
+                <w:color w:val="0F1115"/>
+                <w:sz w:val="18"/>
+                <w:szCs w:val="18"/>
+              </w:rPr>
+            </w:pPr>
+            <w:r>
+              <w:rPr>
+                <w:rFonts w:ascii="Segoe UI" w:hAnsi="Segoe UI" w:eastAsia="Segoe UI" w:cs="Segoe UI"/>
+                <w:color w:val="0F1115"/>
+                <w:sz w:val="18"/>
+                <w:szCs w:val="18"/>
                 <w:lang w:eastAsia="zh-CN"/>
               </w:rPr>
               <w:t>序号</w:t>
@@ -1428,10 +1636,10 @@
           <w:tcPr>
             <w:tcW w:w="0" w:type="auto"/>
             <w:tcBorders>
-              <w:top w:val="single" w:sz="4" w:space="0" w:color="auto"/>
-              <w:left w:val="single" w:sz="4" w:space="0" w:color="auto"/>
-              <w:bottom w:val="single" w:sz="4" w:space="0" w:color="auto"/>
-              <w:right w:val="single" w:sz="4" w:space="0" w:color="auto"/>
+              <w:top w:val="single" w:color="auto" w:sz="4" w:space="0"/>
+              <w:left w:val="single" w:color="auto" w:sz="4" w:space="0"/>
+              <w:bottom w:val="single" w:color="auto" w:sz="4" w:space="0"/>
+              <w:right w:val="single" w:color="auto" w:sz="4" w:space="0"/>
             </w:tcBorders>
             <w:shd w:val="clear" w:color="auto" w:fill="auto"/>
             <w:tcMar>
@@ -1446,19 +1654,18 @@
             <w:pPr>
               <w:spacing w:line="300" w:lineRule="atLeast"/>
               <w:rPr>
-                <w:rFonts w:ascii="Segoe UI" w:eastAsia="Segoe UI" w:hAnsi="Segoe UI" w:cs="Segoe UI"/>
-                <w:color w:val="0F1115"/>
-                <w:sz w:val="18"/>
-                <w:szCs w:val="18"/>
-              </w:rPr>
-            </w:pPr>
-            <w:r>
-              <w:rPr>
-                <w:rFonts w:ascii="Segoe UI" w:eastAsia="Segoe UI" w:hAnsi="Segoe UI" w:cs="Segoe UI"/>
-                <w:color w:val="0F1115"/>
-                <w:sz w:val="18"/>
-                <w:szCs w:val="18"/>
-                <w:bdr w:val="nil"/>
+                <w:rFonts w:ascii="Segoe UI" w:hAnsi="Segoe UI" w:eastAsia="Segoe UI" w:cs="Segoe UI"/>
+                <w:color w:val="0F1115"/>
+                <w:sz w:val="18"/>
+                <w:szCs w:val="18"/>
+              </w:rPr>
+            </w:pPr>
+            <w:r>
+              <w:rPr>
+                <w:rFonts w:ascii="Segoe UI" w:hAnsi="Segoe UI" w:eastAsia="Segoe UI" w:cs="Segoe UI"/>
+                <w:color w:val="0F1115"/>
+                <w:sz w:val="18"/>
+                <w:szCs w:val="18"/>
                 <w:lang w:eastAsia="zh-CN"/>
               </w:rPr>
               <w:t>调查项目</w:t>
@@ -1469,10 +1676,10 @@
           <w:tcPr>
             <w:tcW w:w="0" w:type="auto"/>
             <w:tcBorders>
-              <w:top w:val="single" w:sz="4" w:space="0" w:color="auto"/>
-              <w:left w:val="single" w:sz="4" w:space="0" w:color="auto"/>
-              <w:bottom w:val="single" w:sz="4" w:space="0" w:color="auto"/>
-              <w:right w:val="single" w:sz="4" w:space="0" w:color="auto"/>
+              <w:top w:val="single" w:color="auto" w:sz="4" w:space="0"/>
+              <w:left w:val="single" w:color="auto" w:sz="4" w:space="0"/>
+              <w:bottom w:val="single" w:color="auto" w:sz="4" w:space="0"/>
+              <w:right w:val="single" w:color="auto" w:sz="4" w:space="0"/>
             </w:tcBorders>
             <w:shd w:val="clear" w:color="auto" w:fill="auto"/>
             <w:tcMar>
@@ -1487,19 +1694,18 @@
             <w:pPr>
               <w:spacing w:line="300" w:lineRule="atLeast"/>
               <w:rPr>
-                <w:rFonts w:ascii="Segoe UI" w:eastAsia="Segoe UI" w:hAnsi="Segoe UI" w:cs="Segoe UI"/>
-                <w:color w:val="0F1115"/>
-                <w:sz w:val="18"/>
-                <w:szCs w:val="18"/>
-              </w:rPr>
-            </w:pPr>
-            <w:r>
-              <w:rPr>
-                <w:rFonts w:ascii="Segoe UI" w:eastAsia="Segoe UI" w:hAnsi="Segoe UI" w:cs="Segoe UI"/>
-                <w:color w:val="0F1115"/>
-                <w:sz w:val="18"/>
-                <w:szCs w:val="18"/>
-                <w:bdr w:val="nil"/>
+                <w:rFonts w:ascii="Segoe UI" w:hAnsi="Segoe UI" w:eastAsia="Segoe UI" w:cs="Segoe UI"/>
+                <w:color w:val="0F1115"/>
+                <w:sz w:val="18"/>
+                <w:szCs w:val="18"/>
+              </w:rPr>
+            </w:pPr>
+            <w:r>
+              <w:rPr>
+                <w:rFonts w:ascii="Segoe UI" w:hAnsi="Segoe UI" w:eastAsia="Segoe UI" w:cs="Segoe UI"/>
+                <w:color w:val="0F1115"/>
+                <w:sz w:val="18"/>
+                <w:szCs w:val="18"/>
                 <w:lang w:eastAsia="zh-CN"/>
               </w:rPr>
               <w:t>标准分</w:t>
@@ -1510,10 +1716,10 @@
           <w:tcPr>
             <w:tcW w:w="0" w:type="auto"/>
             <w:tcBorders>
-              <w:top w:val="single" w:sz="4" w:space="0" w:color="auto"/>
-              <w:left w:val="single" w:sz="4" w:space="0" w:color="auto"/>
-              <w:bottom w:val="single" w:sz="4" w:space="0" w:color="auto"/>
-              <w:right w:val="single" w:sz="4" w:space="0" w:color="auto"/>
+              <w:top w:val="single" w:color="auto" w:sz="4" w:space="0"/>
+              <w:left w:val="single" w:color="auto" w:sz="4" w:space="0"/>
+              <w:bottom w:val="single" w:color="auto" w:sz="4" w:space="0"/>
+              <w:right w:val="single" w:color="auto" w:sz="4" w:space="0"/>
             </w:tcBorders>
             <w:shd w:val="clear" w:color="auto" w:fill="auto"/>
             <w:tcMar>
@@ -1528,19 +1734,18 @@
             <w:pPr>
               <w:spacing w:line="300" w:lineRule="atLeast"/>
               <w:rPr>
-                <w:rFonts w:ascii="Segoe UI" w:eastAsia="Segoe UI" w:hAnsi="Segoe UI" w:cs="Segoe UI"/>
-                <w:color w:val="0F1115"/>
-                <w:sz w:val="18"/>
-                <w:szCs w:val="18"/>
-              </w:rPr>
-            </w:pPr>
-            <w:r>
-              <w:rPr>
-                <w:rFonts w:ascii="Segoe UI" w:eastAsia="Segoe UI" w:hAnsi="Segoe UI" w:cs="Segoe UI"/>
-                <w:color w:val="0F1115"/>
-                <w:sz w:val="18"/>
-                <w:szCs w:val="18"/>
-                <w:bdr w:val="nil"/>
+                <w:rFonts w:ascii="Segoe UI" w:hAnsi="Segoe UI" w:eastAsia="Segoe UI" w:cs="Segoe UI"/>
+                <w:color w:val="0F1115"/>
+                <w:sz w:val="18"/>
+                <w:szCs w:val="18"/>
+              </w:rPr>
+            </w:pPr>
+            <w:r>
+              <w:rPr>
+                <w:rFonts w:ascii="Segoe UI" w:hAnsi="Segoe UI" w:eastAsia="Segoe UI" w:cs="Segoe UI"/>
+                <w:color w:val="0F1115"/>
+                <w:sz w:val="18"/>
+                <w:szCs w:val="18"/>
                 <w:lang w:eastAsia="zh-CN"/>
               </w:rPr>
               <w:t>评分说明</w:t>
@@ -1549,6 +1754,22 @@
         </w:tc>
       </w:tr>
       <w:tr>
+        <w:tblPrEx>
+          <w:tblBorders>
+            <w:top w:val="none" w:color="auto" w:sz="0" w:space="0"/>
+            <w:left w:val="none" w:color="auto" w:sz="0" w:space="0"/>
+            <w:bottom w:val="none" w:color="auto" w:sz="0" w:space="0"/>
+            <w:right w:val="none" w:color="auto" w:sz="0" w:space="0"/>
+            <w:insideH w:val="none" w:color="auto" w:sz="0" w:space="0"/>
+            <w:insideV w:val="none" w:color="auto" w:sz="0" w:space="0"/>
+          </w:tblBorders>
+          <w:tblCellMar>
+            <w:top w:w="15" w:type="dxa"/>
+            <w:left w:w="15" w:type="dxa"/>
+            <w:bottom w:w="15" w:type="dxa"/>
+            <w:right w:w="15" w:type="dxa"/>
+          </w:tblCellMar>
+        </w:tblPrEx>
         <w:trPr>
           <w:jc w:val="center"/>
         </w:trPr>
@@ -1556,10 +1777,10 @@
           <w:tcPr>
             <w:tcW w:w="0" w:type="auto"/>
             <w:tcBorders>
-              <w:top w:val="single" w:sz="4" w:space="0" w:color="auto"/>
-              <w:left w:val="single" w:sz="4" w:space="0" w:color="auto"/>
-              <w:bottom w:val="single" w:sz="4" w:space="0" w:color="auto"/>
-              <w:right w:val="single" w:sz="4" w:space="0" w:color="auto"/>
+              <w:top w:val="single" w:color="auto" w:sz="4" w:space="0"/>
+              <w:left w:val="single" w:color="auto" w:sz="4" w:space="0"/>
+              <w:bottom w:val="single" w:color="auto" w:sz="4" w:space="0"/>
+              <w:right w:val="single" w:color="auto" w:sz="4" w:space="0"/>
             </w:tcBorders>
             <w:shd w:val="clear" w:color="auto" w:fill="auto"/>
             <w:tcMar>
@@ -1574,19 +1795,18 @@
             <w:pPr>
               <w:spacing w:line="300" w:lineRule="atLeast"/>
               <w:rPr>
-                <w:rFonts w:ascii="Segoe UI" w:eastAsia="Segoe UI" w:hAnsi="Segoe UI" w:cs="Segoe UI"/>
-                <w:color w:val="0F1115"/>
-                <w:sz w:val="18"/>
-                <w:szCs w:val="18"/>
-              </w:rPr>
-            </w:pPr>
-            <w:r>
-              <w:rPr>
-                <w:rFonts w:ascii="Segoe UI" w:eastAsia="Segoe UI" w:hAnsi="Segoe UI" w:cs="Segoe UI"/>
-                <w:color w:val="0F1115"/>
-                <w:sz w:val="18"/>
-                <w:szCs w:val="18"/>
-                <w:bdr w:val="nil"/>
+                <w:rFonts w:ascii="Segoe UI" w:hAnsi="Segoe UI" w:eastAsia="Segoe UI" w:cs="Segoe UI"/>
+                <w:color w:val="0F1115"/>
+                <w:sz w:val="18"/>
+                <w:szCs w:val="18"/>
+              </w:rPr>
+            </w:pPr>
+            <w:r>
+              <w:rPr>
+                <w:rFonts w:ascii="Segoe UI" w:hAnsi="Segoe UI" w:eastAsia="Segoe UI" w:cs="Segoe UI"/>
+                <w:color w:val="0F1115"/>
+                <w:sz w:val="18"/>
+                <w:szCs w:val="18"/>
                 <w:lang w:eastAsia="zh-CN"/>
               </w:rPr>
               <w:t>1</w:t>
@@ -1597,10 +1817,10 @@
           <w:tcPr>
             <w:tcW w:w="0" w:type="auto"/>
             <w:tcBorders>
-              <w:top w:val="single" w:sz="4" w:space="0" w:color="auto"/>
-              <w:left w:val="single" w:sz="4" w:space="0" w:color="auto"/>
-              <w:bottom w:val="single" w:sz="4" w:space="0" w:color="auto"/>
-              <w:right w:val="single" w:sz="4" w:space="0" w:color="auto"/>
+              <w:top w:val="single" w:color="auto" w:sz="4" w:space="0"/>
+              <w:left w:val="single" w:color="auto" w:sz="4" w:space="0"/>
+              <w:bottom w:val="single" w:color="auto" w:sz="4" w:space="0"/>
+              <w:right w:val="single" w:color="auto" w:sz="4" w:space="0"/>
             </w:tcBorders>
             <w:shd w:val="clear" w:color="auto" w:fill="auto"/>
             <w:tcMar>
@@ -1615,19 +1835,18 @@
             <w:pPr>
               <w:spacing w:line="300" w:lineRule="atLeast"/>
               <w:rPr>
-                <w:rFonts w:ascii="Segoe UI" w:eastAsia="Segoe UI" w:hAnsi="Segoe UI" w:cs="Segoe UI"/>
-                <w:color w:val="0F1115"/>
-                <w:sz w:val="18"/>
-                <w:szCs w:val="18"/>
-              </w:rPr>
-            </w:pPr>
-            <w:r>
-              <w:rPr>
-                <w:rFonts w:ascii="Segoe UI" w:eastAsia="Segoe UI" w:hAnsi="Segoe UI" w:cs="Segoe UI"/>
-                <w:color w:val="0F1115"/>
-                <w:sz w:val="18"/>
-                <w:szCs w:val="18"/>
-                <w:bdr w:val="nil"/>
+                <w:rFonts w:ascii="Segoe UI" w:hAnsi="Segoe UI" w:eastAsia="Segoe UI" w:cs="Segoe UI"/>
+                <w:color w:val="0F1115"/>
+                <w:sz w:val="18"/>
+                <w:szCs w:val="18"/>
+              </w:rPr>
+            </w:pPr>
+            <w:r>
+              <w:rPr>
+                <w:rFonts w:ascii="Segoe UI" w:hAnsi="Segoe UI" w:eastAsia="Segoe UI" w:cs="Segoe UI"/>
+                <w:color w:val="0F1115"/>
+                <w:sz w:val="18"/>
+                <w:szCs w:val="18"/>
                 <w:lang w:eastAsia="zh-CN"/>
               </w:rPr>
               <w:t>技术水平</w:t>
@@ -1638,10 +1857,10 @@
           <w:tcPr>
             <w:tcW w:w="0" w:type="auto"/>
             <w:tcBorders>
-              <w:top w:val="single" w:sz="4" w:space="0" w:color="auto"/>
-              <w:left w:val="single" w:sz="4" w:space="0" w:color="auto"/>
-              <w:bottom w:val="single" w:sz="4" w:space="0" w:color="auto"/>
-              <w:right w:val="single" w:sz="4" w:space="0" w:color="auto"/>
+              <w:top w:val="single" w:color="auto" w:sz="4" w:space="0"/>
+              <w:left w:val="single" w:color="auto" w:sz="4" w:space="0"/>
+              <w:bottom w:val="single" w:color="auto" w:sz="4" w:space="0"/>
+              <w:right w:val="single" w:color="auto" w:sz="4" w:space="0"/>
             </w:tcBorders>
             <w:shd w:val="clear" w:color="auto" w:fill="auto"/>
             <w:tcMar>
@@ -1656,33 +1875,21 @@
             <w:pPr>
               <w:spacing w:line="300" w:lineRule="atLeast"/>
               <w:rPr>
-                <w:rFonts w:ascii="Segoe UI" w:eastAsia="Segoe UI" w:hAnsi="Segoe UI" w:cs="Segoe UI"/>
-                <w:color w:val="0F1115"/>
-                <w:sz w:val="18"/>
-                <w:szCs w:val="18"/>
-              </w:rPr>
-            </w:pPr>
-            <w:r>
-              <w:rPr>
-                <w:rFonts w:ascii="Segoe UI" w:eastAsia="Segoe UI" w:hAnsi="Segoe UI" w:cs="Segoe UI"/>
-                <w:color w:val="0F1115"/>
-                <w:sz w:val="18"/>
-                <w:szCs w:val="18"/>
-                <w:bdr w:val="nil"/>
+                <w:rFonts w:ascii="Segoe UI" w:hAnsi="Segoe UI" w:eastAsia="Segoe UI" w:cs="Segoe UI"/>
+                <w:color w:val="0F1115"/>
+                <w:sz w:val="18"/>
+                <w:szCs w:val="18"/>
+              </w:rPr>
+            </w:pPr>
+            <w:r>
+              <w:rPr>
+                <w:rFonts w:ascii="Segoe UI" w:hAnsi="Segoe UI" w:eastAsia="Segoe UI" w:cs="Segoe UI"/>
+                <w:color w:val="0F1115"/>
+                <w:sz w:val="18"/>
+                <w:szCs w:val="18"/>
                 <w:lang w:eastAsia="zh-CN"/>
               </w:rPr>
-              <w:t>10</w:t>
-            </w:r>
-            <w:r>
-              <w:rPr>
-                <w:rFonts w:ascii="Segoe UI" w:eastAsia="Segoe UI" w:hAnsi="Segoe UI" w:cs="Segoe UI"/>
-                <w:color w:val="0F1115"/>
-                <w:sz w:val="18"/>
-                <w:szCs w:val="18"/>
-                <w:bdr w:val="nil"/>
-                <w:lang w:eastAsia="zh-CN"/>
-              </w:rPr>
-              <w:t>分</w:t>
+              <w:t>10分</w:t>
             </w:r>
           </w:p>
         </w:tc>
@@ -1690,10 +1897,10 @@
           <w:tcPr>
             <w:tcW w:w="0" w:type="auto"/>
             <w:tcBorders>
-              <w:top w:val="single" w:sz="4" w:space="0" w:color="auto"/>
-              <w:left w:val="single" w:sz="4" w:space="0" w:color="auto"/>
-              <w:bottom w:val="single" w:sz="4" w:space="0" w:color="auto"/>
-              <w:right w:val="single" w:sz="4" w:space="0" w:color="auto"/>
+              <w:top w:val="single" w:color="auto" w:sz="4" w:space="0"/>
+              <w:left w:val="single" w:color="auto" w:sz="4" w:space="0"/>
+              <w:bottom w:val="single" w:color="auto" w:sz="4" w:space="0"/>
+              <w:right w:val="single" w:color="auto" w:sz="4" w:space="0"/>
             </w:tcBorders>
             <w:shd w:val="clear" w:color="auto" w:fill="auto"/>
             <w:tcMar>
@@ -1708,19 +1915,18 @@
             <w:pPr>
               <w:spacing w:line="300" w:lineRule="atLeast"/>
               <w:rPr>
-                <w:rFonts w:ascii="Segoe UI" w:eastAsia="Segoe UI" w:hAnsi="Segoe UI" w:cs="Segoe UI"/>
-                <w:color w:val="0F1115"/>
-                <w:sz w:val="18"/>
-                <w:szCs w:val="18"/>
-              </w:rPr>
-            </w:pPr>
-            <w:r>
-              <w:rPr>
-                <w:rFonts w:ascii="Segoe UI" w:eastAsia="Segoe UI" w:hAnsi="Segoe UI" w:cs="Segoe UI"/>
-                <w:color w:val="0F1115"/>
-                <w:sz w:val="18"/>
-                <w:szCs w:val="18"/>
-                <w:bdr w:val="nil"/>
+                <w:rFonts w:ascii="Segoe UI" w:hAnsi="Segoe UI" w:eastAsia="Segoe UI" w:cs="Segoe UI"/>
+                <w:color w:val="0F1115"/>
+                <w:sz w:val="18"/>
+                <w:szCs w:val="18"/>
+              </w:rPr>
+            </w:pPr>
+            <w:r>
+              <w:rPr>
+                <w:rFonts w:ascii="Segoe UI" w:hAnsi="Segoe UI" w:eastAsia="Segoe UI" w:cs="Segoe UI"/>
+                <w:color w:val="0F1115"/>
+                <w:sz w:val="18"/>
+                <w:szCs w:val="18"/>
                 <w:lang w:eastAsia="zh-CN"/>
               </w:rPr>
               <w:t>评估技术能力的专业性与解决问题的能力。</w:t>
@@ -1729,6 +1935,22 @@
         </w:tc>
       </w:tr>
       <w:tr>
+        <w:tblPrEx>
+          <w:tblBorders>
+            <w:top w:val="none" w:color="auto" w:sz="0" w:space="0"/>
+            <w:left w:val="none" w:color="auto" w:sz="0" w:space="0"/>
+            <w:bottom w:val="none" w:color="auto" w:sz="0" w:space="0"/>
+            <w:right w:val="none" w:color="auto" w:sz="0" w:space="0"/>
+            <w:insideH w:val="none" w:color="auto" w:sz="0" w:space="0"/>
+            <w:insideV w:val="none" w:color="auto" w:sz="0" w:space="0"/>
+          </w:tblBorders>
+          <w:tblCellMar>
+            <w:top w:w="15" w:type="dxa"/>
+            <w:left w:w="15" w:type="dxa"/>
+            <w:bottom w:w="15" w:type="dxa"/>
+            <w:right w:w="15" w:type="dxa"/>
+          </w:tblCellMar>
+        </w:tblPrEx>
         <w:trPr>
           <w:jc w:val="center"/>
         </w:trPr>
@@ -1736,10 +1958,10 @@
           <w:tcPr>
             <w:tcW w:w="0" w:type="auto"/>
             <w:tcBorders>
-              <w:top w:val="single" w:sz="4" w:space="0" w:color="auto"/>
-              <w:left w:val="single" w:sz="4" w:space="0" w:color="auto"/>
-              <w:bottom w:val="single" w:sz="4" w:space="0" w:color="auto"/>
-              <w:right w:val="single" w:sz="4" w:space="0" w:color="auto"/>
+              <w:top w:val="single" w:color="auto" w:sz="4" w:space="0"/>
+              <w:left w:val="single" w:color="auto" w:sz="4" w:space="0"/>
+              <w:bottom w:val="single" w:color="auto" w:sz="4" w:space="0"/>
+              <w:right w:val="single" w:color="auto" w:sz="4" w:space="0"/>
             </w:tcBorders>
             <w:shd w:val="clear" w:color="auto" w:fill="auto"/>
             <w:tcMar>
@@ -1754,19 +1976,18 @@
             <w:pPr>
               <w:spacing w:line="300" w:lineRule="atLeast"/>
               <w:rPr>
-                <w:rFonts w:ascii="Segoe UI" w:eastAsia="Segoe UI" w:hAnsi="Segoe UI" w:cs="Segoe UI"/>
-                <w:color w:val="0F1115"/>
-                <w:sz w:val="18"/>
-                <w:szCs w:val="18"/>
-              </w:rPr>
-            </w:pPr>
-            <w:r>
-              <w:rPr>
-                <w:rFonts w:ascii="Segoe UI" w:eastAsia="Segoe UI" w:hAnsi="Segoe UI" w:cs="Segoe UI"/>
-                <w:color w:val="0F1115"/>
-                <w:sz w:val="18"/>
-                <w:szCs w:val="18"/>
-                <w:bdr w:val="nil"/>
+                <w:rFonts w:ascii="Segoe UI" w:hAnsi="Segoe UI" w:eastAsia="Segoe UI" w:cs="Segoe UI"/>
+                <w:color w:val="0F1115"/>
+                <w:sz w:val="18"/>
+                <w:szCs w:val="18"/>
+              </w:rPr>
+            </w:pPr>
+            <w:r>
+              <w:rPr>
+                <w:rFonts w:ascii="Segoe UI" w:hAnsi="Segoe UI" w:eastAsia="Segoe UI" w:cs="Segoe UI"/>
+                <w:color w:val="0F1115"/>
+                <w:sz w:val="18"/>
+                <w:szCs w:val="18"/>
                 <w:lang w:eastAsia="zh-CN"/>
               </w:rPr>
               <w:t>2</w:t>
@@ -1777,10 +1998,10 @@
           <w:tcPr>
             <w:tcW w:w="0" w:type="auto"/>
             <w:tcBorders>
-              <w:top w:val="single" w:sz="4" w:space="0" w:color="auto"/>
-              <w:left w:val="single" w:sz="4" w:space="0" w:color="auto"/>
-              <w:bottom w:val="single" w:sz="4" w:space="0" w:color="auto"/>
-              <w:right w:val="single" w:sz="4" w:space="0" w:color="auto"/>
+              <w:top w:val="single" w:color="auto" w:sz="4" w:space="0"/>
+              <w:left w:val="single" w:color="auto" w:sz="4" w:space="0"/>
+              <w:bottom w:val="single" w:color="auto" w:sz="4" w:space="0"/>
+              <w:right w:val="single" w:color="auto" w:sz="4" w:space="0"/>
             </w:tcBorders>
             <w:shd w:val="clear" w:color="auto" w:fill="auto"/>
             <w:tcMar>
@@ -1795,19 +2016,18 @@
             <w:pPr>
               <w:spacing w:line="300" w:lineRule="atLeast"/>
               <w:rPr>
-                <w:rFonts w:ascii="Segoe UI" w:eastAsia="Segoe UI" w:hAnsi="Segoe UI" w:cs="Segoe UI"/>
-                <w:color w:val="0F1115"/>
-                <w:sz w:val="18"/>
-                <w:szCs w:val="18"/>
-              </w:rPr>
-            </w:pPr>
-            <w:r>
-              <w:rPr>
-                <w:rFonts w:ascii="Segoe UI" w:eastAsia="Segoe UI" w:hAnsi="Segoe UI" w:cs="Segoe UI"/>
-                <w:color w:val="0F1115"/>
-                <w:sz w:val="18"/>
-                <w:szCs w:val="18"/>
-                <w:bdr w:val="nil"/>
+                <w:rFonts w:ascii="Segoe UI" w:hAnsi="Segoe UI" w:eastAsia="Segoe UI" w:cs="Segoe UI"/>
+                <w:color w:val="0F1115"/>
+                <w:sz w:val="18"/>
+                <w:szCs w:val="18"/>
+              </w:rPr>
+            </w:pPr>
+            <w:r>
+              <w:rPr>
+                <w:rFonts w:ascii="Segoe UI" w:hAnsi="Segoe UI" w:eastAsia="Segoe UI" w:cs="Segoe UI"/>
+                <w:color w:val="0F1115"/>
+                <w:sz w:val="18"/>
+                <w:szCs w:val="18"/>
                 <w:lang w:eastAsia="zh-CN"/>
               </w:rPr>
               <w:t>服务态度</w:t>
@@ -1818,10 +2038,10 @@
           <w:tcPr>
             <w:tcW w:w="0" w:type="auto"/>
             <w:tcBorders>
-              <w:top w:val="single" w:sz="4" w:space="0" w:color="auto"/>
-              <w:left w:val="single" w:sz="4" w:space="0" w:color="auto"/>
-              <w:bottom w:val="single" w:sz="4" w:space="0" w:color="auto"/>
-              <w:right w:val="single" w:sz="4" w:space="0" w:color="auto"/>
+              <w:top w:val="single" w:color="auto" w:sz="4" w:space="0"/>
+              <w:left w:val="single" w:color="auto" w:sz="4" w:space="0"/>
+              <w:bottom w:val="single" w:color="auto" w:sz="4" w:space="0"/>
+              <w:right w:val="single" w:color="auto" w:sz="4" w:space="0"/>
             </w:tcBorders>
             <w:shd w:val="clear" w:color="auto" w:fill="auto"/>
             <w:tcMar>
@@ -1836,33 +2056,21 @@
             <w:pPr>
               <w:spacing w:line="300" w:lineRule="atLeast"/>
               <w:rPr>
-                <w:rFonts w:ascii="Segoe UI" w:eastAsia="Segoe UI" w:hAnsi="Segoe UI" w:cs="Segoe UI"/>
-                <w:color w:val="0F1115"/>
-                <w:sz w:val="18"/>
-                <w:szCs w:val="18"/>
-              </w:rPr>
-            </w:pPr>
-            <w:r>
-              <w:rPr>
-                <w:rFonts w:ascii="Segoe UI" w:eastAsia="Segoe UI" w:hAnsi="Segoe UI" w:cs="Segoe UI"/>
-                <w:color w:val="0F1115"/>
-                <w:sz w:val="18"/>
-                <w:szCs w:val="18"/>
-                <w:bdr w:val="nil"/>
+                <w:rFonts w:ascii="Segoe UI" w:hAnsi="Segoe UI" w:eastAsia="Segoe UI" w:cs="Segoe UI"/>
+                <w:color w:val="0F1115"/>
+                <w:sz w:val="18"/>
+                <w:szCs w:val="18"/>
+              </w:rPr>
+            </w:pPr>
+            <w:r>
+              <w:rPr>
+                <w:rFonts w:ascii="Segoe UI" w:hAnsi="Segoe UI" w:eastAsia="Segoe UI" w:cs="Segoe UI"/>
+                <w:color w:val="0F1115"/>
+                <w:sz w:val="18"/>
+                <w:szCs w:val="18"/>
                 <w:lang w:eastAsia="zh-CN"/>
               </w:rPr>
-              <w:t>10</w:t>
-            </w:r>
-            <w:r>
-              <w:rPr>
-                <w:rFonts w:ascii="Segoe UI" w:eastAsia="Segoe UI" w:hAnsi="Segoe UI" w:cs="Segoe UI"/>
-                <w:color w:val="0F1115"/>
-                <w:sz w:val="18"/>
-                <w:szCs w:val="18"/>
-                <w:bdr w:val="nil"/>
-                <w:lang w:eastAsia="zh-CN"/>
-              </w:rPr>
-              <w:t>分</w:t>
+              <w:t>10分</w:t>
             </w:r>
           </w:p>
         </w:tc>
@@ -1870,10 +2078,10 @@
           <w:tcPr>
             <w:tcW w:w="0" w:type="auto"/>
             <w:tcBorders>
-              <w:top w:val="single" w:sz="4" w:space="0" w:color="auto"/>
-              <w:left w:val="single" w:sz="4" w:space="0" w:color="auto"/>
-              <w:bottom w:val="single" w:sz="4" w:space="0" w:color="auto"/>
-              <w:right w:val="single" w:sz="4" w:space="0" w:color="auto"/>
+              <w:top w:val="single" w:color="auto" w:sz="4" w:space="0"/>
+              <w:left w:val="single" w:color="auto" w:sz="4" w:space="0"/>
+              <w:bottom w:val="single" w:color="auto" w:sz="4" w:space="0"/>
+              <w:right w:val="single" w:color="auto" w:sz="4" w:space="0"/>
             </w:tcBorders>
             <w:shd w:val="clear" w:color="auto" w:fill="auto"/>
             <w:tcMar>
@@ -1888,19 +2096,18 @@
             <w:pPr>
               <w:spacing w:line="300" w:lineRule="atLeast"/>
               <w:rPr>
-                <w:rFonts w:ascii="Segoe UI" w:eastAsia="Segoe UI" w:hAnsi="Segoe UI" w:cs="Segoe UI"/>
-                <w:color w:val="0F1115"/>
-                <w:sz w:val="18"/>
-                <w:szCs w:val="18"/>
-              </w:rPr>
-            </w:pPr>
-            <w:r>
-              <w:rPr>
-                <w:rFonts w:ascii="Segoe UI" w:eastAsia="Segoe UI" w:hAnsi="Segoe UI" w:cs="Segoe UI"/>
-                <w:color w:val="0F1115"/>
-                <w:sz w:val="18"/>
-                <w:szCs w:val="18"/>
-                <w:bdr w:val="nil"/>
+                <w:rFonts w:ascii="Segoe UI" w:hAnsi="Segoe UI" w:eastAsia="Segoe UI" w:cs="Segoe UI"/>
+                <w:color w:val="0F1115"/>
+                <w:sz w:val="18"/>
+                <w:szCs w:val="18"/>
+              </w:rPr>
+            </w:pPr>
+            <w:r>
+              <w:rPr>
+                <w:rFonts w:ascii="Segoe UI" w:hAnsi="Segoe UI" w:eastAsia="Segoe UI" w:cs="Segoe UI"/>
+                <w:color w:val="0F1115"/>
+                <w:sz w:val="18"/>
+                <w:szCs w:val="18"/>
                 <w:lang w:eastAsia="zh-CN"/>
               </w:rPr>
               <w:t>评估服务人员的礼貌、耐心与合作精神。</w:t>
@@ -1909,6 +2116,22 @@
         </w:tc>
       </w:tr>
       <w:tr>
+        <w:tblPrEx>
+          <w:tblBorders>
+            <w:top w:val="none" w:color="auto" w:sz="0" w:space="0"/>
+            <w:left w:val="none" w:color="auto" w:sz="0" w:space="0"/>
+            <w:bottom w:val="none" w:color="auto" w:sz="0" w:space="0"/>
+            <w:right w:val="none" w:color="auto" w:sz="0" w:space="0"/>
+            <w:insideH w:val="none" w:color="auto" w:sz="0" w:space="0"/>
+            <w:insideV w:val="none" w:color="auto" w:sz="0" w:space="0"/>
+          </w:tblBorders>
+          <w:tblCellMar>
+            <w:top w:w="15" w:type="dxa"/>
+            <w:left w:w="15" w:type="dxa"/>
+            <w:bottom w:w="15" w:type="dxa"/>
+            <w:right w:w="15" w:type="dxa"/>
+          </w:tblCellMar>
+        </w:tblPrEx>
         <w:trPr>
           <w:jc w:val="center"/>
         </w:trPr>
@@ -1916,10 +2139,10 @@
           <w:tcPr>
             <w:tcW w:w="0" w:type="auto"/>
             <w:tcBorders>
-              <w:top w:val="single" w:sz="4" w:space="0" w:color="auto"/>
-              <w:left w:val="single" w:sz="4" w:space="0" w:color="auto"/>
-              <w:bottom w:val="single" w:sz="4" w:space="0" w:color="auto"/>
-              <w:right w:val="single" w:sz="4" w:space="0" w:color="auto"/>
+              <w:top w:val="single" w:color="auto" w:sz="4" w:space="0"/>
+              <w:left w:val="single" w:color="auto" w:sz="4" w:space="0"/>
+              <w:bottom w:val="single" w:color="auto" w:sz="4" w:space="0"/>
+              <w:right w:val="single" w:color="auto" w:sz="4" w:space="0"/>
             </w:tcBorders>
             <w:shd w:val="clear" w:color="auto" w:fill="auto"/>
             <w:tcMar>
@@ -1934,19 +2157,18 @@
             <w:pPr>
               <w:spacing w:line="300" w:lineRule="atLeast"/>
               <w:rPr>
-                <w:rFonts w:ascii="Segoe UI" w:eastAsia="Segoe UI" w:hAnsi="Segoe UI" w:cs="Segoe UI"/>
-                <w:color w:val="0F1115"/>
-                <w:sz w:val="18"/>
-                <w:szCs w:val="18"/>
-              </w:rPr>
-            </w:pPr>
-            <w:r>
-              <w:rPr>
-                <w:rFonts w:ascii="Segoe UI" w:eastAsia="Segoe UI" w:hAnsi="Segoe UI" w:cs="Segoe UI"/>
-                <w:color w:val="0F1115"/>
-                <w:sz w:val="18"/>
-                <w:szCs w:val="18"/>
-                <w:bdr w:val="nil"/>
+                <w:rFonts w:ascii="Segoe UI" w:hAnsi="Segoe UI" w:eastAsia="Segoe UI" w:cs="Segoe UI"/>
+                <w:color w:val="0F1115"/>
+                <w:sz w:val="18"/>
+                <w:szCs w:val="18"/>
+              </w:rPr>
+            </w:pPr>
+            <w:r>
+              <w:rPr>
+                <w:rFonts w:ascii="Segoe UI" w:hAnsi="Segoe UI" w:eastAsia="Segoe UI" w:cs="Segoe UI"/>
+                <w:color w:val="0F1115"/>
+                <w:sz w:val="18"/>
+                <w:szCs w:val="18"/>
                 <w:lang w:eastAsia="zh-CN"/>
               </w:rPr>
               <w:t>3</w:t>
@@ -1957,10 +2179,10 @@
           <w:tcPr>
             <w:tcW w:w="0" w:type="auto"/>
             <w:tcBorders>
-              <w:top w:val="single" w:sz="4" w:space="0" w:color="auto"/>
-              <w:left w:val="single" w:sz="4" w:space="0" w:color="auto"/>
-              <w:bottom w:val="single" w:sz="4" w:space="0" w:color="auto"/>
-              <w:right w:val="single" w:sz="4" w:space="0" w:color="auto"/>
+              <w:top w:val="single" w:color="auto" w:sz="4" w:space="0"/>
+              <w:left w:val="single" w:color="auto" w:sz="4" w:space="0"/>
+              <w:bottom w:val="single" w:color="auto" w:sz="4" w:space="0"/>
+              <w:right w:val="single" w:color="auto" w:sz="4" w:space="0"/>
             </w:tcBorders>
             <w:shd w:val="clear" w:color="auto" w:fill="auto"/>
             <w:tcMar>
@@ -1975,19 +2197,18 @@
             <w:pPr>
               <w:spacing w:line="300" w:lineRule="atLeast"/>
               <w:rPr>
-                <w:rFonts w:ascii="Segoe UI" w:eastAsia="Segoe UI" w:hAnsi="Segoe UI" w:cs="Segoe UI"/>
-                <w:color w:val="0F1115"/>
-                <w:sz w:val="18"/>
-                <w:szCs w:val="18"/>
-              </w:rPr>
-            </w:pPr>
-            <w:r>
-              <w:rPr>
-                <w:rFonts w:ascii="Segoe UI" w:eastAsia="Segoe UI" w:hAnsi="Segoe UI" w:cs="Segoe UI"/>
-                <w:color w:val="0F1115"/>
-                <w:sz w:val="18"/>
-                <w:szCs w:val="18"/>
-                <w:bdr w:val="nil"/>
+                <w:rFonts w:ascii="Segoe UI" w:hAnsi="Segoe UI" w:eastAsia="Segoe UI" w:cs="Segoe UI"/>
+                <w:color w:val="0F1115"/>
+                <w:sz w:val="18"/>
+                <w:szCs w:val="18"/>
+              </w:rPr>
+            </w:pPr>
+            <w:r>
+              <w:rPr>
+                <w:rFonts w:ascii="Segoe UI" w:hAnsi="Segoe UI" w:eastAsia="Segoe UI" w:cs="Segoe UI"/>
+                <w:color w:val="0F1115"/>
+                <w:sz w:val="18"/>
+                <w:szCs w:val="18"/>
                 <w:lang w:eastAsia="zh-CN"/>
               </w:rPr>
               <w:t>服务及时性</w:t>
@@ -1998,10 +2219,10 @@
           <w:tcPr>
             <w:tcW w:w="0" w:type="auto"/>
             <w:tcBorders>
-              <w:top w:val="single" w:sz="4" w:space="0" w:color="auto"/>
-              <w:left w:val="single" w:sz="4" w:space="0" w:color="auto"/>
-              <w:bottom w:val="single" w:sz="4" w:space="0" w:color="auto"/>
-              <w:right w:val="single" w:sz="4" w:space="0" w:color="auto"/>
+              <w:top w:val="single" w:color="auto" w:sz="4" w:space="0"/>
+              <w:left w:val="single" w:color="auto" w:sz="4" w:space="0"/>
+              <w:bottom w:val="single" w:color="auto" w:sz="4" w:space="0"/>
+              <w:right w:val="single" w:color="auto" w:sz="4" w:space="0"/>
             </w:tcBorders>
             <w:shd w:val="clear" w:color="auto" w:fill="auto"/>
             <w:tcMar>
@@ -2016,33 +2237,21 @@
             <w:pPr>
               <w:spacing w:line="300" w:lineRule="atLeast"/>
               <w:rPr>
-                <w:rFonts w:ascii="Segoe UI" w:eastAsia="Segoe UI" w:hAnsi="Segoe UI" w:cs="Segoe UI"/>
-                <w:color w:val="0F1115"/>
-                <w:sz w:val="18"/>
-                <w:szCs w:val="18"/>
-              </w:rPr>
-            </w:pPr>
-            <w:r>
-              <w:rPr>
-                <w:rFonts w:ascii="Segoe UI" w:eastAsia="Segoe UI" w:hAnsi="Segoe UI" w:cs="Segoe UI"/>
-                <w:color w:val="0F1115"/>
-                <w:sz w:val="18"/>
-                <w:szCs w:val="18"/>
-                <w:bdr w:val="nil"/>
+                <w:rFonts w:ascii="Segoe UI" w:hAnsi="Segoe UI" w:eastAsia="Segoe UI" w:cs="Segoe UI"/>
+                <w:color w:val="0F1115"/>
+                <w:sz w:val="18"/>
+                <w:szCs w:val="18"/>
+              </w:rPr>
+            </w:pPr>
+            <w:r>
+              <w:rPr>
+                <w:rFonts w:ascii="Segoe UI" w:hAnsi="Segoe UI" w:eastAsia="Segoe UI" w:cs="Segoe UI"/>
+                <w:color w:val="0F1115"/>
+                <w:sz w:val="18"/>
+                <w:szCs w:val="18"/>
                 <w:lang w:eastAsia="zh-CN"/>
               </w:rPr>
-              <w:t>10</w:t>
-            </w:r>
-            <w:r>
-              <w:rPr>
-                <w:rFonts w:ascii="Segoe UI" w:eastAsia="Segoe UI" w:hAnsi="Segoe UI" w:cs="Segoe UI"/>
-                <w:color w:val="0F1115"/>
-                <w:sz w:val="18"/>
-                <w:szCs w:val="18"/>
-                <w:bdr w:val="nil"/>
-                <w:lang w:eastAsia="zh-CN"/>
-              </w:rPr>
-              <w:t>分</w:t>
+              <w:t>10分</w:t>
             </w:r>
           </w:p>
         </w:tc>
@@ -2050,10 +2259,10 @@
           <w:tcPr>
             <w:tcW w:w="0" w:type="auto"/>
             <w:tcBorders>
-              <w:top w:val="single" w:sz="4" w:space="0" w:color="auto"/>
-              <w:left w:val="single" w:sz="4" w:space="0" w:color="auto"/>
-              <w:bottom w:val="single" w:sz="4" w:space="0" w:color="auto"/>
-              <w:right w:val="single" w:sz="4" w:space="0" w:color="auto"/>
+              <w:top w:val="single" w:color="auto" w:sz="4" w:space="0"/>
+              <w:left w:val="single" w:color="auto" w:sz="4" w:space="0"/>
+              <w:bottom w:val="single" w:color="auto" w:sz="4" w:space="0"/>
+              <w:right w:val="single" w:color="auto" w:sz="4" w:space="0"/>
             </w:tcBorders>
             <w:shd w:val="clear" w:color="auto" w:fill="auto"/>
             <w:tcMar>
@@ -2068,19 +2277,18 @@
             <w:pPr>
               <w:spacing w:line="300" w:lineRule="atLeast"/>
               <w:rPr>
-                <w:rFonts w:ascii="Segoe UI" w:eastAsia="Segoe UI" w:hAnsi="Segoe UI" w:cs="Segoe UI"/>
-                <w:color w:val="0F1115"/>
-                <w:sz w:val="18"/>
-                <w:szCs w:val="18"/>
-              </w:rPr>
-            </w:pPr>
-            <w:r>
-              <w:rPr>
-                <w:rFonts w:ascii="Segoe UI" w:eastAsia="Segoe UI" w:hAnsi="Segoe UI" w:cs="Segoe UI"/>
-                <w:color w:val="0F1115"/>
-                <w:sz w:val="18"/>
-                <w:szCs w:val="18"/>
-                <w:bdr w:val="nil"/>
+                <w:rFonts w:ascii="Segoe UI" w:hAnsi="Segoe UI" w:eastAsia="Segoe UI" w:cs="Segoe UI"/>
+                <w:color w:val="0F1115"/>
+                <w:sz w:val="18"/>
+                <w:szCs w:val="18"/>
+              </w:rPr>
+            </w:pPr>
+            <w:r>
+              <w:rPr>
+                <w:rFonts w:ascii="Segoe UI" w:hAnsi="Segoe UI" w:eastAsia="Segoe UI" w:cs="Segoe UI"/>
+                <w:color w:val="0F1115"/>
+                <w:sz w:val="18"/>
+                <w:szCs w:val="18"/>
                 <w:lang w:eastAsia="zh-CN"/>
               </w:rPr>
               <w:t>评估响应请求、到达现场及处理问题的速度。</w:t>
@@ -2089,6 +2297,22 @@
         </w:tc>
       </w:tr>
       <w:tr>
+        <w:tblPrEx>
+          <w:tblBorders>
+            <w:top w:val="none" w:color="auto" w:sz="0" w:space="0"/>
+            <w:left w:val="none" w:color="auto" w:sz="0" w:space="0"/>
+            <w:bottom w:val="none" w:color="auto" w:sz="0" w:space="0"/>
+            <w:right w:val="none" w:color="auto" w:sz="0" w:space="0"/>
+            <w:insideH w:val="none" w:color="auto" w:sz="0" w:space="0"/>
+            <w:insideV w:val="none" w:color="auto" w:sz="0" w:space="0"/>
+          </w:tblBorders>
+          <w:tblCellMar>
+            <w:top w:w="15" w:type="dxa"/>
+            <w:left w:w="15" w:type="dxa"/>
+            <w:bottom w:w="15" w:type="dxa"/>
+            <w:right w:w="15" w:type="dxa"/>
+          </w:tblCellMar>
+        </w:tblPrEx>
         <w:trPr>
           <w:jc w:val="center"/>
         </w:trPr>
@@ -2096,10 +2320,10 @@
           <w:tcPr>
             <w:tcW w:w="0" w:type="auto"/>
             <w:tcBorders>
-              <w:top w:val="single" w:sz="4" w:space="0" w:color="auto"/>
-              <w:left w:val="single" w:sz="4" w:space="0" w:color="auto"/>
-              <w:bottom w:val="single" w:sz="4" w:space="0" w:color="auto"/>
-              <w:right w:val="single" w:sz="4" w:space="0" w:color="auto"/>
+              <w:top w:val="single" w:color="auto" w:sz="4" w:space="0"/>
+              <w:left w:val="single" w:color="auto" w:sz="4" w:space="0"/>
+              <w:bottom w:val="single" w:color="auto" w:sz="4" w:space="0"/>
+              <w:right w:val="single" w:color="auto" w:sz="4" w:space="0"/>
             </w:tcBorders>
             <w:shd w:val="clear" w:color="auto" w:fill="auto"/>
             <w:tcMar>
@@ -2114,19 +2338,18 @@
             <w:pPr>
               <w:spacing w:line="300" w:lineRule="atLeast"/>
               <w:rPr>
-                <w:rFonts w:ascii="Segoe UI" w:eastAsia="Segoe UI" w:hAnsi="Segoe UI" w:cs="Segoe UI"/>
-                <w:color w:val="0F1115"/>
-                <w:sz w:val="18"/>
-                <w:szCs w:val="18"/>
-              </w:rPr>
-            </w:pPr>
-            <w:r>
-              <w:rPr>
-                <w:rFonts w:ascii="Segoe UI" w:eastAsia="Segoe UI" w:hAnsi="Segoe UI" w:cs="Segoe UI"/>
-                <w:color w:val="0F1115"/>
-                <w:sz w:val="18"/>
-                <w:szCs w:val="18"/>
-                <w:bdr w:val="nil"/>
+                <w:rFonts w:ascii="Segoe UI" w:hAnsi="Segoe UI" w:eastAsia="Segoe UI" w:cs="Segoe UI"/>
+                <w:color w:val="0F1115"/>
+                <w:sz w:val="18"/>
+                <w:szCs w:val="18"/>
+              </w:rPr>
+            </w:pPr>
+            <w:r>
+              <w:rPr>
+                <w:rFonts w:ascii="Segoe UI" w:hAnsi="Segoe UI" w:eastAsia="Segoe UI" w:cs="Segoe UI"/>
+                <w:color w:val="0F1115"/>
+                <w:sz w:val="18"/>
+                <w:szCs w:val="18"/>
                 <w:lang w:eastAsia="zh-CN"/>
               </w:rPr>
               <w:t>4</w:t>
@@ -2137,10 +2360,10 @@
           <w:tcPr>
             <w:tcW w:w="0" w:type="auto"/>
             <w:tcBorders>
-              <w:top w:val="single" w:sz="4" w:space="0" w:color="auto"/>
-              <w:left w:val="single" w:sz="4" w:space="0" w:color="auto"/>
-              <w:bottom w:val="single" w:sz="4" w:space="0" w:color="auto"/>
-              <w:right w:val="single" w:sz="4" w:space="0" w:color="auto"/>
+              <w:top w:val="single" w:color="auto" w:sz="4" w:space="0"/>
+              <w:left w:val="single" w:color="auto" w:sz="4" w:space="0"/>
+              <w:bottom w:val="single" w:color="auto" w:sz="4" w:space="0"/>
+              <w:right w:val="single" w:color="auto" w:sz="4" w:space="0"/>
             </w:tcBorders>
             <w:shd w:val="clear" w:color="auto" w:fill="auto"/>
             <w:tcMar>
@@ -2155,19 +2378,18 @@
             <w:pPr>
               <w:spacing w:line="300" w:lineRule="atLeast"/>
               <w:rPr>
-                <w:rFonts w:ascii="Segoe UI" w:eastAsia="Segoe UI" w:hAnsi="Segoe UI" w:cs="Segoe UI"/>
-                <w:color w:val="0F1115"/>
-                <w:sz w:val="18"/>
-                <w:szCs w:val="18"/>
-              </w:rPr>
-            </w:pPr>
-            <w:r>
-              <w:rPr>
-                <w:rFonts w:ascii="Segoe UI" w:eastAsia="Segoe UI" w:hAnsi="Segoe UI" w:cs="Segoe UI"/>
-                <w:color w:val="0F1115"/>
-                <w:sz w:val="18"/>
-                <w:szCs w:val="18"/>
-                <w:bdr w:val="nil"/>
+                <w:rFonts w:ascii="Segoe UI" w:hAnsi="Segoe UI" w:eastAsia="Segoe UI" w:cs="Segoe UI"/>
+                <w:color w:val="0F1115"/>
+                <w:sz w:val="18"/>
+                <w:szCs w:val="18"/>
+              </w:rPr>
+            </w:pPr>
+            <w:r>
+              <w:rPr>
+                <w:rFonts w:ascii="Segoe UI" w:hAnsi="Segoe UI" w:eastAsia="Segoe UI" w:cs="Segoe UI"/>
+                <w:color w:val="0F1115"/>
+                <w:sz w:val="18"/>
+                <w:szCs w:val="18"/>
                 <w:lang w:eastAsia="zh-CN"/>
               </w:rPr>
               <w:t>服务规范性</w:t>
@@ -2178,10 +2400,10 @@
           <w:tcPr>
             <w:tcW w:w="0" w:type="auto"/>
             <w:tcBorders>
-              <w:top w:val="single" w:sz="4" w:space="0" w:color="auto"/>
-              <w:left w:val="single" w:sz="4" w:space="0" w:color="auto"/>
-              <w:bottom w:val="single" w:sz="4" w:space="0" w:color="auto"/>
-              <w:right w:val="single" w:sz="4" w:space="0" w:color="auto"/>
+              <w:top w:val="single" w:color="auto" w:sz="4" w:space="0"/>
+              <w:left w:val="single" w:color="auto" w:sz="4" w:space="0"/>
+              <w:bottom w:val="single" w:color="auto" w:sz="4" w:space="0"/>
+              <w:right w:val="single" w:color="auto" w:sz="4" w:space="0"/>
             </w:tcBorders>
             <w:shd w:val="clear" w:color="auto" w:fill="auto"/>
             <w:tcMar>
@@ -2196,33 +2418,21 @@
             <w:pPr>
               <w:spacing w:line="300" w:lineRule="atLeast"/>
               <w:rPr>
-                <w:rFonts w:ascii="Segoe UI" w:eastAsia="Segoe UI" w:hAnsi="Segoe UI" w:cs="Segoe UI"/>
-                <w:color w:val="0F1115"/>
-                <w:sz w:val="18"/>
-                <w:szCs w:val="18"/>
-              </w:rPr>
-            </w:pPr>
-            <w:r>
-              <w:rPr>
-                <w:rFonts w:ascii="Segoe UI" w:eastAsia="Segoe UI" w:hAnsi="Segoe UI" w:cs="Segoe UI"/>
-                <w:color w:val="0F1115"/>
-                <w:sz w:val="18"/>
-                <w:szCs w:val="18"/>
-                <w:bdr w:val="nil"/>
+                <w:rFonts w:ascii="Segoe UI" w:hAnsi="Segoe UI" w:eastAsia="Segoe UI" w:cs="Segoe UI"/>
+                <w:color w:val="0F1115"/>
+                <w:sz w:val="18"/>
+                <w:szCs w:val="18"/>
+              </w:rPr>
+            </w:pPr>
+            <w:r>
+              <w:rPr>
+                <w:rFonts w:ascii="Segoe UI" w:hAnsi="Segoe UI" w:eastAsia="Segoe UI" w:cs="Segoe UI"/>
+                <w:color w:val="0F1115"/>
+                <w:sz w:val="18"/>
+                <w:szCs w:val="18"/>
                 <w:lang w:eastAsia="zh-CN"/>
               </w:rPr>
-              <w:t>10</w:t>
-            </w:r>
-            <w:r>
-              <w:rPr>
-                <w:rFonts w:ascii="Segoe UI" w:eastAsia="Segoe UI" w:hAnsi="Segoe UI" w:cs="Segoe UI"/>
-                <w:color w:val="0F1115"/>
-                <w:sz w:val="18"/>
-                <w:szCs w:val="18"/>
-                <w:bdr w:val="nil"/>
-                <w:lang w:eastAsia="zh-CN"/>
-              </w:rPr>
-              <w:t>分</w:t>
+              <w:t>10分</w:t>
             </w:r>
           </w:p>
         </w:tc>
@@ -2230,10 +2440,10 @@
           <w:tcPr>
             <w:tcW w:w="0" w:type="auto"/>
             <w:tcBorders>
-              <w:top w:val="single" w:sz="4" w:space="0" w:color="auto"/>
-              <w:left w:val="single" w:sz="4" w:space="0" w:color="auto"/>
-              <w:bottom w:val="single" w:sz="4" w:space="0" w:color="auto"/>
-              <w:right w:val="single" w:sz="4" w:space="0" w:color="auto"/>
+              <w:top w:val="single" w:color="auto" w:sz="4" w:space="0"/>
+              <w:left w:val="single" w:color="auto" w:sz="4" w:space="0"/>
+              <w:bottom w:val="single" w:color="auto" w:sz="4" w:space="0"/>
+              <w:right w:val="single" w:color="auto" w:sz="4" w:space="0"/>
             </w:tcBorders>
             <w:shd w:val="clear" w:color="auto" w:fill="auto"/>
             <w:tcMar>
@@ -2248,19 +2458,18 @@
             <w:pPr>
               <w:spacing w:line="300" w:lineRule="atLeast"/>
               <w:rPr>
-                <w:rFonts w:ascii="Segoe UI" w:eastAsia="Segoe UI" w:hAnsi="Segoe UI" w:cs="Segoe UI"/>
-                <w:color w:val="0F1115"/>
-                <w:sz w:val="18"/>
-                <w:szCs w:val="18"/>
-              </w:rPr>
-            </w:pPr>
-            <w:r>
-              <w:rPr>
-                <w:rFonts w:ascii="Segoe UI" w:eastAsia="Segoe UI" w:hAnsi="Segoe UI" w:cs="Segoe UI"/>
-                <w:color w:val="0F1115"/>
-                <w:sz w:val="18"/>
-                <w:szCs w:val="18"/>
-                <w:bdr w:val="nil"/>
+                <w:rFonts w:ascii="Segoe UI" w:hAnsi="Segoe UI" w:eastAsia="Segoe UI" w:cs="Segoe UI"/>
+                <w:color w:val="0F1115"/>
+                <w:sz w:val="18"/>
+                <w:szCs w:val="18"/>
+              </w:rPr>
+            </w:pPr>
+            <w:r>
+              <w:rPr>
+                <w:rFonts w:ascii="Segoe UI" w:hAnsi="Segoe UI" w:eastAsia="Segoe UI" w:cs="Segoe UI"/>
+                <w:color w:val="0F1115"/>
+                <w:sz w:val="18"/>
+                <w:szCs w:val="18"/>
                 <w:lang w:eastAsia="zh-CN"/>
               </w:rPr>
               <w:t>评估服务过程是否符合既定流程与标准。</w:t>
@@ -2269,6 +2478,22 @@
         </w:tc>
       </w:tr>
       <w:tr>
+        <w:tblPrEx>
+          <w:tblBorders>
+            <w:top w:val="none" w:color="auto" w:sz="0" w:space="0"/>
+            <w:left w:val="none" w:color="auto" w:sz="0" w:space="0"/>
+            <w:bottom w:val="none" w:color="auto" w:sz="0" w:space="0"/>
+            <w:right w:val="none" w:color="auto" w:sz="0" w:space="0"/>
+            <w:insideH w:val="none" w:color="auto" w:sz="0" w:space="0"/>
+            <w:insideV w:val="none" w:color="auto" w:sz="0" w:space="0"/>
+          </w:tblBorders>
+          <w:tblCellMar>
+            <w:top w:w="15" w:type="dxa"/>
+            <w:left w:w="15" w:type="dxa"/>
+            <w:bottom w:w="15" w:type="dxa"/>
+            <w:right w:w="15" w:type="dxa"/>
+          </w:tblCellMar>
+        </w:tblPrEx>
         <w:trPr>
           <w:jc w:val="center"/>
         </w:trPr>
@@ -2276,10 +2501,10 @@
           <w:tcPr>
             <w:tcW w:w="0" w:type="auto"/>
             <w:tcBorders>
-              <w:top w:val="single" w:sz="4" w:space="0" w:color="auto"/>
-              <w:left w:val="single" w:sz="4" w:space="0" w:color="auto"/>
-              <w:bottom w:val="single" w:sz="4" w:space="0" w:color="auto"/>
-              <w:right w:val="single" w:sz="4" w:space="0" w:color="auto"/>
+              <w:top w:val="single" w:color="auto" w:sz="4" w:space="0"/>
+              <w:left w:val="single" w:color="auto" w:sz="4" w:space="0"/>
+              <w:bottom w:val="single" w:color="auto" w:sz="4" w:space="0"/>
+              <w:right w:val="single" w:color="auto" w:sz="4" w:space="0"/>
             </w:tcBorders>
             <w:shd w:val="clear" w:color="auto" w:fill="auto"/>
             <w:tcMar>
@@ -2294,19 +2519,18 @@
             <w:pPr>
               <w:spacing w:line="300" w:lineRule="atLeast"/>
               <w:rPr>
-                <w:rFonts w:ascii="Segoe UI" w:eastAsia="Segoe UI" w:hAnsi="Segoe UI" w:cs="Segoe UI"/>
-                <w:color w:val="0F1115"/>
-                <w:sz w:val="18"/>
-                <w:szCs w:val="18"/>
-              </w:rPr>
-            </w:pPr>
-            <w:r>
-              <w:rPr>
-                <w:rFonts w:ascii="Segoe UI" w:eastAsia="Segoe UI" w:hAnsi="Segoe UI" w:cs="Segoe UI"/>
-                <w:color w:val="0F1115"/>
-                <w:sz w:val="18"/>
-                <w:szCs w:val="18"/>
-                <w:bdr w:val="nil"/>
+                <w:rFonts w:ascii="Segoe UI" w:hAnsi="Segoe UI" w:eastAsia="Segoe UI" w:cs="Segoe UI"/>
+                <w:color w:val="0F1115"/>
+                <w:sz w:val="18"/>
+                <w:szCs w:val="18"/>
+              </w:rPr>
+            </w:pPr>
+            <w:r>
+              <w:rPr>
+                <w:rFonts w:ascii="Segoe UI" w:hAnsi="Segoe UI" w:eastAsia="Segoe UI" w:cs="Segoe UI"/>
+                <w:color w:val="0F1115"/>
+                <w:sz w:val="18"/>
+                <w:szCs w:val="18"/>
                 <w:lang w:eastAsia="zh-CN"/>
               </w:rPr>
               <w:t>5</w:t>
@@ -2317,10 +2541,10 @@
           <w:tcPr>
             <w:tcW w:w="0" w:type="auto"/>
             <w:tcBorders>
-              <w:top w:val="single" w:sz="4" w:space="0" w:color="auto"/>
-              <w:left w:val="single" w:sz="4" w:space="0" w:color="auto"/>
-              <w:bottom w:val="single" w:sz="4" w:space="0" w:color="auto"/>
-              <w:right w:val="single" w:sz="4" w:space="0" w:color="auto"/>
+              <w:top w:val="single" w:color="auto" w:sz="4" w:space="0"/>
+              <w:left w:val="single" w:color="auto" w:sz="4" w:space="0"/>
+              <w:bottom w:val="single" w:color="auto" w:sz="4" w:space="0"/>
+              <w:right w:val="single" w:color="auto" w:sz="4" w:space="0"/>
             </w:tcBorders>
             <w:shd w:val="clear" w:color="auto" w:fill="auto"/>
             <w:tcMar>
@@ -2335,19 +2559,18 @@
             <w:pPr>
               <w:spacing w:line="300" w:lineRule="atLeast"/>
               <w:rPr>
-                <w:rFonts w:ascii="Segoe UI" w:eastAsia="Segoe UI" w:hAnsi="Segoe UI" w:cs="Segoe UI"/>
-                <w:color w:val="0F1115"/>
-                <w:sz w:val="18"/>
-                <w:szCs w:val="18"/>
-              </w:rPr>
-            </w:pPr>
-            <w:r>
-              <w:rPr>
-                <w:rFonts w:ascii="Segoe UI" w:eastAsia="Segoe UI" w:hAnsi="Segoe UI" w:cs="Segoe UI"/>
-                <w:color w:val="0F1115"/>
-                <w:sz w:val="18"/>
-                <w:szCs w:val="18"/>
-                <w:bdr w:val="nil"/>
+                <w:rFonts w:ascii="Segoe UI" w:hAnsi="Segoe UI" w:eastAsia="Segoe UI" w:cs="Segoe UI"/>
+                <w:color w:val="0F1115"/>
+                <w:sz w:val="18"/>
+                <w:szCs w:val="18"/>
+              </w:rPr>
+            </w:pPr>
+            <w:r>
+              <w:rPr>
+                <w:rFonts w:ascii="Segoe UI" w:hAnsi="Segoe UI" w:eastAsia="Segoe UI" w:cs="Segoe UI"/>
+                <w:color w:val="0F1115"/>
+                <w:sz w:val="18"/>
+                <w:szCs w:val="18"/>
                 <w:lang w:eastAsia="zh-CN"/>
               </w:rPr>
               <w:t>问题解决的效率</w:t>
@@ -2358,10 +2581,10 @@
           <w:tcPr>
             <w:tcW w:w="0" w:type="auto"/>
             <w:tcBorders>
-              <w:top w:val="single" w:sz="4" w:space="0" w:color="auto"/>
-              <w:left w:val="single" w:sz="4" w:space="0" w:color="auto"/>
-              <w:bottom w:val="single" w:sz="4" w:space="0" w:color="auto"/>
-              <w:right w:val="single" w:sz="4" w:space="0" w:color="auto"/>
+              <w:top w:val="single" w:color="auto" w:sz="4" w:space="0"/>
+              <w:left w:val="single" w:color="auto" w:sz="4" w:space="0"/>
+              <w:bottom w:val="single" w:color="auto" w:sz="4" w:space="0"/>
+              <w:right w:val="single" w:color="auto" w:sz="4" w:space="0"/>
             </w:tcBorders>
             <w:shd w:val="clear" w:color="auto" w:fill="auto"/>
             <w:tcMar>
@@ -2376,33 +2599,21 @@
             <w:pPr>
               <w:spacing w:line="300" w:lineRule="atLeast"/>
               <w:rPr>
-                <w:rFonts w:ascii="Segoe UI" w:eastAsia="Segoe UI" w:hAnsi="Segoe UI" w:cs="Segoe UI"/>
-                <w:color w:val="0F1115"/>
-                <w:sz w:val="18"/>
-                <w:szCs w:val="18"/>
-              </w:rPr>
-            </w:pPr>
-            <w:r>
-              <w:rPr>
-                <w:rFonts w:ascii="Segoe UI" w:eastAsia="Segoe UI" w:hAnsi="Segoe UI" w:cs="Segoe UI"/>
-                <w:color w:val="0F1115"/>
-                <w:sz w:val="18"/>
-                <w:szCs w:val="18"/>
-                <w:bdr w:val="nil"/>
+                <w:rFonts w:ascii="Segoe UI" w:hAnsi="Segoe UI" w:eastAsia="Segoe UI" w:cs="Segoe UI"/>
+                <w:color w:val="0F1115"/>
+                <w:sz w:val="18"/>
+                <w:szCs w:val="18"/>
+              </w:rPr>
+            </w:pPr>
+            <w:r>
+              <w:rPr>
+                <w:rFonts w:ascii="Segoe UI" w:hAnsi="Segoe UI" w:eastAsia="Segoe UI" w:cs="Segoe UI"/>
+                <w:color w:val="0F1115"/>
+                <w:sz w:val="18"/>
+                <w:szCs w:val="18"/>
                 <w:lang w:eastAsia="zh-CN"/>
               </w:rPr>
-              <w:t>10</w:t>
-            </w:r>
-            <w:r>
-              <w:rPr>
-                <w:rFonts w:ascii="Segoe UI" w:eastAsia="Segoe UI" w:hAnsi="Segoe UI" w:cs="Segoe UI"/>
-                <w:color w:val="0F1115"/>
-                <w:sz w:val="18"/>
-                <w:szCs w:val="18"/>
-                <w:bdr w:val="nil"/>
-                <w:lang w:eastAsia="zh-CN"/>
-              </w:rPr>
-              <w:t>分</w:t>
+              <w:t>10分</w:t>
             </w:r>
           </w:p>
         </w:tc>
@@ -2410,10 +2621,10 @@
           <w:tcPr>
             <w:tcW w:w="0" w:type="auto"/>
             <w:tcBorders>
-              <w:top w:val="single" w:sz="4" w:space="0" w:color="auto"/>
-              <w:left w:val="single" w:sz="4" w:space="0" w:color="auto"/>
-              <w:bottom w:val="single" w:sz="4" w:space="0" w:color="auto"/>
-              <w:right w:val="single" w:sz="4" w:space="0" w:color="auto"/>
+              <w:top w:val="single" w:color="auto" w:sz="4" w:space="0"/>
+              <w:left w:val="single" w:color="auto" w:sz="4" w:space="0"/>
+              <w:bottom w:val="single" w:color="auto" w:sz="4" w:space="0"/>
+              <w:right w:val="single" w:color="auto" w:sz="4" w:space="0"/>
             </w:tcBorders>
             <w:shd w:val="clear" w:color="auto" w:fill="auto"/>
             <w:tcMar>
@@ -2428,19 +2639,18 @@
             <w:pPr>
               <w:spacing w:line="300" w:lineRule="atLeast"/>
               <w:rPr>
-                <w:rFonts w:ascii="Segoe UI" w:eastAsia="Segoe UI" w:hAnsi="Segoe UI" w:cs="Segoe UI"/>
-                <w:color w:val="0F1115"/>
-                <w:sz w:val="18"/>
-                <w:szCs w:val="18"/>
-              </w:rPr>
-            </w:pPr>
-            <w:r>
-              <w:rPr>
-                <w:rFonts w:ascii="Segoe UI" w:eastAsia="Segoe UI" w:hAnsi="Segoe UI" w:cs="Segoe UI"/>
-                <w:color w:val="0F1115"/>
-                <w:sz w:val="18"/>
-                <w:szCs w:val="18"/>
-                <w:bdr w:val="nil"/>
+                <w:rFonts w:ascii="Segoe UI" w:hAnsi="Segoe UI" w:eastAsia="Segoe UI" w:cs="Segoe UI"/>
+                <w:color w:val="0F1115"/>
+                <w:sz w:val="18"/>
+                <w:szCs w:val="18"/>
+              </w:rPr>
+            </w:pPr>
+            <w:r>
+              <w:rPr>
+                <w:rFonts w:ascii="Segoe UI" w:hAnsi="Segoe UI" w:eastAsia="Segoe UI" w:cs="Segoe UI"/>
+                <w:color w:val="0F1115"/>
+                <w:sz w:val="18"/>
+                <w:szCs w:val="18"/>
                 <w:lang w:eastAsia="zh-CN"/>
               </w:rPr>
               <w:t>评估从发现问题到解决方案提出的时间周期。</w:t>
@@ -2449,6 +2659,22 @@
         </w:tc>
       </w:tr>
       <w:tr>
+        <w:tblPrEx>
+          <w:tblBorders>
+            <w:top w:val="none" w:color="auto" w:sz="0" w:space="0"/>
+            <w:left w:val="none" w:color="auto" w:sz="0" w:space="0"/>
+            <w:bottom w:val="none" w:color="auto" w:sz="0" w:space="0"/>
+            <w:right w:val="none" w:color="auto" w:sz="0" w:space="0"/>
+            <w:insideH w:val="none" w:color="auto" w:sz="0" w:space="0"/>
+            <w:insideV w:val="none" w:color="auto" w:sz="0" w:space="0"/>
+          </w:tblBorders>
+          <w:tblCellMar>
+            <w:top w:w="15" w:type="dxa"/>
+            <w:left w:w="15" w:type="dxa"/>
+            <w:bottom w:w="15" w:type="dxa"/>
+            <w:right w:w="15" w:type="dxa"/>
+          </w:tblCellMar>
+        </w:tblPrEx>
         <w:trPr>
           <w:jc w:val="center"/>
         </w:trPr>
@@ -2456,10 +2682,10 @@
           <w:tcPr>
             <w:tcW w:w="0" w:type="auto"/>
             <w:tcBorders>
-              <w:top w:val="single" w:sz="4" w:space="0" w:color="auto"/>
-              <w:left w:val="single" w:sz="4" w:space="0" w:color="auto"/>
-              <w:bottom w:val="single" w:sz="4" w:space="0" w:color="auto"/>
-              <w:right w:val="single" w:sz="4" w:space="0" w:color="auto"/>
+              <w:top w:val="single" w:color="auto" w:sz="4" w:space="0"/>
+              <w:left w:val="single" w:color="auto" w:sz="4" w:space="0"/>
+              <w:bottom w:val="single" w:color="auto" w:sz="4" w:space="0"/>
+              <w:right w:val="single" w:color="auto" w:sz="4" w:space="0"/>
             </w:tcBorders>
             <w:shd w:val="clear" w:color="auto" w:fill="auto"/>
             <w:tcMar>
@@ -2474,19 +2700,18 @@
             <w:pPr>
               <w:spacing w:line="300" w:lineRule="atLeast"/>
               <w:rPr>
-                <w:rFonts w:ascii="Segoe UI" w:eastAsia="Segoe UI" w:hAnsi="Segoe UI" w:cs="Segoe UI"/>
-                <w:color w:val="0F1115"/>
-                <w:sz w:val="18"/>
-                <w:szCs w:val="18"/>
-              </w:rPr>
-            </w:pPr>
-            <w:r>
-              <w:rPr>
-                <w:rFonts w:ascii="Segoe UI" w:eastAsia="Segoe UI" w:hAnsi="Segoe UI" w:cs="Segoe UI"/>
-                <w:color w:val="0F1115"/>
-                <w:sz w:val="18"/>
-                <w:szCs w:val="18"/>
-                <w:bdr w:val="nil"/>
+                <w:rFonts w:ascii="Segoe UI" w:hAnsi="Segoe UI" w:eastAsia="Segoe UI" w:cs="Segoe UI"/>
+                <w:color w:val="0F1115"/>
+                <w:sz w:val="18"/>
+                <w:szCs w:val="18"/>
+              </w:rPr>
+            </w:pPr>
+            <w:r>
+              <w:rPr>
+                <w:rFonts w:ascii="Segoe UI" w:hAnsi="Segoe UI" w:eastAsia="Segoe UI" w:cs="Segoe UI"/>
+                <w:color w:val="0F1115"/>
+                <w:sz w:val="18"/>
+                <w:szCs w:val="18"/>
                 <w:lang w:eastAsia="zh-CN"/>
               </w:rPr>
               <w:t>6</w:t>
@@ -2497,10 +2722,10 @@
           <w:tcPr>
             <w:tcW w:w="0" w:type="auto"/>
             <w:tcBorders>
-              <w:top w:val="single" w:sz="4" w:space="0" w:color="auto"/>
-              <w:left w:val="single" w:sz="4" w:space="0" w:color="auto"/>
-              <w:bottom w:val="single" w:sz="4" w:space="0" w:color="auto"/>
-              <w:right w:val="single" w:sz="4" w:space="0" w:color="auto"/>
+              <w:top w:val="single" w:color="auto" w:sz="4" w:space="0"/>
+              <w:left w:val="single" w:color="auto" w:sz="4" w:space="0"/>
+              <w:bottom w:val="single" w:color="auto" w:sz="4" w:space="0"/>
+              <w:right w:val="single" w:color="auto" w:sz="4" w:space="0"/>
             </w:tcBorders>
             <w:shd w:val="clear" w:color="auto" w:fill="auto"/>
             <w:tcMar>
@@ -2515,19 +2740,18 @@
             <w:pPr>
               <w:spacing w:line="300" w:lineRule="atLeast"/>
               <w:rPr>
-                <w:rFonts w:ascii="Segoe UI" w:eastAsia="Segoe UI" w:hAnsi="Segoe UI" w:cs="Segoe UI"/>
-                <w:color w:val="0F1115"/>
-                <w:sz w:val="18"/>
-                <w:szCs w:val="18"/>
-              </w:rPr>
-            </w:pPr>
-            <w:r>
-              <w:rPr>
-                <w:rFonts w:ascii="Segoe UI" w:eastAsia="Segoe UI" w:hAnsi="Segoe UI" w:cs="Segoe UI"/>
-                <w:color w:val="0F1115"/>
-                <w:sz w:val="18"/>
-                <w:szCs w:val="18"/>
-                <w:bdr w:val="nil"/>
+                <w:rFonts w:ascii="Segoe UI" w:hAnsi="Segoe UI" w:eastAsia="Segoe UI" w:cs="Segoe UI"/>
+                <w:color w:val="0F1115"/>
+                <w:sz w:val="18"/>
+                <w:szCs w:val="18"/>
+              </w:rPr>
+            </w:pPr>
+            <w:r>
+              <w:rPr>
+                <w:rFonts w:ascii="Segoe UI" w:hAnsi="Segoe UI" w:eastAsia="Segoe UI" w:cs="Segoe UI"/>
+                <w:color w:val="0F1115"/>
+                <w:sz w:val="18"/>
+                <w:szCs w:val="18"/>
                 <w:lang w:eastAsia="zh-CN"/>
               </w:rPr>
               <w:t>问题解决有效性</w:t>
@@ -2538,10 +2762,10 @@
           <w:tcPr>
             <w:tcW w:w="0" w:type="auto"/>
             <w:tcBorders>
-              <w:top w:val="single" w:sz="4" w:space="0" w:color="auto"/>
-              <w:left w:val="single" w:sz="4" w:space="0" w:color="auto"/>
-              <w:bottom w:val="single" w:sz="4" w:space="0" w:color="auto"/>
-              <w:right w:val="single" w:sz="4" w:space="0" w:color="auto"/>
+              <w:top w:val="single" w:color="auto" w:sz="4" w:space="0"/>
+              <w:left w:val="single" w:color="auto" w:sz="4" w:space="0"/>
+              <w:bottom w:val="single" w:color="auto" w:sz="4" w:space="0"/>
+              <w:right w:val="single" w:color="auto" w:sz="4" w:space="0"/>
             </w:tcBorders>
             <w:shd w:val="clear" w:color="auto" w:fill="auto"/>
             <w:tcMar>
@@ -2556,33 +2780,21 @@
             <w:pPr>
               <w:spacing w:line="300" w:lineRule="atLeast"/>
               <w:rPr>
-                <w:rFonts w:ascii="Segoe UI" w:eastAsia="Segoe UI" w:hAnsi="Segoe UI" w:cs="Segoe UI"/>
-                <w:color w:val="0F1115"/>
-                <w:sz w:val="18"/>
-                <w:szCs w:val="18"/>
-              </w:rPr>
-            </w:pPr>
-            <w:r>
-              <w:rPr>
-                <w:rFonts w:ascii="Segoe UI" w:eastAsia="Segoe UI" w:hAnsi="Segoe UI" w:cs="Segoe UI"/>
-                <w:color w:val="0F1115"/>
-                <w:sz w:val="18"/>
-                <w:szCs w:val="18"/>
-                <w:bdr w:val="nil"/>
+                <w:rFonts w:ascii="Segoe UI" w:hAnsi="Segoe UI" w:eastAsia="Segoe UI" w:cs="Segoe UI"/>
+                <w:color w:val="0F1115"/>
+                <w:sz w:val="18"/>
+                <w:szCs w:val="18"/>
+              </w:rPr>
+            </w:pPr>
+            <w:r>
+              <w:rPr>
+                <w:rFonts w:ascii="Segoe UI" w:hAnsi="Segoe UI" w:eastAsia="Segoe UI" w:cs="Segoe UI"/>
+                <w:color w:val="0F1115"/>
+                <w:sz w:val="18"/>
+                <w:szCs w:val="18"/>
                 <w:lang w:eastAsia="zh-CN"/>
               </w:rPr>
-              <w:t>10</w:t>
-            </w:r>
-            <w:r>
-              <w:rPr>
-                <w:rFonts w:ascii="Segoe UI" w:eastAsia="Segoe UI" w:hAnsi="Segoe UI" w:cs="Segoe UI"/>
-                <w:color w:val="0F1115"/>
-                <w:sz w:val="18"/>
-                <w:szCs w:val="18"/>
-                <w:bdr w:val="nil"/>
-                <w:lang w:eastAsia="zh-CN"/>
-              </w:rPr>
-              <w:t>分</w:t>
+              <w:t>10分</w:t>
             </w:r>
           </w:p>
         </w:tc>
@@ -2590,10 +2802,10 @@
           <w:tcPr>
             <w:tcW w:w="0" w:type="auto"/>
             <w:tcBorders>
-              <w:top w:val="single" w:sz="4" w:space="0" w:color="auto"/>
-              <w:left w:val="single" w:sz="4" w:space="0" w:color="auto"/>
-              <w:bottom w:val="single" w:sz="4" w:space="0" w:color="auto"/>
-              <w:right w:val="single" w:sz="4" w:space="0" w:color="auto"/>
+              <w:top w:val="single" w:color="auto" w:sz="4" w:space="0"/>
+              <w:left w:val="single" w:color="auto" w:sz="4" w:space="0"/>
+              <w:bottom w:val="single" w:color="auto" w:sz="4" w:space="0"/>
+              <w:right w:val="single" w:color="auto" w:sz="4" w:space="0"/>
             </w:tcBorders>
             <w:shd w:val="clear" w:color="auto" w:fill="auto"/>
             <w:tcMar>
@@ -2608,19 +2820,18 @@
             <w:pPr>
               <w:spacing w:line="300" w:lineRule="atLeast"/>
               <w:rPr>
-                <w:rFonts w:ascii="Segoe UI" w:eastAsia="Segoe UI" w:hAnsi="Segoe UI" w:cs="Segoe UI"/>
-                <w:color w:val="0F1115"/>
-                <w:sz w:val="18"/>
-                <w:szCs w:val="18"/>
-              </w:rPr>
-            </w:pPr>
-            <w:r>
-              <w:rPr>
-                <w:rFonts w:ascii="Segoe UI" w:eastAsia="Segoe UI" w:hAnsi="Segoe UI" w:cs="Segoe UI"/>
-                <w:color w:val="0F1115"/>
-                <w:sz w:val="18"/>
-                <w:szCs w:val="18"/>
-                <w:bdr w:val="nil"/>
+                <w:rFonts w:ascii="Segoe UI" w:hAnsi="Segoe UI" w:eastAsia="Segoe UI" w:cs="Segoe UI"/>
+                <w:color w:val="0F1115"/>
+                <w:sz w:val="18"/>
+                <w:szCs w:val="18"/>
+              </w:rPr>
+            </w:pPr>
+            <w:r>
+              <w:rPr>
+                <w:rFonts w:ascii="Segoe UI" w:hAnsi="Segoe UI" w:eastAsia="Segoe UI" w:cs="Segoe UI"/>
+                <w:color w:val="0F1115"/>
+                <w:sz w:val="18"/>
+                <w:szCs w:val="18"/>
                 <w:lang w:eastAsia="zh-CN"/>
               </w:rPr>
               <w:t>评估解决方案是否彻底、根本地解决了问题，无复发。</w:t>
@@ -2629,6 +2840,22 @@
         </w:tc>
       </w:tr>
       <w:tr>
+        <w:tblPrEx>
+          <w:tblBorders>
+            <w:top w:val="none" w:color="auto" w:sz="0" w:space="0"/>
+            <w:left w:val="none" w:color="auto" w:sz="0" w:space="0"/>
+            <w:bottom w:val="none" w:color="auto" w:sz="0" w:space="0"/>
+            <w:right w:val="none" w:color="auto" w:sz="0" w:space="0"/>
+            <w:insideH w:val="none" w:color="auto" w:sz="0" w:space="0"/>
+            <w:insideV w:val="none" w:color="auto" w:sz="0" w:space="0"/>
+          </w:tblBorders>
+          <w:tblCellMar>
+            <w:top w:w="15" w:type="dxa"/>
+            <w:left w:w="15" w:type="dxa"/>
+            <w:bottom w:w="15" w:type="dxa"/>
+            <w:right w:w="15" w:type="dxa"/>
+          </w:tblCellMar>
+        </w:tblPrEx>
         <w:trPr>
           <w:jc w:val="center"/>
         </w:trPr>
@@ -2636,10 +2863,10 @@
           <w:tcPr>
             <w:tcW w:w="0" w:type="auto"/>
             <w:tcBorders>
-              <w:top w:val="single" w:sz="4" w:space="0" w:color="auto"/>
-              <w:left w:val="single" w:sz="4" w:space="0" w:color="auto"/>
-              <w:bottom w:val="single" w:sz="4" w:space="0" w:color="auto"/>
-              <w:right w:val="single" w:sz="4" w:space="0" w:color="auto"/>
+              <w:top w:val="single" w:color="auto" w:sz="4" w:space="0"/>
+              <w:left w:val="single" w:color="auto" w:sz="4" w:space="0"/>
+              <w:bottom w:val="single" w:color="auto" w:sz="4" w:space="0"/>
+              <w:right w:val="single" w:color="auto" w:sz="4" w:space="0"/>
             </w:tcBorders>
             <w:shd w:val="clear" w:color="auto" w:fill="auto"/>
             <w:tcMar>
@@ -2654,19 +2881,18 @@
             <w:pPr>
               <w:spacing w:line="300" w:lineRule="atLeast"/>
               <w:rPr>
-                <w:rFonts w:ascii="Segoe UI" w:eastAsia="Segoe UI" w:hAnsi="Segoe UI" w:cs="Segoe UI"/>
-                <w:color w:val="0F1115"/>
-                <w:sz w:val="18"/>
-                <w:szCs w:val="18"/>
-              </w:rPr>
-            </w:pPr>
-            <w:r>
-              <w:rPr>
-                <w:rFonts w:ascii="Segoe UI" w:eastAsia="Segoe UI" w:hAnsi="Segoe UI" w:cs="Segoe UI"/>
-                <w:color w:val="0F1115"/>
-                <w:sz w:val="18"/>
-                <w:szCs w:val="18"/>
-                <w:bdr w:val="nil"/>
+                <w:rFonts w:ascii="Segoe UI" w:hAnsi="Segoe UI" w:eastAsia="Segoe UI" w:cs="Segoe UI"/>
+                <w:color w:val="0F1115"/>
+                <w:sz w:val="18"/>
+                <w:szCs w:val="18"/>
+              </w:rPr>
+            </w:pPr>
+            <w:r>
+              <w:rPr>
+                <w:rFonts w:ascii="Segoe UI" w:hAnsi="Segoe UI" w:eastAsia="Segoe UI" w:cs="Segoe UI"/>
+                <w:color w:val="0F1115"/>
+                <w:sz w:val="18"/>
+                <w:szCs w:val="18"/>
                 <w:lang w:eastAsia="zh-CN"/>
               </w:rPr>
               <w:t>7</w:t>
@@ -2677,10 +2903,10 @@
           <w:tcPr>
             <w:tcW w:w="0" w:type="auto"/>
             <w:tcBorders>
-              <w:top w:val="single" w:sz="4" w:space="0" w:color="auto"/>
-              <w:left w:val="single" w:sz="4" w:space="0" w:color="auto"/>
-              <w:bottom w:val="single" w:sz="4" w:space="0" w:color="auto"/>
-              <w:right w:val="single" w:sz="4" w:space="0" w:color="auto"/>
+              <w:top w:val="single" w:color="auto" w:sz="4" w:space="0"/>
+              <w:left w:val="single" w:color="auto" w:sz="4" w:space="0"/>
+              <w:bottom w:val="single" w:color="auto" w:sz="4" w:space="0"/>
+              <w:right w:val="single" w:color="auto" w:sz="4" w:space="0"/>
             </w:tcBorders>
             <w:shd w:val="clear" w:color="auto" w:fill="auto"/>
             <w:tcMar>
@@ -2695,19 +2921,18 @@
             <w:pPr>
               <w:spacing w:line="300" w:lineRule="atLeast"/>
               <w:rPr>
-                <w:rFonts w:ascii="Segoe UI" w:eastAsia="Segoe UI" w:hAnsi="Segoe UI" w:cs="Segoe UI"/>
-                <w:color w:val="0F1115"/>
-                <w:sz w:val="18"/>
-                <w:szCs w:val="18"/>
-              </w:rPr>
-            </w:pPr>
-            <w:r>
-              <w:rPr>
-                <w:rFonts w:ascii="Segoe UI" w:eastAsia="Segoe UI" w:hAnsi="Segoe UI" w:cs="Segoe UI"/>
-                <w:color w:val="0F1115"/>
-                <w:sz w:val="18"/>
-                <w:szCs w:val="18"/>
-                <w:bdr w:val="nil"/>
+                <w:rFonts w:ascii="Segoe UI" w:hAnsi="Segoe UI" w:eastAsia="Segoe UI" w:cs="Segoe UI"/>
+                <w:color w:val="0F1115"/>
+                <w:sz w:val="18"/>
+                <w:szCs w:val="18"/>
+              </w:rPr>
+            </w:pPr>
+            <w:r>
+              <w:rPr>
+                <w:rFonts w:ascii="Segoe UI" w:hAnsi="Segoe UI" w:eastAsia="Segoe UI" w:cs="Segoe UI"/>
+                <w:color w:val="0F1115"/>
+                <w:sz w:val="18"/>
+                <w:szCs w:val="18"/>
                 <w:lang w:eastAsia="zh-CN"/>
               </w:rPr>
               <w:t>咨询及培训</w:t>
@@ -2718,10 +2943,10 @@
           <w:tcPr>
             <w:tcW w:w="0" w:type="auto"/>
             <w:tcBorders>
-              <w:top w:val="single" w:sz="4" w:space="0" w:color="auto"/>
-              <w:left w:val="single" w:sz="4" w:space="0" w:color="auto"/>
-              <w:bottom w:val="single" w:sz="4" w:space="0" w:color="auto"/>
-              <w:right w:val="single" w:sz="4" w:space="0" w:color="auto"/>
+              <w:top w:val="single" w:color="auto" w:sz="4" w:space="0"/>
+              <w:left w:val="single" w:color="auto" w:sz="4" w:space="0"/>
+              <w:bottom w:val="single" w:color="auto" w:sz="4" w:space="0"/>
+              <w:right w:val="single" w:color="auto" w:sz="4" w:space="0"/>
             </w:tcBorders>
             <w:shd w:val="clear" w:color="auto" w:fill="auto"/>
             <w:tcMar>
@@ -2736,33 +2961,21 @@
             <w:pPr>
               <w:spacing w:line="300" w:lineRule="atLeast"/>
               <w:rPr>
-                <w:rFonts w:ascii="Segoe UI" w:eastAsia="Segoe UI" w:hAnsi="Segoe UI" w:cs="Segoe UI"/>
-                <w:color w:val="0F1115"/>
-                <w:sz w:val="18"/>
-                <w:szCs w:val="18"/>
-              </w:rPr>
-            </w:pPr>
-            <w:r>
-              <w:rPr>
-                <w:rFonts w:ascii="Segoe UI" w:eastAsia="Segoe UI" w:hAnsi="Segoe UI" w:cs="Segoe UI"/>
-                <w:color w:val="0F1115"/>
-                <w:sz w:val="18"/>
-                <w:szCs w:val="18"/>
-                <w:bdr w:val="nil"/>
+                <w:rFonts w:ascii="Segoe UI" w:hAnsi="Segoe UI" w:eastAsia="Segoe UI" w:cs="Segoe UI"/>
+                <w:color w:val="0F1115"/>
+                <w:sz w:val="18"/>
+                <w:szCs w:val="18"/>
+              </w:rPr>
+            </w:pPr>
+            <w:r>
+              <w:rPr>
+                <w:rFonts w:ascii="Segoe UI" w:hAnsi="Segoe UI" w:eastAsia="Segoe UI" w:cs="Segoe UI"/>
+                <w:color w:val="0F1115"/>
+                <w:sz w:val="18"/>
+                <w:szCs w:val="18"/>
                 <w:lang w:eastAsia="zh-CN"/>
               </w:rPr>
-              <w:t>10</w:t>
-            </w:r>
-            <w:r>
-              <w:rPr>
-                <w:rFonts w:ascii="Segoe UI" w:eastAsia="Segoe UI" w:hAnsi="Segoe UI" w:cs="Segoe UI"/>
-                <w:color w:val="0F1115"/>
-                <w:sz w:val="18"/>
-                <w:szCs w:val="18"/>
-                <w:bdr w:val="nil"/>
-                <w:lang w:eastAsia="zh-CN"/>
-              </w:rPr>
-              <w:t>分</w:t>
+              <w:t>10分</w:t>
             </w:r>
           </w:p>
         </w:tc>
@@ -2770,10 +2983,10 @@
           <w:tcPr>
             <w:tcW w:w="0" w:type="auto"/>
             <w:tcBorders>
-              <w:top w:val="single" w:sz="4" w:space="0" w:color="auto"/>
-              <w:left w:val="single" w:sz="4" w:space="0" w:color="auto"/>
-              <w:bottom w:val="single" w:sz="4" w:space="0" w:color="auto"/>
-              <w:right w:val="single" w:sz="4" w:space="0" w:color="auto"/>
+              <w:top w:val="single" w:color="auto" w:sz="4" w:space="0"/>
+              <w:left w:val="single" w:color="auto" w:sz="4" w:space="0"/>
+              <w:bottom w:val="single" w:color="auto" w:sz="4" w:space="0"/>
+              <w:right w:val="single" w:color="auto" w:sz="4" w:space="0"/>
             </w:tcBorders>
             <w:shd w:val="clear" w:color="auto" w:fill="auto"/>
             <w:tcMar>
@@ -2788,19 +3001,18 @@
             <w:pPr>
               <w:spacing w:line="300" w:lineRule="atLeast"/>
               <w:rPr>
-                <w:rFonts w:ascii="Segoe UI" w:eastAsia="Segoe UI" w:hAnsi="Segoe UI" w:cs="Segoe UI"/>
-                <w:color w:val="0F1115"/>
-                <w:sz w:val="18"/>
-                <w:szCs w:val="18"/>
-              </w:rPr>
-            </w:pPr>
-            <w:r>
-              <w:rPr>
-                <w:rFonts w:ascii="Segoe UI" w:eastAsia="Segoe UI" w:hAnsi="Segoe UI" w:cs="Segoe UI"/>
-                <w:color w:val="0F1115"/>
-                <w:sz w:val="18"/>
-                <w:szCs w:val="18"/>
-                <w:bdr w:val="nil"/>
+                <w:rFonts w:ascii="Segoe UI" w:hAnsi="Segoe UI" w:eastAsia="Segoe UI" w:cs="Segoe UI"/>
+                <w:color w:val="0F1115"/>
+                <w:sz w:val="18"/>
+                <w:szCs w:val="18"/>
+              </w:rPr>
+            </w:pPr>
+            <w:r>
+              <w:rPr>
+                <w:rFonts w:ascii="Segoe UI" w:hAnsi="Segoe UI" w:eastAsia="Segoe UI" w:cs="Segoe UI"/>
+                <w:color w:val="0F1115"/>
+                <w:sz w:val="18"/>
+                <w:szCs w:val="18"/>
                 <w:lang w:eastAsia="zh-CN"/>
               </w:rPr>
               <w:t>评估日常咨询解答与培训支持的实用性与清晰度。</w:t>
@@ -2809,6 +3021,22 @@
         </w:tc>
       </w:tr>
       <w:tr>
+        <w:tblPrEx>
+          <w:tblBorders>
+            <w:top w:val="none" w:color="auto" w:sz="0" w:space="0"/>
+            <w:left w:val="none" w:color="auto" w:sz="0" w:space="0"/>
+            <w:bottom w:val="none" w:color="auto" w:sz="0" w:space="0"/>
+            <w:right w:val="none" w:color="auto" w:sz="0" w:space="0"/>
+            <w:insideH w:val="none" w:color="auto" w:sz="0" w:space="0"/>
+            <w:insideV w:val="none" w:color="auto" w:sz="0" w:space="0"/>
+          </w:tblBorders>
+          <w:tblCellMar>
+            <w:top w:w="15" w:type="dxa"/>
+            <w:left w:w="15" w:type="dxa"/>
+            <w:bottom w:w="15" w:type="dxa"/>
+            <w:right w:w="15" w:type="dxa"/>
+          </w:tblCellMar>
+        </w:tblPrEx>
         <w:trPr>
           <w:jc w:val="center"/>
         </w:trPr>
@@ -2816,10 +3044,10 @@
           <w:tcPr>
             <w:tcW w:w="0" w:type="auto"/>
             <w:tcBorders>
-              <w:top w:val="single" w:sz="4" w:space="0" w:color="auto"/>
-              <w:left w:val="single" w:sz="4" w:space="0" w:color="auto"/>
-              <w:bottom w:val="single" w:sz="4" w:space="0" w:color="auto"/>
-              <w:right w:val="single" w:sz="4" w:space="0" w:color="auto"/>
+              <w:top w:val="single" w:color="auto" w:sz="4" w:space="0"/>
+              <w:left w:val="single" w:color="auto" w:sz="4" w:space="0"/>
+              <w:bottom w:val="single" w:color="auto" w:sz="4" w:space="0"/>
+              <w:right w:val="single" w:color="auto" w:sz="4" w:space="0"/>
             </w:tcBorders>
             <w:shd w:val="clear" w:color="auto" w:fill="auto"/>
             <w:tcMar>
@@ -2834,19 +3062,18 @@
             <w:pPr>
               <w:spacing w:line="300" w:lineRule="atLeast"/>
               <w:rPr>
-                <w:rFonts w:ascii="Segoe UI" w:eastAsia="Segoe UI" w:hAnsi="Segoe UI" w:cs="Segoe UI"/>
-                <w:color w:val="0F1115"/>
-                <w:sz w:val="18"/>
-                <w:szCs w:val="18"/>
-              </w:rPr>
-            </w:pPr>
-            <w:r>
-              <w:rPr>
-                <w:rFonts w:ascii="Segoe UI" w:eastAsia="Segoe UI" w:hAnsi="Segoe UI" w:cs="Segoe UI"/>
-                <w:color w:val="0F1115"/>
-                <w:sz w:val="18"/>
-                <w:szCs w:val="18"/>
-                <w:bdr w:val="nil"/>
+                <w:rFonts w:ascii="Segoe UI" w:hAnsi="Segoe UI" w:eastAsia="Segoe UI" w:cs="Segoe UI"/>
+                <w:color w:val="0F1115"/>
+                <w:sz w:val="18"/>
+                <w:szCs w:val="18"/>
+              </w:rPr>
+            </w:pPr>
+            <w:r>
+              <w:rPr>
+                <w:rFonts w:ascii="Segoe UI" w:hAnsi="Segoe UI" w:eastAsia="Segoe UI" w:cs="Segoe UI"/>
+                <w:color w:val="0F1115"/>
+                <w:sz w:val="18"/>
+                <w:szCs w:val="18"/>
                 <w:lang w:eastAsia="zh-CN"/>
               </w:rPr>
               <w:t>8</w:t>
@@ -2857,10 +3084,10 @@
           <w:tcPr>
             <w:tcW w:w="0" w:type="auto"/>
             <w:tcBorders>
-              <w:top w:val="single" w:sz="4" w:space="0" w:color="auto"/>
-              <w:left w:val="single" w:sz="4" w:space="0" w:color="auto"/>
-              <w:bottom w:val="single" w:sz="4" w:space="0" w:color="auto"/>
-              <w:right w:val="single" w:sz="4" w:space="0" w:color="auto"/>
+              <w:top w:val="single" w:color="auto" w:sz="4" w:space="0"/>
+              <w:left w:val="single" w:color="auto" w:sz="4" w:space="0"/>
+              <w:bottom w:val="single" w:color="auto" w:sz="4" w:space="0"/>
+              <w:right w:val="single" w:color="auto" w:sz="4" w:space="0"/>
             </w:tcBorders>
             <w:shd w:val="clear" w:color="auto" w:fill="auto"/>
             <w:tcMar>
@@ -2875,19 +3102,18 @@
             <w:pPr>
               <w:spacing w:line="300" w:lineRule="atLeast"/>
               <w:rPr>
-                <w:rFonts w:ascii="Segoe UI" w:eastAsia="Segoe UI" w:hAnsi="Segoe UI" w:cs="Segoe UI"/>
-                <w:color w:val="0F1115"/>
-                <w:sz w:val="18"/>
-                <w:szCs w:val="18"/>
-              </w:rPr>
-            </w:pPr>
-            <w:r>
-              <w:rPr>
-                <w:rFonts w:ascii="Segoe UI" w:eastAsia="Segoe UI" w:hAnsi="Segoe UI" w:cs="Segoe UI"/>
-                <w:color w:val="0F1115"/>
-                <w:sz w:val="18"/>
-                <w:szCs w:val="18"/>
-                <w:bdr w:val="nil"/>
+                <w:rFonts w:ascii="Segoe UI" w:hAnsi="Segoe UI" w:eastAsia="Segoe UI" w:cs="Segoe UI"/>
+                <w:color w:val="0F1115"/>
+                <w:sz w:val="18"/>
+                <w:szCs w:val="18"/>
+              </w:rPr>
+            </w:pPr>
+            <w:r>
+              <w:rPr>
+                <w:rFonts w:ascii="Segoe UI" w:hAnsi="Segoe UI" w:eastAsia="Segoe UI" w:cs="Segoe UI"/>
+                <w:color w:val="0F1115"/>
+                <w:sz w:val="18"/>
+                <w:szCs w:val="18"/>
                 <w:lang w:eastAsia="zh-CN"/>
               </w:rPr>
               <w:t>使用方便性</w:t>
@@ -2898,10 +3124,10 @@
           <w:tcPr>
             <w:tcW w:w="0" w:type="auto"/>
             <w:tcBorders>
-              <w:top w:val="single" w:sz="4" w:space="0" w:color="auto"/>
-              <w:left w:val="single" w:sz="4" w:space="0" w:color="auto"/>
-              <w:bottom w:val="single" w:sz="4" w:space="0" w:color="auto"/>
-              <w:right w:val="single" w:sz="4" w:space="0" w:color="auto"/>
+              <w:top w:val="single" w:color="auto" w:sz="4" w:space="0"/>
+              <w:left w:val="single" w:color="auto" w:sz="4" w:space="0"/>
+              <w:bottom w:val="single" w:color="auto" w:sz="4" w:space="0"/>
+              <w:right w:val="single" w:color="auto" w:sz="4" w:space="0"/>
             </w:tcBorders>
             <w:shd w:val="clear" w:color="auto" w:fill="auto"/>
             <w:tcMar>
@@ -2916,33 +3142,21 @@
             <w:pPr>
               <w:spacing w:line="300" w:lineRule="atLeast"/>
               <w:rPr>
-                <w:rFonts w:ascii="Segoe UI" w:eastAsia="Segoe UI" w:hAnsi="Segoe UI" w:cs="Segoe UI"/>
-                <w:color w:val="0F1115"/>
-                <w:sz w:val="18"/>
-                <w:szCs w:val="18"/>
-              </w:rPr>
-            </w:pPr>
-            <w:r>
-              <w:rPr>
-                <w:rFonts w:ascii="Segoe UI" w:eastAsia="Segoe UI" w:hAnsi="Segoe UI" w:cs="Segoe UI"/>
-                <w:color w:val="0F1115"/>
-                <w:sz w:val="18"/>
-                <w:szCs w:val="18"/>
-                <w:bdr w:val="nil"/>
+                <w:rFonts w:ascii="Segoe UI" w:hAnsi="Segoe UI" w:eastAsia="Segoe UI" w:cs="Segoe UI"/>
+                <w:color w:val="0F1115"/>
+                <w:sz w:val="18"/>
+                <w:szCs w:val="18"/>
+              </w:rPr>
+            </w:pPr>
+            <w:r>
+              <w:rPr>
+                <w:rFonts w:ascii="Segoe UI" w:hAnsi="Segoe UI" w:eastAsia="Segoe UI" w:cs="Segoe UI"/>
+                <w:color w:val="0F1115"/>
+                <w:sz w:val="18"/>
+                <w:szCs w:val="18"/>
                 <w:lang w:eastAsia="zh-CN"/>
               </w:rPr>
-              <w:t>10</w:t>
-            </w:r>
-            <w:r>
-              <w:rPr>
-                <w:rFonts w:ascii="Segoe UI" w:eastAsia="Segoe UI" w:hAnsi="Segoe UI" w:cs="Segoe UI"/>
-                <w:color w:val="0F1115"/>
-                <w:sz w:val="18"/>
-                <w:szCs w:val="18"/>
-                <w:bdr w:val="nil"/>
-                <w:lang w:eastAsia="zh-CN"/>
-              </w:rPr>
-              <w:t>分</w:t>
+              <w:t>10分</w:t>
             </w:r>
           </w:p>
         </w:tc>
@@ -2950,10 +3164,10 @@
           <w:tcPr>
             <w:tcW w:w="0" w:type="auto"/>
             <w:tcBorders>
-              <w:top w:val="single" w:sz="4" w:space="0" w:color="auto"/>
-              <w:left w:val="single" w:sz="4" w:space="0" w:color="auto"/>
-              <w:bottom w:val="single" w:sz="4" w:space="0" w:color="auto"/>
-              <w:right w:val="single" w:sz="4" w:space="0" w:color="auto"/>
+              <w:top w:val="single" w:color="auto" w:sz="4" w:space="0"/>
+              <w:left w:val="single" w:color="auto" w:sz="4" w:space="0"/>
+              <w:bottom w:val="single" w:color="auto" w:sz="4" w:space="0"/>
+              <w:right w:val="single" w:color="auto" w:sz="4" w:space="0"/>
             </w:tcBorders>
             <w:shd w:val="clear" w:color="auto" w:fill="auto"/>
             <w:tcMar>
@@ -2968,19 +3182,18 @@
             <w:pPr>
               <w:spacing w:line="300" w:lineRule="atLeast"/>
               <w:rPr>
-                <w:rFonts w:ascii="Segoe UI" w:eastAsia="Segoe UI" w:hAnsi="Segoe UI" w:cs="Segoe UI"/>
-                <w:color w:val="0F1115"/>
-                <w:sz w:val="18"/>
-                <w:szCs w:val="18"/>
-              </w:rPr>
-            </w:pPr>
-            <w:r>
-              <w:rPr>
-                <w:rFonts w:ascii="Segoe UI" w:eastAsia="Segoe UI" w:hAnsi="Segoe UI" w:cs="Segoe UI"/>
-                <w:color w:val="0F1115"/>
-                <w:sz w:val="18"/>
-                <w:szCs w:val="18"/>
-                <w:bdr w:val="nil"/>
+                <w:rFonts w:ascii="Segoe UI" w:hAnsi="Segoe UI" w:eastAsia="Segoe UI" w:cs="Segoe UI"/>
+                <w:color w:val="0F1115"/>
+                <w:sz w:val="18"/>
+                <w:szCs w:val="18"/>
+              </w:rPr>
+            </w:pPr>
+            <w:r>
+              <w:rPr>
+                <w:rFonts w:ascii="Segoe UI" w:hAnsi="Segoe UI" w:eastAsia="Segoe UI" w:cs="Segoe UI"/>
+                <w:color w:val="0F1115"/>
+                <w:sz w:val="18"/>
+                <w:szCs w:val="18"/>
                 <w:lang w:eastAsia="zh-CN"/>
               </w:rPr>
               <w:t>评估所提供的系统、工具或文档是否易于理解和使用。</w:t>
@@ -2989,6 +3202,22 @@
         </w:tc>
       </w:tr>
       <w:tr>
+        <w:tblPrEx>
+          <w:tblBorders>
+            <w:top w:val="none" w:color="auto" w:sz="0" w:space="0"/>
+            <w:left w:val="none" w:color="auto" w:sz="0" w:space="0"/>
+            <w:bottom w:val="none" w:color="auto" w:sz="0" w:space="0"/>
+            <w:right w:val="none" w:color="auto" w:sz="0" w:space="0"/>
+            <w:insideH w:val="none" w:color="auto" w:sz="0" w:space="0"/>
+            <w:insideV w:val="none" w:color="auto" w:sz="0" w:space="0"/>
+          </w:tblBorders>
+          <w:tblCellMar>
+            <w:top w:w="15" w:type="dxa"/>
+            <w:left w:w="15" w:type="dxa"/>
+            <w:bottom w:w="15" w:type="dxa"/>
+            <w:right w:w="15" w:type="dxa"/>
+          </w:tblCellMar>
+        </w:tblPrEx>
         <w:trPr>
           <w:jc w:val="center"/>
         </w:trPr>
@@ -2996,10 +3225,10 @@
           <w:tcPr>
             <w:tcW w:w="0" w:type="auto"/>
             <w:tcBorders>
-              <w:top w:val="single" w:sz="4" w:space="0" w:color="auto"/>
-              <w:left w:val="single" w:sz="4" w:space="0" w:color="auto"/>
-              <w:bottom w:val="single" w:sz="4" w:space="0" w:color="auto"/>
-              <w:right w:val="single" w:sz="4" w:space="0" w:color="auto"/>
+              <w:top w:val="single" w:color="auto" w:sz="4" w:space="0"/>
+              <w:left w:val="single" w:color="auto" w:sz="4" w:space="0"/>
+              <w:bottom w:val="single" w:color="auto" w:sz="4" w:space="0"/>
+              <w:right w:val="single" w:color="auto" w:sz="4" w:space="0"/>
             </w:tcBorders>
             <w:shd w:val="clear" w:color="auto" w:fill="auto"/>
             <w:tcMar>
@@ -3014,19 +3243,18 @@
             <w:pPr>
               <w:spacing w:line="300" w:lineRule="atLeast"/>
               <w:rPr>
-                <w:rFonts w:ascii="Segoe UI" w:eastAsia="Segoe UI" w:hAnsi="Segoe UI" w:cs="Segoe UI"/>
-                <w:color w:val="0F1115"/>
-                <w:sz w:val="18"/>
-                <w:szCs w:val="18"/>
-              </w:rPr>
-            </w:pPr>
-            <w:r>
-              <w:rPr>
-                <w:rFonts w:ascii="Segoe UI" w:eastAsia="Segoe UI" w:hAnsi="Segoe UI" w:cs="Segoe UI"/>
-                <w:color w:val="0F1115"/>
-                <w:sz w:val="18"/>
-                <w:szCs w:val="18"/>
-                <w:bdr w:val="nil"/>
+                <w:rFonts w:ascii="Segoe UI" w:hAnsi="Segoe UI" w:eastAsia="Segoe UI" w:cs="Segoe UI"/>
+                <w:color w:val="0F1115"/>
+                <w:sz w:val="18"/>
+                <w:szCs w:val="18"/>
+              </w:rPr>
+            </w:pPr>
+            <w:r>
+              <w:rPr>
+                <w:rFonts w:ascii="Segoe UI" w:hAnsi="Segoe UI" w:eastAsia="Segoe UI" w:cs="Segoe UI"/>
+                <w:color w:val="0F1115"/>
+                <w:sz w:val="18"/>
+                <w:szCs w:val="18"/>
                 <w:lang w:eastAsia="zh-CN"/>
               </w:rPr>
               <w:t>9</w:t>
@@ -3037,10 +3265,10 @@
           <w:tcPr>
             <w:tcW w:w="0" w:type="auto"/>
             <w:tcBorders>
-              <w:top w:val="single" w:sz="4" w:space="0" w:color="auto"/>
-              <w:left w:val="single" w:sz="4" w:space="0" w:color="auto"/>
-              <w:bottom w:val="single" w:sz="4" w:space="0" w:color="auto"/>
-              <w:right w:val="single" w:sz="4" w:space="0" w:color="auto"/>
+              <w:top w:val="single" w:color="auto" w:sz="4" w:space="0"/>
+              <w:left w:val="single" w:color="auto" w:sz="4" w:space="0"/>
+              <w:bottom w:val="single" w:color="auto" w:sz="4" w:space="0"/>
+              <w:right w:val="single" w:color="auto" w:sz="4" w:space="0"/>
             </w:tcBorders>
             <w:shd w:val="clear" w:color="auto" w:fill="auto"/>
             <w:tcMar>
@@ -3055,19 +3283,18 @@
             <w:pPr>
               <w:spacing w:line="300" w:lineRule="atLeast"/>
               <w:rPr>
-                <w:rFonts w:ascii="Segoe UI" w:eastAsia="Segoe UI" w:hAnsi="Segoe UI" w:cs="Segoe UI"/>
-                <w:color w:val="0F1115"/>
-                <w:sz w:val="18"/>
-                <w:szCs w:val="18"/>
-              </w:rPr>
-            </w:pPr>
-            <w:r>
-              <w:rPr>
-                <w:rFonts w:ascii="Segoe UI" w:eastAsia="Segoe UI" w:hAnsi="Segoe UI" w:cs="Segoe UI"/>
-                <w:color w:val="0F1115"/>
-                <w:sz w:val="18"/>
-                <w:szCs w:val="18"/>
-                <w:bdr w:val="nil"/>
+                <w:rFonts w:ascii="Segoe UI" w:hAnsi="Segoe UI" w:eastAsia="Segoe UI" w:cs="Segoe UI"/>
+                <w:color w:val="0F1115"/>
+                <w:sz w:val="18"/>
+                <w:szCs w:val="18"/>
+              </w:rPr>
+            </w:pPr>
+            <w:r>
+              <w:rPr>
+                <w:rFonts w:ascii="Segoe UI" w:hAnsi="Segoe UI" w:eastAsia="Segoe UI" w:cs="Segoe UI"/>
+                <w:color w:val="0F1115"/>
+                <w:sz w:val="18"/>
+                <w:szCs w:val="18"/>
                 <w:lang w:eastAsia="zh-CN"/>
               </w:rPr>
               <w:t>系统相关培训</w:t>
@@ -3078,10 +3305,10 @@
           <w:tcPr>
             <w:tcW w:w="0" w:type="auto"/>
             <w:tcBorders>
-              <w:top w:val="single" w:sz="4" w:space="0" w:color="auto"/>
-              <w:left w:val="single" w:sz="4" w:space="0" w:color="auto"/>
-              <w:bottom w:val="single" w:sz="4" w:space="0" w:color="auto"/>
-              <w:right w:val="single" w:sz="4" w:space="0" w:color="auto"/>
+              <w:top w:val="single" w:color="auto" w:sz="4" w:space="0"/>
+              <w:left w:val="single" w:color="auto" w:sz="4" w:space="0"/>
+              <w:bottom w:val="single" w:color="auto" w:sz="4" w:space="0"/>
+              <w:right w:val="single" w:color="auto" w:sz="4" w:space="0"/>
             </w:tcBorders>
             <w:shd w:val="clear" w:color="auto" w:fill="auto"/>
             <w:tcMar>
@@ -3096,33 +3323,21 @@
             <w:pPr>
               <w:spacing w:line="300" w:lineRule="atLeast"/>
               <w:rPr>
-                <w:rFonts w:ascii="Segoe UI" w:eastAsia="Segoe UI" w:hAnsi="Segoe UI" w:cs="Segoe UI"/>
-                <w:color w:val="0F1115"/>
-                <w:sz w:val="18"/>
-                <w:szCs w:val="18"/>
-              </w:rPr>
-            </w:pPr>
-            <w:r>
-              <w:rPr>
-                <w:rFonts w:ascii="Segoe UI" w:eastAsia="Segoe UI" w:hAnsi="Segoe UI" w:cs="Segoe UI"/>
-                <w:color w:val="0F1115"/>
-                <w:sz w:val="18"/>
-                <w:szCs w:val="18"/>
-                <w:bdr w:val="nil"/>
+                <w:rFonts w:ascii="Segoe UI" w:hAnsi="Segoe UI" w:eastAsia="Segoe UI" w:cs="Segoe UI"/>
+                <w:color w:val="0F1115"/>
+                <w:sz w:val="18"/>
+                <w:szCs w:val="18"/>
+              </w:rPr>
+            </w:pPr>
+            <w:r>
+              <w:rPr>
+                <w:rFonts w:ascii="Segoe UI" w:hAnsi="Segoe UI" w:eastAsia="Segoe UI" w:cs="Segoe UI"/>
+                <w:color w:val="0F1115"/>
+                <w:sz w:val="18"/>
+                <w:szCs w:val="18"/>
                 <w:lang w:eastAsia="zh-CN"/>
               </w:rPr>
-              <w:t>10</w:t>
-            </w:r>
-            <w:r>
-              <w:rPr>
-                <w:rFonts w:ascii="Segoe UI" w:eastAsia="Segoe UI" w:hAnsi="Segoe UI" w:cs="Segoe UI"/>
-                <w:color w:val="0F1115"/>
-                <w:sz w:val="18"/>
-                <w:szCs w:val="18"/>
-                <w:bdr w:val="nil"/>
-                <w:lang w:eastAsia="zh-CN"/>
-              </w:rPr>
-              <w:t>分</w:t>
+              <w:t>10分</w:t>
             </w:r>
           </w:p>
         </w:tc>
@@ -3130,10 +3345,10 @@
           <w:tcPr>
             <w:tcW w:w="0" w:type="auto"/>
             <w:tcBorders>
-              <w:top w:val="single" w:sz="4" w:space="0" w:color="auto"/>
-              <w:left w:val="single" w:sz="4" w:space="0" w:color="auto"/>
-              <w:bottom w:val="single" w:sz="4" w:space="0" w:color="auto"/>
-              <w:right w:val="single" w:sz="4" w:space="0" w:color="auto"/>
+              <w:top w:val="single" w:color="auto" w:sz="4" w:space="0"/>
+              <w:left w:val="single" w:color="auto" w:sz="4" w:space="0"/>
+              <w:bottom w:val="single" w:color="auto" w:sz="4" w:space="0"/>
+              <w:right w:val="single" w:color="auto" w:sz="4" w:space="0"/>
             </w:tcBorders>
             <w:shd w:val="clear" w:color="auto" w:fill="auto"/>
             <w:tcMar>
@@ -3148,19 +3363,18 @@
             <w:pPr>
               <w:spacing w:line="300" w:lineRule="atLeast"/>
               <w:rPr>
-                <w:rFonts w:ascii="Segoe UI" w:eastAsia="Segoe UI" w:hAnsi="Segoe UI" w:cs="Segoe UI"/>
-                <w:color w:val="0F1115"/>
-                <w:sz w:val="18"/>
-                <w:szCs w:val="18"/>
-              </w:rPr>
-            </w:pPr>
-            <w:r>
-              <w:rPr>
-                <w:rFonts w:ascii="Segoe UI" w:eastAsia="Segoe UI" w:hAnsi="Segoe UI" w:cs="Segoe UI"/>
-                <w:color w:val="0F1115"/>
-                <w:sz w:val="18"/>
-                <w:szCs w:val="18"/>
-                <w:bdr w:val="nil"/>
+                <w:rFonts w:ascii="Segoe UI" w:hAnsi="Segoe UI" w:eastAsia="Segoe UI" w:cs="Segoe UI"/>
+                <w:color w:val="0F1115"/>
+                <w:sz w:val="18"/>
+                <w:szCs w:val="18"/>
+              </w:rPr>
+            </w:pPr>
+            <w:r>
+              <w:rPr>
+                <w:rFonts w:ascii="Segoe UI" w:hAnsi="Segoe UI" w:eastAsia="Segoe UI" w:cs="Segoe UI"/>
+                <w:color w:val="0F1115"/>
+                <w:sz w:val="18"/>
+                <w:szCs w:val="18"/>
                 <w:lang w:eastAsia="zh-CN"/>
               </w:rPr>
               <w:t>评估针对具体系统操作的培训质量与效果。</w:t>
@@ -3169,6 +3383,22 @@
         </w:tc>
       </w:tr>
       <w:tr>
+        <w:tblPrEx>
+          <w:tblBorders>
+            <w:top w:val="none" w:color="auto" w:sz="0" w:space="0"/>
+            <w:left w:val="none" w:color="auto" w:sz="0" w:space="0"/>
+            <w:bottom w:val="none" w:color="auto" w:sz="0" w:space="0"/>
+            <w:right w:val="none" w:color="auto" w:sz="0" w:space="0"/>
+            <w:insideH w:val="none" w:color="auto" w:sz="0" w:space="0"/>
+            <w:insideV w:val="none" w:color="auto" w:sz="0" w:space="0"/>
+          </w:tblBorders>
+          <w:tblCellMar>
+            <w:top w:w="15" w:type="dxa"/>
+            <w:left w:w="15" w:type="dxa"/>
+            <w:bottom w:w="15" w:type="dxa"/>
+            <w:right w:w="15" w:type="dxa"/>
+          </w:tblCellMar>
+        </w:tblPrEx>
         <w:trPr>
           <w:jc w:val="center"/>
         </w:trPr>
@@ -3176,10 +3406,10 @@
           <w:tcPr>
             <w:tcW w:w="0" w:type="auto"/>
             <w:tcBorders>
-              <w:top w:val="single" w:sz="4" w:space="0" w:color="auto"/>
-              <w:left w:val="single" w:sz="4" w:space="0" w:color="auto"/>
-              <w:bottom w:val="single" w:sz="4" w:space="0" w:color="auto"/>
-              <w:right w:val="single" w:sz="4" w:space="0" w:color="auto"/>
+              <w:top w:val="single" w:color="auto" w:sz="4" w:space="0"/>
+              <w:left w:val="single" w:color="auto" w:sz="4" w:space="0"/>
+              <w:bottom w:val="single" w:color="auto" w:sz="4" w:space="0"/>
+              <w:right w:val="single" w:color="auto" w:sz="4" w:space="0"/>
             </w:tcBorders>
             <w:shd w:val="clear" w:color="auto" w:fill="auto"/>
             <w:tcMar>
@@ -3194,19 +3424,18 @@
             <w:pPr>
               <w:spacing w:line="300" w:lineRule="atLeast"/>
               <w:rPr>
-                <w:rFonts w:ascii="Segoe UI" w:eastAsia="Segoe UI" w:hAnsi="Segoe UI" w:cs="Segoe UI"/>
-                <w:color w:val="0F1115"/>
-                <w:sz w:val="18"/>
-                <w:szCs w:val="18"/>
-              </w:rPr>
-            </w:pPr>
-            <w:r>
-              <w:rPr>
-                <w:rFonts w:ascii="Segoe UI" w:eastAsia="Segoe UI" w:hAnsi="Segoe UI" w:cs="Segoe UI"/>
-                <w:color w:val="0F1115"/>
-                <w:sz w:val="18"/>
-                <w:szCs w:val="18"/>
-                <w:bdr w:val="nil"/>
+                <w:rFonts w:ascii="Segoe UI" w:hAnsi="Segoe UI" w:eastAsia="Segoe UI" w:cs="Segoe UI"/>
+                <w:color w:val="0F1115"/>
+                <w:sz w:val="18"/>
+                <w:szCs w:val="18"/>
+              </w:rPr>
+            </w:pPr>
+            <w:r>
+              <w:rPr>
+                <w:rFonts w:ascii="Segoe UI" w:hAnsi="Segoe UI" w:eastAsia="Segoe UI" w:cs="Segoe UI"/>
+                <w:color w:val="0F1115"/>
+                <w:sz w:val="18"/>
+                <w:szCs w:val="18"/>
                 <w:lang w:eastAsia="zh-CN"/>
               </w:rPr>
               <w:t>10</w:t>
@@ -3217,10 +3446,10 @@
           <w:tcPr>
             <w:tcW w:w="0" w:type="auto"/>
             <w:tcBorders>
-              <w:top w:val="single" w:sz="4" w:space="0" w:color="auto"/>
-              <w:left w:val="single" w:sz="4" w:space="0" w:color="auto"/>
-              <w:bottom w:val="single" w:sz="4" w:space="0" w:color="auto"/>
-              <w:right w:val="single" w:sz="4" w:space="0" w:color="auto"/>
+              <w:top w:val="single" w:color="auto" w:sz="4" w:space="0"/>
+              <w:left w:val="single" w:color="auto" w:sz="4" w:space="0"/>
+              <w:bottom w:val="single" w:color="auto" w:sz="4" w:space="0"/>
+              <w:right w:val="single" w:color="auto" w:sz="4" w:space="0"/>
             </w:tcBorders>
             <w:shd w:val="clear" w:color="auto" w:fill="auto"/>
             <w:tcMar>
@@ -3235,19 +3464,18 @@
             <w:pPr>
               <w:spacing w:line="300" w:lineRule="atLeast"/>
               <w:rPr>
-                <w:rFonts w:ascii="Segoe UI" w:eastAsia="Segoe UI" w:hAnsi="Segoe UI" w:cs="Segoe UI"/>
-                <w:color w:val="0F1115"/>
-                <w:sz w:val="18"/>
-                <w:szCs w:val="18"/>
-              </w:rPr>
-            </w:pPr>
-            <w:r>
-              <w:rPr>
-                <w:rFonts w:ascii="Segoe UI" w:eastAsia="Segoe UI" w:hAnsi="Segoe UI" w:cs="Segoe UI"/>
-                <w:color w:val="0F1115"/>
-                <w:sz w:val="18"/>
-                <w:szCs w:val="18"/>
-                <w:bdr w:val="nil"/>
+                <w:rFonts w:ascii="Segoe UI" w:hAnsi="Segoe UI" w:eastAsia="Segoe UI" w:cs="Segoe UI"/>
+                <w:color w:val="0F1115"/>
+                <w:sz w:val="18"/>
+                <w:szCs w:val="18"/>
+              </w:rPr>
+            </w:pPr>
+            <w:r>
+              <w:rPr>
+                <w:rFonts w:ascii="Segoe UI" w:hAnsi="Segoe UI" w:eastAsia="Segoe UI" w:cs="Segoe UI"/>
+                <w:color w:val="0F1115"/>
+                <w:sz w:val="18"/>
+                <w:szCs w:val="18"/>
                 <w:lang w:eastAsia="zh-CN"/>
               </w:rPr>
               <w:t>服务台服务水平</w:t>
@@ -3258,10 +3486,10 @@
           <w:tcPr>
             <w:tcW w:w="0" w:type="auto"/>
             <w:tcBorders>
-              <w:top w:val="single" w:sz="4" w:space="0" w:color="auto"/>
-              <w:left w:val="single" w:sz="4" w:space="0" w:color="auto"/>
-              <w:bottom w:val="single" w:sz="4" w:space="0" w:color="auto"/>
-              <w:right w:val="single" w:sz="4" w:space="0" w:color="auto"/>
+              <w:top w:val="single" w:color="auto" w:sz="4" w:space="0"/>
+              <w:left w:val="single" w:color="auto" w:sz="4" w:space="0"/>
+              <w:bottom w:val="single" w:color="auto" w:sz="4" w:space="0"/>
+              <w:right w:val="single" w:color="auto" w:sz="4" w:space="0"/>
             </w:tcBorders>
             <w:shd w:val="clear" w:color="auto" w:fill="auto"/>
             <w:tcMar>
@@ -3276,33 +3504,21 @@
             <w:pPr>
               <w:spacing w:line="300" w:lineRule="atLeast"/>
               <w:rPr>
-                <w:rFonts w:ascii="Segoe UI" w:eastAsia="Segoe UI" w:hAnsi="Segoe UI" w:cs="Segoe UI"/>
-                <w:color w:val="0F1115"/>
-                <w:sz w:val="18"/>
-                <w:szCs w:val="18"/>
-              </w:rPr>
-            </w:pPr>
-            <w:r>
-              <w:rPr>
-                <w:rFonts w:ascii="Segoe UI" w:eastAsia="Segoe UI" w:hAnsi="Segoe UI" w:cs="Segoe UI"/>
-                <w:color w:val="0F1115"/>
-                <w:sz w:val="18"/>
-                <w:szCs w:val="18"/>
-                <w:bdr w:val="nil"/>
+                <w:rFonts w:ascii="Segoe UI" w:hAnsi="Segoe UI" w:eastAsia="Segoe UI" w:cs="Segoe UI"/>
+                <w:color w:val="0F1115"/>
+                <w:sz w:val="18"/>
+                <w:szCs w:val="18"/>
+              </w:rPr>
+            </w:pPr>
+            <w:r>
+              <w:rPr>
+                <w:rFonts w:ascii="Segoe UI" w:hAnsi="Segoe UI" w:eastAsia="Segoe UI" w:cs="Segoe UI"/>
+                <w:color w:val="0F1115"/>
+                <w:sz w:val="18"/>
+                <w:szCs w:val="18"/>
                 <w:lang w:eastAsia="zh-CN"/>
               </w:rPr>
-              <w:t>10</w:t>
-            </w:r>
-            <w:r>
-              <w:rPr>
-                <w:rFonts w:ascii="Segoe UI" w:eastAsia="Segoe UI" w:hAnsi="Segoe UI" w:cs="Segoe UI"/>
-                <w:color w:val="0F1115"/>
-                <w:sz w:val="18"/>
-                <w:szCs w:val="18"/>
-                <w:bdr w:val="nil"/>
-                <w:lang w:eastAsia="zh-CN"/>
-              </w:rPr>
-              <w:t>分</w:t>
+              <w:t>10分</w:t>
             </w:r>
           </w:p>
         </w:tc>
@@ -3310,10 +3526,10 @@
           <w:tcPr>
             <w:tcW w:w="0" w:type="auto"/>
             <w:tcBorders>
-              <w:top w:val="single" w:sz="4" w:space="0" w:color="auto"/>
-              <w:left w:val="single" w:sz="4" w:space="0" w:color="auto"/>
-              <w:bottom w:val="single" w:sz="4" w:space="0" w:color="auto"/>
-              <w:right w:val="single" w:sz="4" w:space="0" w:color="auto"/>
+              <w:top w:val="single" w:color="auto" w:sz="4" w:space="0"/>
+              <w:left w:val="single" w:color="auto" w:sz="4" w:space="0"/>
+              <w:bottom w:val="single" w:color="auto" w:sz="4" w:space="0"/>
+              <w:right w:val="single" w:color="auto" w:sz="4" w:space="0"/>
             </w:tcBorders>
             <w:shd w:val="clear" w:color="auto" w:fill="auto"/>
             <w:tcMar>
@@ -3328,19 +3544,18 @@
             <w:pPr>
               <w:spacing w:line="300" w:lineRule="atLeast"/>
               <w:rPr>
-                <w:rFonts w:ascii="Segoe UI" w:eastAsia="Segoe UI" w:hAnsi="Segoe UI" w:cs="Segoe UI"/>
-                <w:color w:val="0F1115"/>
-                <w:sz w:val="18"/>
-                <w:szCs w:val="18"/>
-              </w:rPr>
-            </w:pPr>
-            <w:r>
-              <w:rPr>
-                <w:rFonts w:ascii="Segoe UI" w:eastAsia="Segoe UI" w:hAnsi="Segoe UI" w:cs="Segoe UI"/>
-                <w:color w:val="0F1115"/>
-                <w:sz w:val="18"/>
-                <w:szCs w:val="18"/>
-                <w:bdr w:val="nil"/>
+                <w:rFonts w:ascii="Segoe UI" w:hAnsi="Segoe UI" w:eastAsia="Segoe UI" w:cs="Segoe UI"/>
+                <w:color w:val="0F1115"/>
+                <w:sz w:val="18"/>
+                <w:szCs w:val="18"/>
+              </w:rPr>
+            </w:pPr>
+            <w:r>
+              <w:rPr>
+                <w:rFonts w:ascii="Segoe UI" w:hAnsi="Segoe UI" w:eastAsia="Segoe UI" w:cs="Segoe UI"/>
+                <w:color w:val="0F1115"/>
+                <w:sz w:val="18"/>
+                <w:szCs w:val="18"/>
                 <w:lang w:eastAsia="zh-CN"/>
               </w:rPr>
               <w:t>评估服务台在接入、沟通、派单及跟进过程中的整体表现。</w:t>
@@ -3349,6 +3564,22 @@
         </w:tc>
       </w:tr>
       <w:tr>
+        <w:tblPrEx>
+          <w:tblBorders>
+            <w:top w:val="none" w:color="auto" w:sz="0" w:space="0"/>
+            <w:left w:val="none" w:color="auto" w:sz="0" w:space="0"/>
+            <w:bottom w:val="none" w:color="auto" w:sz="0" w:space="0"/>
+            <w:right w:val="none" w:color="auto" w:sz="0" w:space="0"/>
+            <w:insideH w:val="none" w:color="auto" w:sz="0" w:space="0"/>
+            <w:insideV w:val="none" w:color="auto" w:sz="0" w:space="0"/>
+          </w:tblBorders>
+          <w:tblCellMar>
+            <w:top w:w="15" w:type="dxa"/>
+            <w:left w:w="15" w:type="dxa"/>
+            <w:bottom w:w="15" w:type="dxa"/>
+            <w:right w:w="15" w:type="dxa"/>
+          </w:tblCellMar>
+        </w:tblPrEx>
         <w:trPr>
           <w:jc w:val="center"/>
         </w:trPr>
@@ -3356,10 +3587,10 @@
           <w:tcPr>
             <w:tcW w:w="0" w:type="auto"/>
             <w:tcBorders>
-              <w:top w:val="single" w:sz="4" w:space="0" w:color="auto"/>
-              <w:left w:val="single" w:sz="4" w:space="0" w:color="auto"/>
-              <w:bottom w:val="single" w:sz="4" w:space="0" w:color="auto"/>
-              <w:right w:val="single" w:sz="4" w:space="0" w:color="auto"/>
+              <w:top w:val="single" w:color="auto" w:sz="4" w:space="0"/>
+              <w:left w:val="single" w:color="auto" w:sz="4" w:space="0"/>
+              <w:bottom w:val="single" w:color="auto" w:sz="4" w:space="0"/>
+              <w:right w:val="single" w:color="auto" w:sz="4" w:space="0"/>
             </w:tcBorders>
             <w:shd w:val="clear" w:color="auto" w:fill="auto"/>
             <w:tcMar>
@@ -3373,7 +3604,7 @@
           <w:p>
             <w:pPr>
               <w:rPr>
-                <w:rFonts w:ascii="Segoe UI" w:eastAsia="Segoe UI" w:hAnsi="Segoe UI" w:cs="Segoe UI"/>
+                <w:rFonts w:ascii="Segoe UI" w:hAnsi="Segoe UI" w:eastAsia="Segoe UI" w:cs="Segoe UI"/>
                 <w:color w:val="0F1115"/>
                 <w:sz w:val="18"/>
                 <w:szCs w:val="18"/>
@@ -3385,10 +3616,10 @@
           <w:tcPr>
             <w:tcW w:w="0" w:type="auto"/>
             <w:tcBorders>
-              <w:top w:val="single" w:sz="4" w:space="0" w:color="auto"/>
-              <w:left w:val="single" w:sz="4" w:space="0" w:color="auto"/>
-              <w:bottom w:val="single" w:sz="4" w:space="0" w:color="auto"/>
-              <w:right w:val="single" w:sz="4" w:space="0" w:color="auto"/>
+              <w:top w:val="single" w:color="auto" w:sz="4" w:space="0"/>
+              <w:left w:val="single" w:color="auto" w:sz="4" w:space="0"/>
+              <w:bottom w:val="single" w:color="auto" w:sz="4" w:space="0"/>
+              <w:right w:val="single" w:color="auto" w:sz="4" w:space="0"/>
             </w:tcBorders>
             <w:shd w:val="clear" w:color="auto" w:fill="auto"/>
             <w:tcMar>
@@ -3403,21 +3634,20 @@
             <w:pPr>
               <w:spacing w:line="300" w:lineRule="atLeast"/>
               <w:rPr>
-                <w:rFonts w:ascii="Segoe UI" w:eastAsia="Segoe UI" w:hAnsi="Segoe UI" w:cs="Segoe UI"/>
-                <w:color w:val="0F1115"/>
-                <w:sz w:val="18"/>
-                <w:szCs w:val="18"/>
-              </w:rPr>
-            </w:pPr>
-            <w:r>
-              <w:rPr>
-                <w:rStyle w:val="aa"/>
-                <w:rFonts w:ascii="Segoe UI" w:eastAsia="Segoe UI" w:hAnsi="Segoe UI" w:cs="Segoe UI"/>
+                <w:rFonts w:ascii="Segoe UI" w:hAnsi="Segoe UI" w:eastAsia="Segoe UI" w:cs="Segoe UI"/>
+                <w:color w:val="0F1115"/>
+                <w:sz w:val="18"/>
+                <w:szCs w:val="18"/>
+              </w:rPr>
+            </w:pPr>
+            <w:r>
+              <w:rPr>
+                <w:rStyle w:val="24"/>
+                <w:rFonts w:ascii="Segoe UI" w:hAnsi="Segoe UI" w:eastAsia="Segoe UI" w:cs="Segoe UI"/>
                 <w:bCs/>
                 <w:color w:val="0F1115"/>
                 <w:sz w:val="18"/>
                 <w:szCs w:val="18"/>
-                <w:bdr w:val="nil"/>
                 <w:lang w:eastAsia="zh-CN"/>
               </w:rPr>
               <w:t>合计</w:t>
@@ -3428,10 +3658,10 @@
           <w:tcPr>
             <w:tcW w:w="0" w:type="auto"/>
             <w:tcBorders>
-              <w:top w:val="single" w:sz="4" w:space="0" w:color="auto"/>
-              <w:left w:val="single" w:sz="4" w:space="0" w:color="auto"/>
-              <w:bottom w:val="single" w:sz="4" w:space="0" w:color="auto"/>
-              <w:right w:val="single" w:sz="4" w:space="0" w:color="auto"/>
+              <w:top w:val="single" w:color="auto" w:sz="4" w:space="0"/>
+              <w:left w:val="single" w:color="auto" w:sz="4" w:space="0"/>
+              <w:bottom w:val="single" w:color="auto" w:sz="4" w:space="0"/>
+              <w:right w:val="single" w:color="auto" w:sz="4" w:space="0"/>
             </w:tcBorders>
             <w:shd w:val="clear" w:color="auto" w:fill="auto"/>
             <w:tcMar>
@@ -3446,37 +3676,23 @@
             <w:pPr>
               <w:spacing w:line="300" w:lineRule="atLeast"/>
               <w:rPr>
-                <w:rFonts w:ascii="Segoe UI" w:eastAsia="Segoe UI" w:hAnsi="Segoe UI" w:cs="Segoe UI"/>
-                <w:color w:val="0F1115"/>
-                <w:sz w:val="18"/>
-                <w:szCs w:val="18"/>
-              </w:rPr>
-            </w:pPr>
-            <w:r>
-              <w:rPr>
-                <w:rStyle w:val="aa"/>
-                <w:rFonts w:ascii="Segoe UI" w:eastAsia="Segoe UI" w:hAnsi="Segoe UI" w:cs="Segoe UI"/>
+                <w:rFonts w:ascii="Segoe UI" w:hAnsi="Segoe UI" w:eastAsia="Segoe UI" w:cs="Segoe UI"/>
+                <w:color w:val="0F1115"/>
+                <w:sz w:val="18"/>
+                <w:szCs w:val="18"/>
+              </w:rPr>
+            </w:pPr>
+            <w:r>
+              <w:rPr>
+                <w:rStyle w:val="24"/>
+                <w:rFonts w:ascii="Segoe UI" w:hAnsi="Segoe UI" w:eastAsia="Segoe UI" w:cs="Segoe UI"/>
                 <w:bCs/>
                 <w:color w:val="0F1115"/>
                 <w:sz w:val="18"/>
                 <w:szCs w:val="18"/>
-                <w:bdr w:val="nil"/>
                 <w:lang w:eastAsia="zh-CN"/>
               </w:rPr>
-              <w:t>100</w:t>
-            </w:r>
-            <w:r>
-              <w:rPr>
-                <w:rStyle w:val="aa"/>
-                <w:rFonts w:ascii="Segoe UI" w:eastAsia="Segoe UI" w:hAnsi="Segoe UI" w:cs="Segoe UI"/>
-                <w:bCs/>
-                <w:color w:val="0F1115"/>
-                <w:sz w:val="18"/>
-                <w:szCs w:val="18"/>
-                <w:bdr w:val="nil"/>
-                <w:lang w:eastAsia="zh-CN"/>
-              </w:rPr>
-              <w:t>分</w:t>
+              <w:t>100分</w:t>
             </w:r>
           </w:p>
         </w:tc>
@@ -3484,10 +3700,10 @@
           <w:tcPr>
             <w:tcW w:w="0" w:type="auto"/>
             <w:tcBorders>
-              <w:top w:val="single" w:sz="4" w:space="0" w:color="auto"/>
-              <w:left w:val="single" w:sz="4" w:space="0" w:color="auto"/>
-              <w:bottom w:val="single" w:sz="4" w:space="0" w:color="auto"/>
-              <w:right w:val="single" w:sz="4" w:space="0" w:color="auto"/>
+              <w:top w:val="single" w:color="auto" w:sz="4" w:space="0"/>
+              <w:left w:val="single" w:color="auto" w:sz="4" w:space="0"/>
+              <w:bottom w:val="single" w:color="auto" w:sz="4" w:space="0"/>
+              <w:right w:val="single" w:color="auto" w:sz="4" w:space="0"/>
             </w:tcBorders>
             <w:shd w:val="clear" w:color="auto" w:fill="auto"/>
             <w:tcMar>
@@ -3501,7 +3717,7 @@
           <w:p>
             <w:pPr>
               <w:rPr>
-                <w:rFonts w:ascii="Segoe UI" w:eastAsia="Segoe UI" w:hAnsi="Segoe UI" w:cs="Segoe UI"/>
+                <w:rFonts w:ascii="Segoe UI" w:hAnsi="Segoe UI" w:eastAsia="Segoe UI" w:cs="Segoe UI"/>
                 <w:color w:val="0F1115"/>
                 <w:sz w:val="18"/>
                 <w:szCs w:val="18"/>
@@ -3514,7 +3730,7 @@
     <w:p/>
     <w:p>
       <w:pPr>
-        <w:pStyle w:val="11"/>
+        <w:pStyle w:val="30"/>
         <w:rPr>
           <w:lang w:eastAsia="zh-CN"/>
         </w:rPr>
@@ -3525,14 +3741,13 @@
           <w:rFonts w:hint="eastAsia"/>
           <w:lang w:eastAsia="zh-CN"/>
         </w:rPr>
-        <w:lastRenderedPageBreak/>
         <w:t>满意度计算方式</w:t>
       </w:r>
       <w:bookmarkEnd w:id="5"/>
     </w:p>
     <w:p>
       <w:pPr>
-        <w:pStyle w:val="ad"/>
+        <w:pStyle w:val="31"/>
         <w:ind w:firstLine="480"/>
       </w:pPr>
       <w:r>
@@ -3544,129 +3759,67 @@
     </w:p>
     <w:p>
       <w:pPr>
-        <w:pStyle w:val="ad"/>
+        <w:pStyle w:val="31"/>
         <w:ind w:firstLine="480"/>
       </w:pPr>
       <w:r>
         <w:rPr>
           <w:rFonts w:hint="eastAsia"/>
         </w:rPr>
-        <w:t>很满意：</w:t>
-      </w:r>
-      <w:r>
-        <w:rPr>
-          <w:rFonts w:hint="eastAsia"/>
-        </w:rPr>
-        <w:t>10</w:t>
-      </w:r>
-      <w:r>
-        <w:rPr>
-          <w:rFonts w:hint="eastAsia"/>
-        </w:rPr>
-        <w:t>分</w:t>
+        <w:t>很满意：10分</w:t>
       </w:r>
     </w:p>
     <w:p>
       <w:pPr>
-        <w:pStyle w:val="ad"/>
+        <w:pStyle w:val="31"/>
         <w:ind w:firstLine="480"/>
       </w:pPr>
       <w:r>
         <w:rPr>
           <w:rFonts w:hint="eastAsia"/>
         </w:rPr>
-        <w:t>满意：</w:t>
-      </w:r>
-      <w:bookmarkStart w:id="6" w:name="_GoBack"/>
-      <w:bookmarkEnd w:id="6"/>
-      <w:r>
-        <w:rPr>
-          <w:rFonts w:hint="eastAsia"/>
-        </w:rPr>
-        <w:t>8</w:t>
-      </w:r>
-      <w:r>
-        <w:rPr>
-          <w:rFonts w:hint="eastAsia"/>
-        </w:rPr>
-        <w:t>分</w:t>
+        <w:t>满意：8分</w:t>
       </w:r>
     </w:p>
     <w:p>
       <w:pPr>
-        <w:pStyle w:val="ad"/>
+        <w:pStyle w:val="31"/>
         <w:ind w:firstLine="480"/>
       </w:pPr>
       <w:r>
         <w:rPr>
           <w:rFonts w:hint="eastAsia"/>
         </w:rPr>
-        <w:t>基本满意：</w:t>
-      </w:r>
-      <w:r>
-        <w:rPr>
-          <w:rFonts w:hint="eastAsia"/>
-        </w:rPr>
-        <w:t>5</w:t>
-      </w:r>
-      <w:r>
-        <w:rPr>
-          <w:rFonts w:hint="eastAsia"/>
-        </w:rPr>
-        <w:t>分</w:t>
+        <w:t>基本满意：5分</w:t>
       </w:r>
     </w:p>
     <w:p>
       <w:pPr>
-        <w:pStyle w:val="ad"/>
+        <w:pStyle w:val="31"/>
         <w:ind w:firstLine="480"/>
       </w:pPr>
       <w:r>
         <w:rPr>
           <w:rFonts w:hint="eastAsia"/>
         </w:rPr>
-        <w:t>不满意：</w:t>
-      </w:r>
-      <w:r>
-        <w:rPr>
-          <w:rFonts w:hint="eastAsia"/>
-        </w:rPr>
-        <w:t>0</w:t>
-      </w:r>
-      <w:r>
-        <w:rPr>
-          <w:rFonts w:hint="eastAsia"/>
-        </w:rPr>
-        <w:t>分</w:t>
+        <w:t>不满意：0分</w:t>
       </w:r>
     </w:p>
     <w:p>
       <w:pPr>
-        <w:pStyle w:val="ad"/>
+        <w:pStyle w:val="31"/>
         <w:ind w:firstLine="480"/>
       </w:pPr>
       <w:r>
         <w:rPr>
           <w:rFonts w:hint="eastAsia"/>
         </w:rPr>
-        <w:t>客户总分计算：单份调查表中所有项目得分相加，即为该客户本次满意度调查总分（满分</w:t>
-      </w:r>
-      <w:r>
-        <w:rPr>
-          <w:rFonts w:hint="eastAsia"/>
-        </w:rPr>
-        <w:t>100</w:t>
-      </w:r>
-      <w:r>
-        <w:rPr>
-          <w:rFonts w:hint="eastAsia"/>
-        </w:rPr>
-        <w:t>分）。</w:t>
+        <w:t>客户总分计算：单份调查表中所有项目得分相加，即为该客户本次满意度调查总分（满分100分）。</w:t>
       </w:r>
     </w:p>
     <w:p>
       <w:pPr>
-        <w:pStyle w:val="ad"/>
+        <w:pStyle w:val="31"/>
         <w:ind w:firstLine="480"/>
       </w:pPr>
       <w:r>
@@ -3678,157 +3831,55 @@
     </w:p>
     <w:p>
       <w:pPr>
-        <w:pStyle w:val="ad"/>
+        <w:pStyle w:val="31"/>
         <w:ind w:firstLine="480"/>
       </w:pPr>
       <w:r>
         <w:rPr>
           <w:rFonts w:hint="eastAsia"/>
         </w:rPr>
-        <w:t>80-100</w:t>
-      </w:r>
-      <w:r>
-        <w:rPr>
-          <w:rFonts w:hint="eastAsia"/>
-        </w:rPr>
-        <w:t>分（含</w:t>
-      </w:r>
-      <w:r>
-        <w:rPr>
-          <w:rFonts w:hint="eastAsia"/>
-        </w:rPr>
-        <w:t>80</w:t>
-      </w:r>
-      <w:r>
-        <w:rPr>
-          <w:rFonts w:hint="eastAsia"/>
-        </w:rPr>
-        <w:t>分）：满意</w:t>
+        <w:t>80-100分（含80分）：满意</w:t>
       </w:r>
     </w:p>
     <w:p>
       <w:pPr>
-        <w:pStyle w:val="ad"/>
+        <w:pStyle w:val="31"/>
         <w:ind w:firstLine="480"/>
       </w:pPr>
       <w:r>
         <w:rPr>
           <w:rFonts w:hint="eastAsia"/>
         </w:rPr>
-        <w:t>60-80</w:t>
-      </w:r>
-      <w:r>
-        <w:rPr>
-          <w:rFonts w:hint="eastAsia"/>
-        </w:rPr>
-        <w:t>分（含</w:t>
-      </w:r>
-      <w:r>
-        <w:rPr>
-          <w:rFonts w:hint="eastAsia"/>
-        </w:rPr>
-        <w:t>60</w:t>
-      </w:r>
-      <w:r>
-        <w:rPr>
-          <w:rFonts w:hint="eastAsia"/>
-        </w:rPr>
-        <w:t>分）：</w:t>
-      </w:r>
-      <w:r>
-        <w:rPr>
-          <w:rFonts w:hint="eastAsia"/>
-        </w:rPr>
-        <w:t xml:space="preserve"> </w:t>
-      </w:r>
-      <w:r>
-        <w:rPr>
-          <w:rFonts w:hint="eastAsia"/>
-        </w:rPr>
-        <w:t>尚可</w:t>
+        <w:t>60-80分（含60分）： 尚可</w:t>
       </w:r>
     </w:p>
     <w:p>
       <w:pPr>
-        <w:pStyle w:val="ad"/>
+        <w:pStyle w:val="31"/>
         <w:ind w:firstLine="480"/>
       </w:pPr>
       <w:r>
         <w:rPr>
           <w:rFonts w:hint="eastAsia"/>
         </w:rPr>
-        <w:t>40-60</w:t>
-      </w:r>
-      <w:r>
-        <w:rPr>
-          <w:rFonts w:hint="eastAsia"/>
-        </w:rPr>
-        <w:t>分（含</w:t>
-      </w:r>
-      <w:r>
-        <w:rPr>
-          <w:rFonts w:hint="eastAsia"/>
-        </w:rPr>
-        <w:t>40</w:t>
-      </w:r>
-      <w:r>
-        <w:rPr>
-          <w:rFonts w:hint="eastAsia"/>
-        </w:rPr>
-        <w:t>分）：</w:t>
-      </w:r>
-      <w:r>
-        <w:rPr>
-          <w:rFonts w:hint="eastAsia"/>
-        </w:rPr>
-        <w:t xml:space="preserve"> </w:t>
-      </w:r>
-      <w:r>
-        <w:rPr>
-          <w:rFonts w:hint="eastAsia"/>
-        </w:rPr>
-        <w:t>不满意</w:t>
+        <w:t>40-60分（含40分）： 不满意</w:t>
       </w:r>
     </w:p>
     <w:p>
       <w:pPr>
-        <w:pStyle w:val="ad"/>
+        <w:pStyle w:val="31"/>
         <w:ind w:firstLine="480"/>
       </w:pPr>
       <w:r>
         <w:rPr>
           <w:rFonts w:hint="eastAsia"/>
         </w:rPr>
-        <w:t>低于</w:t>
-      </w:r>
-      <w:r>
-        <w:rPr>
-          <w:rFonts w:hint="eastAsia"/>
-        </w:rPr>
-        <w:t>40</w:t>
-      </w:r>
-      <w:r>
-        <w:rPr>
-          <w:rFonts w:hint="eastAsia"/>
-        </w:rPr>
-        <w:t>分：</w:t>
-      </w:r>
-      <w:r>
-        <w:rPr>
-          <w:rFonts w:hint="eastAsia"/>
-        </w:rPr>
-        <w:t xml:space="preserve"> </w:t>
-      </w:r>
-      <w:r>
-        <w:rPr>
-          <w:rFonts w:hint="eastAsia"/>
-        </w:rPr>
-        <w:t>非常不满意</w:t>
+        <w:t>低于40分： 非常不满意</w:t>
       </w:r>
     </w:p>
     <w:p>
       <w:pPr>
-        <w:pStyle w:val="af"/>
+        <w:pStyle w:val="42"/>
       </w:pPr>
       <m:oMathPara>
         <m:oMath>
@@ -3837,7 +3888,7 @@
               <m:sty m:val="p"/>
             </m:rPr>
             <w:rPr>
-              <w:rFonts w:ascii="Times New Roman" w:hAnsi="Times New Roman" w:hint="eastAsia"/>
+              <w:rFonts w:hint="eastAsia" w:ascii="Times New Roman" w:hAnsi="Times New Roman"/>
             </w:rPr>
             <m:t>客户满意度平均分</m:t>
           </m:r>
@@ -3854,199 +3905,115 @@
             <m:rPr>
               <m:sty m:val="p"/>
             </m:rPr>
-            <m:t>满意度调查表总得分</m:t>
-          </m:r>
-          <m:r>
-            <m:rPr>
-              <m:sty m:val="p"/>
-            </m:rPr>
-            <m:t>/</m:t>
-          </m:r>
-          <m:r>
-            <m:rPr>
-              <m:sty m:val="p"/>
-            </m:rPr>
-            <m:t>收回的调查</m:t>
-          </m:r>
-          <m:r>
-            <m:rPr>
-              <m:sty m:val="p"/>
-            </m:rPr>
-            <m:t xml:space="preserve"> </m:t>
-          </m:r>
-          <m:r>
-            <m:rPr>
-              <m:sty m:val="p"/>
-            </m:rPr>
-            <m:t>问卷总份数</m:t>
+            <m:t>满意度调查表总得分/收回的调查问卷总份数</m:t>
           </m:r>
         </m:oMath>
       </m:oMathPara>
     </w:p>
     <w:p>
       <w:pPr>
-        <w:pStyle w:val="11"/>
+        <w:pStyle w:val="30"/>
         <w:rPr>
           <w:lang w:eastAsia="zh-CN"/>
         </w:rPr>
       </w:pPr>
-      <w:bookmarkStart w:id="7" w:name="_Toc20506"/>
+      <w:bookmarkStart w:id="6" w:name="_Toc20506"/>
       <w:r>
         <w:rPr>
           <w:rFonts w:hint="eastAsia"/>
           <w:lang w:eastAsia="zh-CN"/>
         </w:rPr>
         <w:t>实施责任与分工</w:t>
+      </w:r>
+      <w:bookmarkEnd w:id="6"/>
+    </w:p>
+    <w:p>
+      <w:pPr>
+        <w:pStyle w:val="42"/>
+      </w:pPr>
+      <w:r>
+        <w:t>准备阶段（1</w:t>
+      </w:r>
+      <w:r>
+        <w:rPr>
+          <w:rFonts w:hint="eastAsia"/>
+        </w:rPr>
+        <w:t>2</w:t>
+      </w:r>
+      <w:r>
+        <w:t>月10日前）： 由运维部编制并最终确认调查表，质量管理部审核。</w:t>
+      </w:r>
+    </w:p>
+    <w:p>
+      <w:pPr>
+        <w:pStyle w:val="42"/>
+      </w:pPr>
+      <w:r>
+        <w:t>执行阶段（1</w:t>
+      </w:r>
+      <w:r>
+        <w:rPr>
+          <w:rFonts w:hint="eastAsia"/>
+        </w:rPr>
+        <w:t>2</w:t>
+      </w:r>
+      <w:r>
+        <w:t>月10日-13日）： 由运维部客户经理负责向指定客户发送并回收调查表，确保回收率。</w:t>
+      </w:r>
+    </w:p>
+    <w:p>
+      <w:pPr>
+        <w:pStyle w:val="42"/>
+      </w:pPr>
+      <w:r>
+        <w:t>汇总分析阶段（1</w:t>
+      </w:r>
+      <w:r>
+        <w:rPr>
+          <w:rFonts w:hint="eastAsia"/>
+        </w:rPr>
+        <w:t>2</w:t>
+      </w:r>
+      <w:r>
+        <w:t>月14日）： 由运维部专员进行数据录入、统计与计算，并撰写《客户满意度调查结果分析报告》。</w:t>
+      </w:r>
+    </w:p>
+    <w:p>
+      <w:pPr>
+        <w:pStyle w:val="42"/>
+      </w:pPr>
+      <w:r>
+        <w:t>报告与改进（1</w:t>
+      </w:r>
+      <w:r>
+        <w:rPr>
+          <w:rFonts w:hint="eastAsia"/>
+        </w:rPr>
+        <w:t>2</w:t>
+      </w:r>
+      <w:r>
+        <w:t>月14日后）：报告提交管理层审核，并召开专题会议，针对低分项制定改进措施，明确责任人与完成时限。</w:t>
+      </w:r>
+    </w:p>
+    <w:p>
+      <w:pPr>
+        <w:pStyle w:val="30"/>
+        <w:rPr>
+          <w:lang w:eastAsia="zh-CN"/>
+        </w:rPr>
+      </w:pPr>
+      <w:bookmarkStart w:id="7" w:name="_Toc3202"/>
+      <w:r>
+        <w:rPr>
+          <w:lang w:eastAsia="zh-CN"/>
+        </w:rPr>
+        <w:t>后续改进</w:t>
       </w:r>
       <w:bookmarkEnd w:id="7"/>
     </w:p>
     <w:p>
       <w:pPr>
-        <w:pStyle w:val="af"/>
-      </w:pPr>
-      <w:r>
-        <w:t>准备阶段（</w:t>
-      </w:r>
-      <w:r>
-        <w:t>1</w:t>
-      </w:r>
-      <w:r>
-        <w:rPr>
-          <w:rFonts w:hint="eastAsia"/>
-        </w:rPr>
-        <w:t>2</w:t>
-      </w:r>
-      <w:r>
-        <w:t>月</w:t>
-      </w:r>
-      <w:r>
-        <w:t>10</w:t>
-      </w:r>
-      <w:r>
-        <w:t>日前）：</w:t>
-      </w:r>
-      <w:r>
-        <w:t xml:space="preserve"> </w:t>
-      </w:r>
-      <w:r>
-        <w:t>由运维部编制并最终确认调查表，质量管理部审核。</w:t>
-      </w:r>
-    </w:p>
-    <w:p>
-      <w:pPr>
-        <w:pStyle w:val="af"/>
-      </w:pPr>
-      <w:r>
-        <w:t>执行阶段（</w:t>
-      </w:r>
-      <w:r>
-        <w:t>1</w:t>
-      </w:r>
-      <w:r>
-        <w:rPr>
-          <w:rFonts w:hint="eastAsia"/>
-        </w:rPr>
-        <w:t>2</w:t>
-      </w:r>
-      <w:r>
-        <w:t>月</w:t>
-      </w:r>
-      <w:r>
-        <w:t>10</w:t>
-      </w:r>
-      <w:r>
-        <w:t>日</w:t>
-      </w:r>
-      <w:r>
-        <w:t>-13</w:t>
-      </w:r>
-      <w:r>
-        <w:t>日）：</w:t>
-      </w:r>
-      <w:r>
-        <w:t xml:space="preserve"> </w:t>
-      </w:r>
-      <w:r>
-        <w:t>由运维部客户经理负责向指定客户发送并回收调查表，确保回收率。</w:t>
-      </w:r>
-    </w:p>
-    <w:p>
-      <w:pPr>
-        <w:pStyle w:val="af"/>
-      </w:pPr>
-      <w:r>
-        <w:t>汇总分析阶段（</w:t>
-      </w:r>
-      <w:r>
-        <w:t>1</w:t>
-      </w:r>
-      <w:r>
-        <w:rPr>
-          <w:rFonts w:hint="eastAsia"/>
-        </w:rPr>
-        <w:t>2</w:t>
-      </w:r>
-      <w:r>
-        <w:t>月</w:t>
-      </w:r>
-      <w:r>
-        <w:t>14</w:t>
-      </w:r>
-      <w:r>
-        <w:t>日）：</w:t>
-      </w:r>
-      <w:r>
-        <w:t xml:space="preserve"> </w:t>
-      </w:r>
-      <w:r>
-        <w:t>由运维部专员进行数据录入、统计与计算，并撰写《客户满意度调查结果分析报告》。</w:t>
-      </w:r>
-    </w:p>
-    <w:p>
-      <w:pPr>
-        <w:pStyle w:val="af"/>
-      </w:pPr>
-      <w:r>
-        <w:t>报告与改进（</w:t>
-      </w:r>
-      <w:r>
-        <w:t>1</w:t>
-      </w:r>
-      <w:r>
-        <w:rPr>
-          <w:rFonts w:hint="eastAsia"/>
-        </w:rPr>
-        <w:t>2</w:t>
-      </w:r>
-      <w:r>
-        <w:t>月</w:t>
-      </w:r>
-      <w:r>
-        <w:t>14</w:t>
-      </w:r>
-      <w:r>
-        <w:t>日后）：报告提交管理层审核，并召开专题会议，针对低分项制定改进措施，明确责任人与完成时限。</w:t>
-      </w:r>
-    </w:p>
-    <w:p>
-      <w:pPr>
-        <w:pStyle w:val="11"/>
-        <w:rPr>
-          <w:lang w:eastAsia="zh-CN"/>
-        </w:rPr>
-      </w:pPr>
-      <w:bookmarkStart w:id="8" w:name="_Toc3202"/>
-      <w:r>
-        <w:rPr>
-          <w:lang w:eastAsia="zh-CN"/>
-        </w:rPr>
-        <w:t>后续改进</w:t>
-      </w:r>
-      <w:bookmarkEnd w:id="8"/>
-    </w:p>
-    <w:p>
-      <w:pPr>
-        <w:pStyle w:val="ad"/>
+        <w:pStyle w:val="31"/>
         <w:ind w:firstLine="480"/>
       </w:pPr>
       <w:r>
@@ -4054,18 +4021,18 @@
       </w:r>
     </w:p>
     <w:sectPr>
-      <w:headerReference w:type="default" r:id="rId7"/>
+      <w:headerReference r:id="rId5" w:type="default"/>
       <w:pgSz w:w="11907" w:h="16840"/>
       <w:pgMar w:top="1240" w:right="1424" w:bottom="0" w:left="1786" w:header="0" w:footer="0" w:gutter="0"/>
-      <w:cols w:space="720"/>
+      <w:cols w:space="720" w:num="1"/>
     </w:sectPr>
   </w:body>
 </w:document>
 </file>
 
 <file path=word/endnotes.xml><?xml version="1.0" encoding="utf-8"?>
-<w:endnotes xmlns:ve="http://schemas.openxmlformats.org/markup-compatibility/2006" xmlns:o="urn:schemas-microsoft-com:office:office" xmlns:r="http://schemas.openxmlformats.org/officeDocument/2006/relationships" xmlns:m="http://schemas.openxmlformats.org/officeDocument/2006/math" xmlns:v="urn:schemas-microsoft-com:vml" xmlns:wp="http://schemas.openxmlformats.org/drawingml/2006/wordprocessingDrawing" xmlns:w10="urn:schemas-microsoft-com:office:word" xmlns:w="http://schemas.openxmlformats.org/wordprocessingml/2006/main" xmlns:wne="http://schemas.microsoft.com/office/word/2006/wordml">
-  <w:endnote w:type="separator" w:id="-1">
+<w:endnotes xmlns:wpc="http://schemas.microsoft.com/office/word/2010/wordprocessingCanvas" xmlns:mc="http://schemas.openxmlformats.org/markup-compatibility/2006" xmlns:o="urn:schemas-microsoft-com:office:office" xmlns:r="http://schemas.openxmlformats.org/officeDocument/2006/relationships" xmlns:m="http://schemas.openxmlformats.org/officeDocument/2006/math" xmlns:v="urn:schemas-microsoft-com:vml" xmlns:wp14="http://schemas.microsoft.com/office/word/2010/wordprocessingDrawing" xmlns:wp="http://schemas.openxmlformats.org/drawingml/2006/wordprocessingDrawing" xmlns:w="http://schemas.openxmlformats.org/wordprocessingml/2006/main" xmlns:w14="http://schemas.microsoft.com/office/word/2010/wordml" xmlns:w15="http://schemas.microsoft.com/office/word/2012/wordml" xmlns:w10="urn:schemas-microsoft-com:office:word" xmlns:wpg="http://schemas.microsoft.com/office/word/2010/wordprocessingGroup" xmlns:wpi="http://schemas.microsoft.com/office/word/2010/wordprocessingInk" xmlns:wne="http://schemas.microsoft.com/office/word/2006/wordml" xmlns:wps="http://schemas.microsoft.com/office/word/2010/wordprocessingShape" xmlns:wpsCustomData="http://www.wps.cn/officeDocument/2013/wpsCustomData" mc:Ignorable="w14 w15 wp14">
+  <w:endnote w:type="separator" w:id="0">
     <w:p>
       <w:pPr>
         <w:spacing w:line="240" w:lineRule="auto"/>
@@ -4075,7 +4042,7 @@
       </w:r>
     </w:p>
   </w:endnote>
-  <w:endnote w:type="continuationSeparator" w:id="0">
+  <w:endnote w:type="continuationSeparator" w:id="1">
     <w:p>
       <w:pPr>
         <w:spacing w:line="240" w:lineRule="auto"/>
@@ -4089,21 +4056,21 @@
 </file>
 
 <file path=word/footnotes.xml><?xml version="1.0" encoding="utf-8"?>
-<w:footnotes xmlns:ve="http://schemas.openxmlformats.org/markup-compatibility/2006" xmlns:o="urn:schemas-microsoft-com:office:office" xmlns:r="http://schemas.openxmlformats.org/officeDocument/2006/relationships" xmlns:m="http://schemas.openxmlformats.org/officeDocument/2006/math" xmlns:v="urn:schemas-microsoft-com:vml" xmlns:wp="http://schemas.openxmlformats.org/drawingml/2006/wordprocessingDrawing" xmlns:w10="urn:schemas-microsoft-com:office:word" xmlns:w="http://schemas.openxmlformats.org/wordprocessingml/2006/main" xmlns:wne="http://schemas.microsoft.com/office/word/2006/wordml">
-  <w:footnote w:type="separator" w:id="-1">
+<w:footnotes xmlns:wpc="http://schemas.microsoft.com/office/word/2010/wordprocessingCanvas" xmlns:mc="http://schemas.openxmlformats.org/markup-compatibility/2006" xmlns:o="urn:schemas-microsoft-com:office:office" xmlns:r="http://schemas.openxmlformats.org/officeDocument/2006/relationships" xmlns:m="http://schemas.openxmlformats.org/officeDocument/2006/math" xmlns:v="urn:schemas-microsoft-com:vml" xmlns:wp14="http://schemas.microsoft.com/office/word/2010/wordprocessingDrawing" xmlns:wp="http://schemas.openxmlformats.org/drawingml/2006/wordprocessingDrawing" xmlns:w="http://schemas.openxmlformats.org/wordprocessingml/2006/main" xmlns:w14="http://schemas.microsoft.com/office/word/2010/wordml" xmlns:w15="http://schemas.microsoft.com/office/word/2012/wordml" xmlns:w10="urn:schemas-microsoft-com:office:word" xmlns:wpg="http://schemas.microsoft.com/office/word/2010/wordprocessingGroup" xmlns:wpi="http://schemas.microsoft.com/office/word/2010/wordprocessingInk" xmlns:wne="http://schemas.microsoft.com/office/word/2006/wordml" xmlns:wps="http://schemas.microsoft.com/office/word/2010/wordprocessingShape" xmlns:wpsCustomData="http://www.wps.cn/officeDocument/2013/wpsCustomData" mc:Ignorable="w14 w15 wp14">
+  <w:footnote w:type="separator" w:id="0">
     <w:p>
       <w:pPr>
-        <w:spacing w:line="240" w:lineRule="auto"/>
+        <w:spacing w:line="360" w:lineRule="auto"/>
       </w:pPr>
       <w:r>
         <w:separator/>
       </w:r>
     </w:p>
   </w:footnote>
-  <w:footnote w:type="continuationSeparator" w:id="0">
+  <w:footnote w:type="continuationSeparator" w:id="1">
     <w:p>
       <w:pPr>
-        <w:spacing w:line="240" w:lineRule="auto"/>
+        <w:spacing w:line="360" w:lineRule="auto"/>
       </w:pPr>
       <w:r>
         <w:continuationSeparator/>
@@ -4114,10 +4081,10 @@
 </file>
 
 <file path=word/header1.xml><?xml version="1.0" encoding="utf-8"?>
-<w:hdr xmlns:ve="http://schemas.openxmlformats.org/markup-compatibility/2006" xmlns:o="urn:schemas-microsoft-com:office:office" xmlns:r="http://schemas.openxmlformats.org/officeDocument/2006/relationships" xmlns:m="http://schemas.openxmlformats.org/officeDocument/2006/math" xmlns:v="urn:schemas-microsoft-com:vml" xmlns:wp="http://schemas.openxmlformats.org/drawingml/2006/wordprocessingDrawing" xmlns:w10="urn:schemas-microsoft-com:office:word" xmlns:w="http://schemas.openxmlformats.org/wordprocessingml/2006/main" xmlns:wne="http://schemas.microsoft.com/office/word/2006/wordml">
+<w:hdr xmlns:wpc="http://schemas.microsoft.com/office/word/2010/wordprocessingCanvas" xmlns:mc="http://schemas.openxmlformats.org/markup-compatibility/2006" xmlns:o="urn:schemas-microsoft-com:office:office" xmlns:r="http://schemas.openxmlformats.org/officeDocument/2006/relationships" xmlns:m="http://schemas.openxmlformats.org/officeDocument/2006/math" xmlns:v="urn:schemas-microsoft-com:vml" xmlns:wp14="http://schemas.microsoft.com/office/word/2010/wordprocessingDrawing" xmlns:wp="http://schemas.openxmlformats.org/drawingml/2006/wordprocessingDrawing" xmlns:w10="urn:schemas-microsoft-com:office:word" xmlns:w="http://schemas.openxmlformats.org/wordprocessingml/2006/main" xmlns:w14="http://schemas.microsoft.com/office/word/2010/wordml" xmlns:w15="http://schemas.microsoft.com/office/word/2012/wordml" xmlns:wpg="http://schemas.microsoft.com/office/word/2010/wordprocessingGroup" xmlns:wpi="http://schemas.microsoft.com/office/word/2010/wordprocessingInk" xmlns:wne="http://schemas.microsoft.com/office/word/2006/wordml" xmlns:wps="http://schemas.microsoft.com/office/word/2010/wordprocessingShape" xmlns:wpsCustomData="http://www.wps.cn/officeDocument/2013/wpsCustomData" mc:Ignorable="w14 w15 wp14">
   <w:p>
     <w:pPr>
-      <w:pStyle w:val="a4"/>
+      <w:pStyle w:val="12"/>
       <w:spacing w:line="14" w:lineRule="auto"/>
       <w:rPr>
         <w:sz w:val="2"/>
@@ -4128,15 +4095,15 @@
 </file>
 
 <file path=word/numbering.xml><?xml version="1.0" encoding="utf-8"?>
-<w:numbering xmlns:ve="http://schemas.openxmlformats.org/markup-compatibility/2006" xmlns:o="urn:schemas-microsoft-com:office:office" xmlns:r="http://schemas.openxmlformats.org/officeDocument/2006/relationships" xmlns:m="http://schemas.openxmlformats.org/officeDocument/2006/math" xmlns:v="urn:schemas-microsoft-com:vml" xmlns:wp="http://schemas.openxmlformats.org/drawingml/2006/wordprocessingDrawing" xmlns:w10="urn:schemas-microsoft-com:office:word" xmlns:w="http://schemas.openxmlformats.org/wordprocessingml/2006/main" xmlns:wne="http://schemas.microsoft.com/office/word/2006/wordml">
+<w:numbering xmlns:wpc="http://schemas.microsoft.com/office/word/2010/wordprocessingCanvas" xmlns:mc="http://schemas.openxmlformats.org/markup-compatibility/2006" xmlns:o="urn:schemas-microsoft-com:office:office" xmlns:r="http://schemas.openxmlformats.org/officeDocument/2006/relationships" xmlns:m="http://schemas.openxmlformats.org/officeDocument/2006/math" xmlns:v="urn:schemas-microsoft-com:vml" xmlns:wp14="http://schemas.microsoft.com/office/word/2010/wordprocessingDrawing" xmlns:wp="http://schemas.openxmlformats.org/drawingml/2006/wordprocessingDrawing" xmlns:w10="urn:schemas-microsoft-com:office:word" xmlns:w="http://schemas.openxmlformats.org/wordprocessingml/2006/main" xmlns:w14="http://schemas.microsoft.com/office/word/2010/wordml" xmlns:wpg="http://schemas.microsoft.com/office/word/2010/wordprocessingGroup" xmlns:wpi="http://schemas.microsoft.com/office/word/2010/wordprocessingInk" xmlns:wne="http://schemas.microsoft.com/office/word/2006/wordml" xmlns:wps="http://schemas.microsoft.com/office/word/2010/wordprocessingShape" xmlns:wpsCustomData="http://www.wps.cn/officeDocument/2013/wpsCustomData" mc:Ignorable="w14 wp14">
   <w:abstractNum w:abstractNumId="0">
     <w:nsid w:val="8E964DCE"/>
     <w:multiLevelType w:val="multilevel"/>
     <w:tmpl w:val="8E964DCE"/>
-    <w:lvl w:ilvl="0">
+    <w:lvl w:ilvl="0" w:tentative="0">
       <w:start w:val="1"/>
       <w:numFmt w:val="decimal"/>
-      <w:pStyle w:val="1"/>
+      <w:pStyle w:val="2"/>
       <w:lvlText w:val="%1."/>
       <w:lvlJc w:val="left"/>
       <w:pPr>
@@ -4146,10 +4113,10 @@
         <w:rFonts w:hint="default"/>
       </w:rPr>
     </w:lvl>
-    <w:lvl w:ilvl="1">
+    <w:lvl w:ilvl="1" w:tentative="0">
       <w:start w:val="1"/>
       <w:numFmt w:val="decimal"/>
-      <w:pStyle w:val="2"/>
+      <w:pStyle w:val="3"/>
       <w:lvlText w:val="%1.%2."/>
       <w:lvlJc w:val="left"/>
       <w:pPr>
@@ -4159,10 +4126,10 @@
         <w:rFonts w:hint="default"/>
       </w:rPr>
     </w:lvl>
-    <w:lvl w:ilvl="2">
+    <w:lvl w:ilvl="2" w:tentative="0">
       <w:start w:val="1"/>
       <w:numFmt w:val="decimal"/>
-      <w:pStyle w:val="3"/>
+      <w:pStyle w:val="4"/>
       <w:lvlText w:val="%1.%2.%3."/>
       <w:lvlJc w:val="left"/>
       <w:pPr>
@@ -4172,10 +4139,10 @@
         <w:rFonts w:hint="default"/>
       </w:rPr>
     </w:lvl>
-    <w:lvl w:ilvl="3">
+    <w:lvl w:ilvl="3" w:tentative="0">
       <w:start w:val="1"/>
       <w:numFmt w:val="decimal"/>
-      <w:pStyle w:val="4"/>
+      <w:pStyle w:val="5"/>
       <w:lvlText w:val="%1.%2.%3.%4."/>
       <w:lvlJc w:val="left"/>
       <w:pPr>
@@ -4185,10 +4152,10 @@
         <w:rFonts w:hint="default"/>
       </w:rPr>
     </w:lvl>
-    <w:lvl w:ilvl="4">
+    <w:lvl w:ilvl="4" w:tentative="0">
       <w:start w:val="1"/>
       <w:numFmt w:val="decimal"/>
-      <w:pStyle w:val="5"/>
+      <w:pStyle w:val="6"/>
       <w:lvlText w:val="%1.%2.%3.%4.%5."/>
       <w:lvlJc w:val="left"/>
       <w:pPr>
@@ -4198,10 +4165,10 @@
         <w:rFonts w:hint="default"/>
       </w:rPr>
     </w:lvl>
-    <w:lvl w:ilvl="5">
+    <w:lvl w:ilvl="5" w:tentative="0">
       <w:start w:val="1"/>
       <w:numFmt w:val="decimal"/>
-      <w:pStyle w:val="6"/>
+      <w:pStyle w:val="7"/>
       <w:lvlText w:val="%1.%2.%3.%4.%5.%6."/>
       <w:lvlJc w:val="left"/>
       <w:pPr>
@@ -4211,10 +4178,10 @@
         <w:rFonts w:hint="default"/>
       </w:rPr>
     </w:lvl>
-    <w:lvl w:ilvl="6">
+    <w:lvl w:ilvl="6" w:tentative="0">
       <w:start w:val="1"/>
       <w:numFmt w:val="decimal"/>
-      <w:pStyle w:val="7"/>
+      <w:pStyle w:val="8"/>
       <w:lvlText w:val="%1.%2.%3.%4.%5.%6.%7."/>
       <w:lvlJc w:val="left"/>
       <w:pPr>
@@ -4224,10 +4191,10 @@
         <w:rFonts w:hint="default"/>
       </w:rPr>
     </w:lvl>
-    <w:lvl w:ilvl="7">
+    <w:lvl w:ilvl="7" w:tentative="0">
       <w:start w:val="1"/>
       <w:numFmt w:val="decimal"/>
-      <w:pStyle w:val="8"/>
+      <w:pStyle w:val="9"/>
       <w:lvlText w:val="%1.%2.%3.%4.%5.%6.%7.%8."/>
       <w:lvlJc w:val="left"/>
       <w:pPr>
@@ -4237,10 +4204,10 @@
         <w:rFonts w:hint="default"/>
       </w:rPr>
     </w:lvl>
-    <w:lvl w:ilvl="8">
+    <w:lvl w:ilvl="8" w:tentative="0">
       <w:start w:val="1"/>
       <w:numFmt w:val="decimal"/>
-      <w:pStyle w:val="9"/>
+      <w:pStyle w:val="10"/>
       <w:lvlText w:val="%1.%2.%3.%4.%5.%6.%7.%8.%9."/>
       <w:lvlJc w:val="left"/>
       <w:pPr>
@@ -4258,166 +4225,269 @@
 </file>
 
 <file path=word/styles.xml><?xml version="1.0" encoding="utf-8"?>
-<w:styles xmlns:r="http://schemas.openxmlformats.org/officeDocument/2006/relationships" xmlns:w="http://schemas.openxmlformats.org/wordprocessingml/2006/main">
+<w:styles xmlns:mc="http://schemas.openxmlformats.org/markup-compatibility/2006" xmlns:o="urn:schemas-microsoft-com:office:office" xmlns:r="http://schemas.openxmlformats.org/officeDocument/2006/relationships" xmlns:m="http://schemas.openxmlformats.org/officeDocument/2006/math" xmlns:v="urn:schemas-microsoft-com:vml" xmlns:w="http://schemas.openxmlformats.org/wordprocessingml/2006/main" xmlns:w14="http://schemas.microsoft.com/office/word/2010/wordml" xmlns:w10="urn:schemas-microsoft-com:office:word" xmlns:sl="http://schemas.openxmlformats.org/schemaLibrary/2006/main" xmlns:wpsCustomData="http://www.wps.cn/officeDocument/2013/wpsCustomData" mc:Ignorable="w14">
   <w:docDefaults>
     <w:rPrDefault>
       <w:rPr>
-        <w:rFonts w:ascii="Times New Roman" w:eastAsia="宋体" w:hAnsi="Times New Roman" w:cs="Times New Roman"/>
-        <w:lang w:val="en-US" w:eastAsia="zh-CN" w:bidi="ar-SA"/>
+        <w:rFonts w:ascii="Times New Roman" w:hAnsi="Times New Roman" w:eastAsia="宋体" w:cs="Times New Roman"/>
       </w:rPr>
     </w:rPrDefault>
     <w:pPrDefault/>
   </w:docDefaults>
-  <w:latentStyles w:defLockedState="0" w:defUIPriority="0" w:defSemiHidden="0" w:defUnhideWhenUsed="0" w:defQFormat="0" w:count="267">
-    <w:lsdException w:name="Normal" w:qFormat="1"/>
-    <w:lsdException w:name="heading 1" w:qFormat="1"/>
-    <w:lsdException w:name="heading 2" w:unhideWhenUsed="1" w:qFormat="1"/>
-    <w:lsdException w:name="heading 3" w:unhideWhenUsed="1" w:qFormat="1"/>
-    <w:lsdException w:name="heading 4" w:unhideWhenUsed="1" w:qFormat="1"/>
-    <w:lsdException w:name="heading 5" w:unhideWhenUsed="1" w:qFormat="1"/>
-    <w:lsdException w:name="heading 6" w:unhideWhenUsed="1" w:qFormat="1"/>
-    <w:lsdException w:name="heading 7" w:unhideWhenUsed="1" w:qFormat="1"/>
-    <w:lsdException w:name="heading 8" w:unhideWhenUsed="1" w:qFormat="1"/>
-    <w:lsdException w:name="heading 9" w:unhideWhenUsed="1" w:qFormat="1"/>
-    <w:lsdException w:name="toc 1" w:qFormat="1"/>
-    <w:lsdException w:name="toc 2" w:qFormat="1"/>
-    <w:lsdException w:name="toc 3" w:qFormat="1"/>
-    <w:lsdException w:name="annotation text" w:qFormat="1"/>
-    <w:lsdException w:name="header" w:qFormat="1"/>
-    <w:lsdException w:name="footer" w:qFormat="1"/>
-    <w:lsdException w:name="caption" w:semiHidden="1" w:unhideWhenUsed="1" w:qFormat="1"/>
-    <w:lsdException w:name="Title" w:qFormat="1"/>
-    <w:lsdException w:name="Default Paragraph Font" w:semiHidden="1" w:qFormat="1"/>
-    <w:lsdException w:name="Body Text" w:semiHidden="1" w:qFormat="1"/>
-    <w:lsdException w:name="Subtitle" w:qFormat="1"/>
-    <w:lsdException w:name="Note Heading" w:semiHidden="1" w:uiPriority="99" w:unhideWhenUsed="1"/>
-    <w:lsdException w:name="Strong" w:qFormat="1"/>
-    <w:lsdException w:name="Emphasis" w:qFormat="1"/>
-    <w:lsdException w:name="HTML Top of Form" w:semiHidden="1" w:uiPriority="99" w:unhideWhenUsed="1"/>
-    <w:lsdException w:name="HTML Bottom of Form" w:semiHidden="1" w:uiPriority="99" w:unhideWhenUsed="1"/>
-    <w:lsdException w:name="Normal (Web)" w:qFormat="1"/>
-    <w:lsdException w:name="Normal Table" w:semiHidden="1"/>
-    <w:lsdException w:name="No List" w:semiHidden="1" w:uiPriority="99" w:unhideWhenUsed="1"/>
-    <w:lsdException w:name="Outline List 1" w:semiHidden="1" w:uiPriority="99" w:unhideWhenUsed="1"/>
-    <w:lsdException w:name="Outline List 2" w:semiHidden="1" w:uiPriority="99" w:unhideWhenUsed="1"/>
-    <w:lsdException w:name="Outline List 3" w:semiHidden="1" w:uiPriority="99" w:unhideWhenUsed="1"/>
-    <w:lsdException w:name="Table Grid" w:qFormat="1"/>
-    <w:lsdException w:name="Placeholder Text" w:semiHidden="1" w:uiPriority="99" w:unhideWhenUsed="1"/>
-    <w:lsdException w:name="No Spacing" w:semiHidden="1" w:uiPriority="99" w:unhideWhenUsed="1"/>
-    <w:lsdException w:name="Light Shading" w:uiPriority="60"/>
-    <w:lsdException w:name="Light List" w:uiPriority="61"/>
-    <w:lsdException w:name="Light Grid" w:uiPriority="62"/>
-    <w:lsdException w:name="Medium Shading 1" w:uiPriority="63"/>
-    <w:lsdException w:name="Medium Shading 2" w:uiPriority="64"/>
-    <w:lsdException w:name="Medium List 1" w:uiPriority="65"/>
-    <w:lsdException w:name="Medium List 2" w:uiPriority="66"/>
-    <w:lsdException w:name="Medium Grid 1" w:uiPriority="67"/>
-    <w:lsdException w:name="Medium Grid 2" w:uiPriority="68"/>
-    <w:lsdException w:name="Medium Grid 3" w:uiPriority="69"/>
-    <w:lsdException w:name="Dark List" w:uiPriority="70"/>
-    <w:lsdException w:name="Colorful Shading" w:uiPriority="71"/>
-    <w:lsdException w:name="Colorful List" w:uiPriority="72"/>
-    <w:lsdException w:name="Colorful Grid" w:uiPriority="73"/>
-    <w:lsdException w:name="Light Shading Accent 1" w:uiPriority="60"/>
-    <w:lsdException w:name="Light List Accent 1" w:uiPriority="61"/>
-    <w:lsdException w:name="Light Grid Accent 1" w:uiPriority="62"/>
-    <w:lsdException w:name="Medium Shading 1 Accent 1" w:uiPriority="63"/>
-    <w:lsdException w:name="Medium Shading 2 Accent 1" w:uiPriority="64"/>
-    <w:lsdException w:name="Medium List 1 Accent 1" w:uiPriority="65"/>
-    <w:lsdException w:name="Revision" w:semiHidden="1" w:uiPriority="99" w:unhideWhenUsed="1"/>
-    <w:lsdException w:name="List Paragraph" w:semiHidden="1" w:uiPriority="99" w:unhideWhenUsed="1"/>
-    <w:lsdException w:name="Quote" w:semiHidden="1" w:uiPriority="99" w:unhideWhenUsed="1"/>
-    <w:lsdException w:name="Intense Quote" w:semiHidden="1" w:uiPriority="99" w:unhideWhenUsed="1"/>
-    <w:lsdException w:name="Medium List 2 Accent 1" w:uiPriority="66"/>
-    <w:lsdException w:name="Medium Grid 1 Accent 1" w:uiPriority="67"/>
-    <w:lsdException w:name="Medium Grid 2 Accent 1" w:uiPriority="68"/>
-    <w:lsdException w:name="Medium Grid 3 Accent 1" w:uiPriority="69"/>
-    <w:lsdException w:name="Dark List Accent 1" w:uiPriority="70"/>
-    <w:lsdException w:name="Colorful Shading Accent 1" w:uiPriority="71"/>
-    <w:lsdException w:name="Colorful List Accent 1" w:uiPriority="72"/>
-    <w:lsdException w:name="Colorful Grid Accent 1" w:uiPriority="73"/>
-    <w:lsdException w:name="Light Shading Accent 2" w:uiPriority="60"/>
-    <w:lsdException w:name="Light List Accent 2" w:uiPriority="61"/>
-    <w:lsdException w:name="Light Grid Accent 2" w:uiPriority="62"/>
-    <w:lsdException w:name="Medium Shading 1 Accent 2" w:uiPriority="63"/>
-    <w:lsdException w:name="Medium Shading 2 Accent 2" w:uiPriority="64"/>
-    <w:lsdException w:name="Medium List 1 Accent 2" w:uiPriority="65"/>
-    <w:lsdException w:name="Medium List 2 Accent 2" w:uiPriority="66"/>
-    <w:lsdException w:name="Medium Grid 1 Accent 2" w:uiPriority="67"/>
-    <w:lsdException w:name="Medium Grid 2 Accent 2" w:uiPriority="68"/>
-    <w:lsdException w:name="Medium Grid 3 Accent 2" w:uiPriority="69"/>
-    <w:lsdException w:name="Dark List Accent 2" w:uiPriority="70"/>
-    <w:lsdException w:name="Colorful Shading Accent 2" w:uiPriority="71"/>
-    <w:lsdException w:name="Colorful List Accent 2" w:uiPriority="72"/>
-    <w:lsdException w:name="Colorful Grid Accent 2" w:uiPriority="73"/>
-    <w:lsdException w:name="Light Shading Accent 3" w:uiPriority="60"/>
-    <w:lsdException w:name="Light List Accent 3" w:uiPriority="61"/>
-    <w:lsdException w:name="Light Grid Accent 3" w:uiPriority="62"/>
-    <w:lsdException w:name="Medium Shading 1 Accent 3" w:uiPriority="63"/>
-    <w:lsdException w:name="Medium Shading 2 Accent 3" w:uiPriority="64"/>
-    <w:lsdException w:name="Medium List 1 Accent 3" w:uiPriority="65"/>
-    <w:lsdException w:name="Medium List 2 Accent 3" w:uiPriority="66"/>
-    <w:lsdException w:name="Medium Grid 1 Accent 3" w:uiPriority="67"/>
-    <w:lsdException w:name="Medium Grid 2 Accent 3" w:uiPriority="68"/>
-    <w:lsdException w:name="Medium Grid 3 Accent 3" w:uiPriority="69"/>
-    <w:lsdException w:name="Dark List Accent 3" w:uiPriority="70"/>
-    <w:lsdException w:name="Colorful Shading Accent 3" w:uiPriority="71"/>
-    <w:lsdException w:name="Colorful List Accent 3" w:uiPriority="72"/>
-    <w:lsdException w:name="Colorful Grid Accent 3" w:uiPriority="73"/>
-    <w:lsdException w:name="Light Shading Accent 4" w:uiPriority="60"/>
-    <w:lsdException w:name="Light List Accent 4" w:uiPriority="61"/>
-    <w:lsdException w:name="Light Grid Accent 4" w:uiPriority="62"/>
-    <w:lsdException w:name="Medium Shading 1 Accent 4" w:uiPriority="63"/>
-    <w:lsdException w:name="Medium Shading 2 Accent 4" w:uiPriority="64"/>
-    <w:lsdException w:name="Medium List 1 Accent 4" w:uiPriority="65"/>
-    <w:lsdException w:name="Medium List 2 Accent 4" w:uiPriority="66"/>
-    <w:lsdException w:name="Medium Grid 1 Accent 4" w:uiPriority="67"/>
-    <w:lsdException w:name="Medium Grid 2 Accent 4" w:uiPriority="68"/>
-    <w:lsdException w:name="Medium Grid 3 Accent 4" w:uiPriority="69"/>
-    <w:lsdException w:name="Dark List Accent 4" w:uiPriority="70"/>
-    <w:lsdException w:name="Colorful Shading Accent 4" w:uiPriority="71"/>
-    <w:lsdException w:name="Colorful List Accent 4" w:uiPriority="72"/>
-    <w:lsdException w:name="Colorful Grid Accent 4" w:uiPriority="73"/>
-    <w:lsdException w:name="Light Shading Accent 5" w:uiPriority="60"/>
-    <w:lsdException w:name="Light List Accent 5" w:uiPriority="61"/>
-    <w:lsdException w:name="Light Grid Accent 5" w:uiPriority="62"/>
-    <w:lsdException w:name="Medium Shading 1 Accent 5" w:uiPriority="63"/>
-    <w:lsdException w:name="Medium Shading 2 Accent 5" w:uiPriority="64"/>
-    <w:lsdException w:name="Medium List 1 Accent 5" w:uiPriority="65"/>
-    <w:lsdException w:name="Medium List 2 Accent 5" w:uiPriority="66"/>
-    <w:lsdException w:name="Medium Grid 1 Accent 5" w:uiPriority="67"/>
-    <w:lsdException w:name="Medium Grid 2 Accent 5" w:uiPriority="68"/>
-    <w:lsdException w:name="Medium Grid 3 Accent 5" w:uiPriority="69"/>
-    <w:lsdException w:name="Dark List Accent 5" w:uiPriority="70"/>
-    <w:lsdException w:name="Colorful Shading Accent 5" w:uiPriority="71"/>
-    <w:lsdException w:name="Colorful List Accent 5" w:uiPriority="72"/>
-    <w:lsdException w:name="Colorful Grid Accent 5" w:uiPriority="73"/>
-    <w:lsdException w:name="Light Shading Accent 6" w:uiPriority="60"/>
-    <w:lsdException w:name="Light List Accent 6" w:uiPriority="61"/>
-    <w:lsdException w:name="Light Grid Accent 6" w:uiPriority="62"/>
-    <w:lsdException w:name="Medium Shading 1 Accent 6" w:uiPriority="63"/>
-    <w:lsdException w:name="Medium Shading 2 Accent 6" w:uiPriority="64"/>
-    <w:lsdException w:name="Medium List 1 Accent 6" w:uiPriority="65"/>
-    <w:lsdException w:name="Medium List 2 Accent 6" w:uiPriority="66"/>
-    <w:lsdException w:name="Medium Grid 1 Accent 6" w:uiPriority="67"/>
-    <w:lsdException w:name="Medium Grid 2 Accent 6" w:uiPriority="68"/>
-    <w:lsdException w:name="Medium Grid 3 Accent 6" w:uiPriority="69"/>
-    <w:lsdException w:name="Dark List Accent 6" w:uiPriority="70"/>
-    <w:lsdException w:name="Colorful Shading Accent 6" w:uiPriority="71"/>
-    <w:lsdException w:name="Colorful List Accent 6" w:uiPriority="72"/>
-    <w:lsdException w:name="Colorful Grid Accent 6" w:uiPriority="73"/>
-    <w:lsdException w:name="Subtle Emphasis" w:uiPriority="19" w:qFormat="1"/>
-    <w:lsdException w:name="Intense Emphasis" w:uiPriority="21" w:qFormat="1"/>
-    <w:lsdException w:name="Subtle Reference" w:uiPriority="31" w:qFormat="1"/>
-    <w:lsdException w:name="Intense Reference" w:uiPriority="32" w:qFormat="1"/>
-    <w:lsdException w:name="Book Title" w:uiPriority="33" w:qFormat="1"/>
-    <w:lsdException w:name="Bibliography" w:semiHidden="1" w:uiPriority="37" w:unhideWhenUsed="1"/>
-    <w:lsdException w:name="TOC Heading" w:semiHidden="1" w:uiPriority="39" w:unhideWhenUsed="1" w:qFormat="1"/>
+  <w:latentStyles w:count="260" w:defQFormat="0" w:defUnhideWhenUsed="1" w:defSemiHidden="1" w:defUIPriority="99" w:defLockedState="0">
+    <w:lsdException w:qFormat="1" w:unhideWhenUsed="0" w:uiPriority="0" w:semiHidden="0" w:name="Normal"/>
+    <w:lsdException w:qFormat="1" w:unhideWhenUsed="0" w:uiPriority="0" w:semiHidden="0" w:name="heading 1"/>
+    <w:lsdException w:qFormat="1" w:uiPriority="0" w:semiHidden="0" w:name="heading 2"/>
+    <w:lsdException w:qFormat="1" w:uiPriority="0" w:semiHidden="0" w:name="heading 3"/>
+    <w:lsdException w:qFormat="1" w:uiPriority="0" w:semiHidden="0" w:name="heading 4"/>
+    <w:lsdException w:qFormat="1" w:uiPriority="0" w:semiHidden="0" w:name="heading 5"/>
+    <w:lsdException w:qFormat="1" w:uiPriority="0" w:semiHidden="0" w:name="heading 6"/>
+    <w:lsdException w:qFormat="1" w:uiPriority="0" w:semiHidden="0" w:name="heading 7"/>
+    <w:lsdException w:qFormat="1" w:uiPriority="0" w:semiHidden="0" w:name="heading 8"/>
+    <w:lsdException w:qFormat="1" w:uiPriority="0" w:semiHidden="0" w:name="heading 9"/>
+    <w:lsdException w:unhideWhenUsed="0" w:uiPriority="0" w:semiHidden="0" w:name="index 1"/>
+    <w:lsdException w:unhideWhenUsed="0" w:uiPriority="0" w:semiHidden="0" w:name="index 2"/>
+    <w:lsdException w:unhideWhenUsed="0" w:uiPriority="0" w:semiHidden="0" w:name="index 3"/>
+    <w:lsdException w:unhideWhenUsed="0" w:uiPriority="0" w:semiHidden="0" w:name="index 4"/>
+    <w:lsdException w:unhideWhenUsed="0" w:uiPriority="0" w:semiHidden="0" w:name="index 5"/>
+    <w:lsdException w:unhideWhenUsed="0" w:uiPriority="0" w:semiHidden="0" w:name="index 6"/>
+    <w:lsdException w:unhideWhenUsed="0" w:uiPriority="0" w:semiHidden="0" w:name="index 7"/>
+    <w:lsdException w:unhideWhenUsed="0" w:uiPriority="0" w:semiHidden="0" w:name="index 8"/>
+    <w:lsdException w:unhideWhenUsed="0" w:uiPriority="0" w:semiHidden="0" w:name="index 9"/>
+    <w:lsdException w:qFormat="1" w:unhideWhenUsed="0" w:uiPriority="0" w:semiHidden="0" w:name="toc 1"/>
+    <w:lsdException w:qFormat="1" w:unhideWhenUsed="0" w:uiPriority="0" w:semiHidden="0" w:name="toc 2"/>
+    <w:lsdException w:qFormat="1" w:unhideWhenUsed="0" w:uiPriority="0" w:semiHidden="0" w:name="toc 3"/>
+    <w:lsdException w:unhideWhenUsed="0" w:uiPriority="0" w:semiHidden="0" w:name="toc 4"/>
+    <w:lsdException w:unhideWhenUsed="0" w:uiPriority="0" w:semiHidden="0" w:name="toc 5"/>
+    <w:lsdException w:unhideWhenUsed="0" w:uiPriority="0" w:semiHidden="0" w:name="toc 6"/>
+    <w:lsdException w:unhideWhenUsed="0" w:uiPriority="0" w:semiHidden="0" w:name="toc 7"/>
+    <w:lsdException w:unhideWhenUsed="0" w:uiPriority="0" w:semiHidden="0" w:name="toc 8"/>
+    <w:lsdException w:unhideWhenUsed="0" w:uiPriority="0" w:semiHidden="0" w:name="toc 9"/>
+    <w:lsdException w:unhideWhenUsed="0" w:uiPriority="0" w:semiHidden="0" w:name="Normal Indent"/>
+    <w:lsdException w:unhideWhenUsed="0" w:uiPriority="0" w:semiHidden="0" w:name="footnote text"/>
+    <w:lsdException w:qFormat="1" w:unhideWhenUsed="0" w:uiPriority="0" w:semiHidden="0" w:name="annotation text"/>
+    <w:lsdException w:qFormat="1" w:unhideWhenUsed="0" w:uiPriority="0" w:semiHidden="0" w:name="header"/>
+    <w:lsdException w:qFormat="1" w:unhideWhenUsed="0" w:uiPriority="0" w:semiHidden="0" w:name="footer"/>
+    <w:lsdException w:unhideWhenUsed="0" w:uiPriority="0" w:semiHidden="0" w:name="index heading"/>
+    <w:lsdException w:qFormat="1" w:uiPriority="0" w:name="caption"/>
+    <w:lsdException w:unhideWhenUsed="0" w:uiPriority="0" w:semiHidden="0" w:name="table of figures"/>
+    <w:lsdException w:unhideWhenUsed="0" w:uiPriority="0" w:semiHidden="0" w:name="envelope address"/>
+    <w:lsdException w:unhideWhenUsed="0" w:uiPriority="0" w:semiHidden="0" w:name="envelope return"/>
+    <w:lsdException w:unhideWhenUsed="0" w:uiPriority="0" w:semiHidden="0" w:name="footnote reference"/>
+    <w:lsdException w:unhideWhenUsed="0" w:uiPriority="0" w:semiHidden="0" w:name="annotation reference"/>
+    <w:lsdException w:unhideWhenUsed="0" w:uiPriority="0" w:semiHidden="0" w:name="line number"/>
+    <w:lsdException w:unhideWhenUsed="0" w:uiPriority="0" w:semiHidden="0" w:name="page number"/>
+    <w:lsdException w:unhideWhenUsed="0" w:uiPriority="0" w:semiHidden="0" w:name="endnote reference"/>
+    <w:lsdException w:unhideWhenUsed="0" w:uiPriority="0" w:semiHidden="0" w:name="endnote text"/>
+    <w:lsdException w:unhideWhenUsed="0" w:uiPriority="0" w:semiHidden="0" w:name="table of authorities"/>
+    <w:lsdException w:unhideWhenUsed="0" w:uiPriority="0" w:semiHidden="0" w:name="macro"/>
+    <w:lsdException w:unhideWhenUsed="0" w:uiPriority="0" w:semiHidden="0" w:name="toa heading"/>
+    <w:lsdException w:unhideWhenUsed="0" w:uiPriority="0" w:semiHidden="0" w:name="List"/>
+    <w:lsdException w:unhideWhenUsed="0" w:uiPriority="0" w:semiHidden="0" w:name="List Bullet"/>
+    <w:lsdException w:unhideWhenUsed="0" w:uiPriority="0" w:semiHidden="0" w:name="List Number"/>
+    <w:lsdException w:unhideWhenUsed="0" w:uiPriority="0" w:semiHidden="0" w:name="List 2"/>
+    <w:lsdException w:unhideWhenUsed="0" w:uiPriority="0" w:semiHidden="0" w:name="List 3"/>
+    <w:lsdException w:unhideWhenUsed="0" w:uiPriority="0" w:semiHidden="0" w:name="List 4"/>
+    <w:lsdException w:unhideWhenUsed="0" w:uiPriority="0" w:semiHidden="0" w:name="List 5"/>
+    <w:lsdException w:unhideWhenUsed="0" w:uiPriority="0" w:semiHidden="0" w:name="List Bullet 2"/>
+    <w:lsdException w:unhideWhenUsed="0" w:uiPriority="0" w:semiHidden="0" w:name="List Bullet 3"/>
+    <w:lsdException w:unhideWhenUsed="0" w:uiPriority="0" w:semiHidden="0" w:name="List Bullet 4"/>
+    <w:lsdException w:unhideWhenUsed="0" w:uiPriority="0" w:semiHidden="0" w:name="List Bullet 5"/>
+    <w:lsdException w:unhideWhenUsed="0" w:uiPriority="0" w:semiHidden="0" w:name="List Number 2"/>
+    <w:lsdException w:unhideWhenUsed="0" w:uiPriority="0" w:semiHidden="0" w:name="List Number 3"/>
+    <w:lsdException w:unhideWhenUsed="0" w:uiPriority="0" w:semiHidden="0" w:name="List Number 4"/>
+    <w:lsdException w:unhideWhenUsed="0" w:uiPriority="0" w:semiHidden="0" w:name="List Number 5"/>
+    <w:lsdException w:qFormat="1" w:unhideWhenUsed="0" w:uiPriority="0" w:semiHidden="0" w:name="Title"/>
+    <w:lsdException w:unhideWhenUsed="0" w:uiPriority="0" w:semiHidden="0" w:name="Closing"/>
+    <w:lsdException w:unhideWhenUsed="0" w:uiPriority="0" w:semiHidden="0" w:name="Signature"/>
+    <w:lsdException w:uiPriority="1" w:name="Default Paragraph Font"/>
+    <w:lsdException w:qFormat="1" w:unhideWhenUsed="0" w:uiPriority="0" w:name="Body Text"/>
+    <w:lsdException w:unhideWhenUsed="0" w:uiPriority="0" w:semiHidden="0" w:name="Body Text Indent"/>
+    <w:lsdException w:unhideWhenUsed="0" w:uiPriority="0" w:semiHidden="0" w:name="List Continue"/>
+    <w:lsdException w:unhideWhenUsed="0" w:uiPriority="0" w:semiHidden="0" w:name="List Continue 2"/>
+    <w:lsdException w:unhideWhenUsed="0" w:uiPriority="0" w:semiHidden="0" w:name="List Continue 3"/>
+    <w:lsdException w:unhideWhenUsed="0" w:uiPriority="0" w:semiHidden="0" w:name="List Continue 4"/>
+    <w:lsdException w:unhideWhenUsed="0" w:uiPriority="0" w:semiHidden="0" w:name="List Continue 5"/>
+    <w:lsdException w:unhideWhenUsed="0" w:uiPriority="0" w:semiHidden="0" w:name="Message Header"/>
+    <w:lsdException w:qFormat="1" w:unhideWhenUsed="0" w:uiPriority="0" w:semiHidden="0" w:name="Subtitle"/>
+    <w:lsdException w:unhideWhenUsed="0" w:uiPriority="0" w:semiHidden="0" w:name="Salutation"/>
+    <w:lsdException w:unhideWhenUsed="0" w:uiPriority="0" w:semiHidden="0" w:name="Date"/>
+    <w:lsdException w:unhideWhenUsed="0" w:uiPriority="0" w:semiHidden="0" w:name="Body Text First Indent"/>
+    <w:lsdException w:unhideWhenUsed="0" w:uiPriority="0" w:semiHidden="0" w:name="Body Text First Indent 2"/>
+    <w:lsdException w:uiPriority="99" w:name="Note Heading"/>
+    <w:lsdException w:unhideWhenUsed="0" w:uiPriority="0" w:semiHidden="0" w:name="Body Text 2"/>
+    <w:lsdException w:unhideWhenUsed="0" w:uiPriority="0" w:semiHidden="0" w:name="Body Text 3"/>
+    <w:lsdException w:unhideWhenUsed="0" w:uiPriority="0" w:semiHidden="0" w:name="Body Text Indent 2"/>
+    <w:lsdException w:unhideWhenUsed="0" w:uiPriority="0" w:semiHidden="0" w:name="Body Text Indent 3"/>
+    <w:lsdException w:unhideWhenUsed="0" w:uiPriority="0" w:semiHidden="0" w:name="Block Text"/>
+    <w:lsdException w:unhideWhenUsed="0" w:uiPriority="0" w:semiHidden="0" w:name="Hyperlink"/>
+    <w:lsdException w:unhideWhenUsed="0" w:uiPriority="0" w:semiHidden="0" w:name="FollowedHyperlink"/>
+    <w:lsdException w:qFormat="1" w:unhideWhenUsed="0" w:uiPriority="0" w:semiHidden="0" w:name="Strong"/>
+    <w:lsdException w:qFormat="1" w:unhideWhenUsed="0" w:uiPriority="0" w:semiHidden="0" w:name="Emphasis"/>
+    <w:lsdException w:unhideWhenUsed="0" w:uiPriority="0" w:semiHidden="0" w:name="Document Map"/>
+    <w:lsdException w:unhideWhenUsed="0" w:uiPriority="0" w:semiHidden="0" w:name="Plain Text"/>
+    <w:lsdException w:unhideWhenUsed="0" w:uiPriority="0" w:semiHidden="0" w:name="E-mail Signature"/>
+    <w:lsdException w:qFormat="1" w:unhideWhenUsed="0" w:uiPriority="0" w:semiHidden="0" w:name="Normal (Web)"/>
+    <w:lsdException w:unhideWhenUsed="0" w:uiPriority="0" w:semiHidden="0" w:name="HTML Acronym"/>
+    <w:lsdException w:unhideWhenUsed="0" w:uiPriority="0" w:semiHidden="0" w:name="HTML Address"/>
+    <w:lsdException w:unhideWhenUsed="0" w:uiPriority="0" w:semiHidden="0" w:name="HTML Cite"/>
+    <w:lsdException w:unhideWhenUsed="0" w:uiPriority="0" w:semiHidden="0" w:name="HTML Code"/>
+    <w:lsdException w:unhideWhenUsed="0" w:uiPriority="0" w:semiHidden="0" w:name="HTML Definition"/>
+    <w:lsdException w:unhideWhenUsed="0" w:uiPriority="0" w:semiHidden="0" w:name="HTML Keyboard"/>
+    <w:lsdException w:unhideWhenUsed="0" w:uiPriority="0" w:semiHidden="0" w:name="HTML Preformatted"/>
+    <w:lsdException w:unhideWhenUsed="0" w:uiPriority="0" w:semiHidden="0" w:name="HTML Sample"/>
+    <w:lsdException w:unhideWhenUsed="0" w:uiPriority="0" w:semiHidden="0" w:name="HTML Typewriter"/>
+    <w:lsdException w:unhideWhenUsed="0" w:uiPriority="0" w:semiHidden="0" w:name="HTML Variable"/>
+    <w:lsdException w:qFormat="1" w:uiPriority="99" w:name="Normal Table"/>
+    <w:lsdException w:unhideWhenUsed="0" w:uiPriority="0" w:semiHidden="0" w:name="annotation subject"/>
+    <w:lsdException w:unhideWhenUsed="0" w:uiPriority="0" w:semiHidden="0" w:name="Table Simple 1"/>
+    <w:lsdException w:unhideWhenUsed="0" w:uiPriority="0" w:semiHidden="0" w:name="Table Simple 2"/>
+    <w:lsdException w:unhideWhenUsed="0" w:uiPriority="0" w:semiHidden="0" w:name="Table Simple 3"/>
+    <w:lsdException w:unhideWhenUsed="0" w:uiPriority="0" w:semiHidden="0" w:name="Table Classic 1"/>
+    <w:lsdException w:unhideWhenUsed="0" w:uiPriority="0" w:semiHidden="0" w:name="Table Classic 2"/>
+    <w:lsdException w:unhideWhenUsed="0" w:uiPriority="0" w:semiHidden="0" w:name="Table Classic 3"/>
+    <w:lsdException w:unhideWhenUsed="0" w:uiPriority="0" w:semiHidden="0" w:name="Table Classic 4"/>
+    <w:lsdException w:unhideWhenUsed="0" w:uiPriority="0" w:semiHidden="0" w:name="Table Colorful 1"/>
+    <w:lsdException w:unhideWhenUsed="0" w:uiPriority="0" w:semiHidden="0" w:name="Table Colorful 2"/>
+    <w:lsdException w:unhideWhenUsed="0" w:uiPriority="0" w:semiHidden="0" w:name="Table Colorful 3"/>
+    <w:lsdException w:unhideWhenUsed="0" w:uiPriority="0" w:semiHidden="0" w:name="Table Columns 1"/>
+    <w:lsdException w:unhideWhenUsed="0" w:uiPriority="0" w:semiHidden="0" w:name="Table Columns 2"/>
+    <w:lsdException w:unhideWhenUsed="0" w:uiPriority="0" w:semiHidden="0" w:name="Table Columns 3"/>
+    <w:lsdException w:unhideWhenUsed="0" w:uiPriority="0" w:semiHidden="0" w:name="Table Columns 4"/>
+    <w:lsdException w:unhideWhenUsed="0" w:uiPriority="0" w:semiHidden="0" w:name="Table Columns 5"/>
+    <w:lsdException w:unhideWhenUsed="0" w:uiPriority="0" w:semiHidden="0" w:name="Table Grid 1"/>
+    <w:lsdException w:unhideWhenUsed="0" w:uiPriority="0" w:semiHidden="0" w:name="Table Grid 2"/>
+    <w:lsdException w:unhideWhenUsed="0" w:uiPriority="0" w:semiHidden="0" w:name="Table Grid 3"/>
+    <w:lsdException w:unhideWhenUsed="0" w:uiPriority="0" w:semiHidden="0" w:name="Table Grid 4"/>
+    <w:lsdException w:unhideWhenUsed="0" w:uiPriority="0" w:semiHidden="0" w:name="Table Grid 5"/>
+    <w:lsdException w:unhideWhenUsed="0" w:uiPriority="0" w:semiHidden="0" w:name="Table Grid 6"/>
+    <w:lsdException w:unhideWhenUsed="0" w:uiPriority="0" w:semiHidden="0" w:name="Table Grid 7"/>
+    <w:lsdException w:unhideWhenUsed="0" w:uiPriority="0" w:semiHidden="0" w:name="Table Grid 8"/>
+    <w:lsdException w:unhideWhenUsed="0" w:uiPriority="0" w:semiHidden="0" w:name="Table List 1"/>
+    <w:lsdException w:unhideWhenUsed="0" w:uiPriority="0" w:semiHidden="0" w:name="Table List 2"/>
+    <w:lsdException w:unhideWhenUsed="0" w:uiPriority="0" w:semiHidden="0" w:name="Table List 3"/>
+    <w:lsdException w:unhideWhenUsed="0" w:uiPriority="0" w:semiHidden="0" w:name="Table List 4"/>
+    <w:lsdException w:unhideWhenUsed="0" w:uiPriority="0" w:semiHidden="0" w:name="Table List 5"/>
+    <w:lsdException w:unhideWhenUsed="0" w:uiPriority="0" w:semiHidden="0" w:name="Table List 6"/>
+    <w:lsdException w:unhideWhenUsed="0" w:uiPriority="0" w:semiHidden="0" w:name="Table List 7"/>
+    <w:lsdException w:unhideWhenUsed="0" w:uiPriority="0" w:semiHidden="0" w:name="Table List 8"/>
+    <w:lsdException w:unhideWhenUsed="0" w:uiPriority="0" w:semiHidden="0" w:name="Table 3D effects 1"/>
+    <w:lsdException w:unhideWhenUsed="0" w:uiPriority="0" w:semiHidden="0" w:name="Table 3D effects 2"/>
+    <w:lsdException w:unhideWhenUsed="0" w:uiPriority="0" w:semiHidden="0" w:name="Table 3D effects 3"/>
+    <w:lsdException w:unhideWhenUsed="0" w:uiPriority="0" w:semiHidden="0" w:name="Table Contemporary"/>
+    <w:lsdException w:unhideWhenUsed="0" w:uiPriority="0" w:semiHidden="0" w:name="Table Elegant"/>
+    <w:lsdException w:unhideWhenUsed="0" w:uiPriority="0" w:semiHidden="0" w:name="Table Professional"/>
+    <w:lsdException w:unhideWhenUsed="0" w:uiPriority="0" w:semiHidden="0" w:name="Table Subtle 1"/>
+    <w:lsdException w:unhideWhenUsed="0" w:uiPriority="0" w:semiHidden="0" w:name="Table Subtle 2"/>
+    <w:lsdException w:unhideWhenUsed="0" w:uiPriority="0" w:semiHidden="0" w:name="Table Web 1"/>
+    <w:lsdException w:unhideWhenUsed="0" w:uiPriority="0" w:semiHidden="0" w:name="Table Web 2"/>
+    <w:lsdException w:unhideWhenUsed="0" w:uiPriority="0" w:semiHidden="0" w:name="Table Web 3"/>
+    <w:lsdException w:unhideWhenUsed="0" w:uiPriority="0" w:semiHidden="0" w:name="Balloon Text"/>
+    <w:lsdException w:qFormat="1" w:unhideWhenUsed="0" w:uiPriority="0" w:semiHidden="0" w:name="Table Grid"/>
+    <w:lsdException w:unhideWhenUsed="0" w:uiPriority="0" w:semiHidden="0" w:name="Table Theme"/>
+    <w:lsdException w:unhideWhenUsed="0" w:uiPriority="60" w:semiHidden="0" w:name="Light Shading"/>
+    <w:lsdException w:unhideWhenUsed="0" w:uiPriority="61" w:semiHidden="0" w:name="Light List"/>
+    <w:lsdException w:unhideWhenUsed="0" w:uiPriority="62" w:semiHidden="0" w:name="Light Grid"/>
+    <w:lsdException w:unhideWhenUsed="0" w:uiPriority="63" w:semiHidden="0" w:name="Medium Shading 1"/>
+    <w:lsdException w:unhideWhenUsed="0" w:uiPriority="64" w:semiHidden="0" w:name="Medium Shading 2"/>
+    <w:lsdException w:unhideWhenUsed="0" w:uiPriority="65" w:semiHidden="0" w:name="Medium List 1"/>
+    <w:lsdException w:unhideWhenUsed="0" w:uiPriority="66" w:semiHidden="0" w:name="Medium List 2"/>
+    <w:lsdException w:unhideWhenUsed="0" w:uiPriority="67" w:semiHidden="0" w:name="Medium Grid 1"/>
+    <w:lsdException w:unhideWhenUsed="0" w:uiPriority="68" w:semiHidden="0" w:name="Medium Grid 2"/>
+    <w:lsdException w:unhideWhenUsed="0" w:uiPriority="69" w:semiHidden="0" w:name="Medium Grid 3"/>
+    <w:lsdException w:unhideWhenUsed="0" w:uiPriority="70" w:semiHidden="0" w:name="Dark List"/>
+    <w:lsdException w:unhideWhenUsed="0" w:uiPriority="71" w:semiHidden="0" w:name="Colorful Shading"/>
+    <w:lsdException w:unhideWhenUsed="0" w:uiPriority="72" w:semiHidden="0" w:name="Colorful List"/>
+    <w:lsdException w:unhideWhenUsed="0" w:uiPriority="73" w:semiHidden="0" w:name="Colorful Grid"/>
+    <w:lsdException w:unhideWhenUsed="0" w:uiPriority="60" w:semiHidden="0" w:name="Light Shading Accent 1"/>
+    <w:lsdException w:unhideWhenUsed="0" w:uiPriority="61" w:semiHidden="0" w:name="Light List Accent 1"/>
+    <w:lsdException w:unhideWhenUsed="0" w:uiPriority="62" w:semiHidden="0" w:name="Light Grid Accent 1"/>
+    <w:lsdException w:unhideWhenUsed="0" w:uiPriority="63" w:semiHidden="0" w:name="Medium Shading 1 Accent 1"/>
+    <w:lsdException w:unhideWhenUsed="0" w:uiPriority="64" w:semiHidden="0" w:name="Medium Shading 2 Accent 1"/>
+    <w:lsdException w:unhideWhenUsed="0" w:uiPriority="65" w:semiHidden="0" w:name="Medium List 1 Accent 1"/>
+    <w:lsdException w:unhideWhenUsed="0" w:uiPriority="66" w:semiHidden="0" w:name="Medium List 2 Accent 1"/>
+    <w:lsdException w:unhideWhenUsed="0" w:uiPriority="67" w:semiHidden="0" w:name="Medium Grid 1 Accent 1"/>
+    <w:lsdException w:unhideWhenUsed="0" w:uiPriority="68" w:semiHidden="0" w:name="Medium Grid 2 Accent 1"/>
+    <w:lsdException w:unhideWhenUsed="0" w:uiPriority="69" w:semiHidden="0" w:name="Medium Grid 3 Accent 1"/>
+    <w:lsdException w:unhideWhenUsed="0" w:uiPriority="70" w:semiHidden="0" w:name="Dark List Accent 1"/>
+    <w:lsdException w:unhideWhenUsed="0" w:uiPriority="71" w:semiHidden="0" w:name="Colorful Shading Accent 1"/>
+    <w:lsdException w:unhideWhenUsed="0" w:uiPriority="72" w:semiHidden="0" w:name="Colorful List Accent 1"/>
+    <w:lsdException w:unhideWhenUsed="0" w:uiPriority="73" w:semiHidden="0" w:name="Colorful Grid Accent 1"/>
+    <w:lsdException w:unhideWhenUsed="0" w:uiPriority="60" w:semiHidden="0" w:name="Light Shading Accent 2"/>
+    <w:lsdException w:unhideWhenUsed="0" w:uiPriority="61" w:semiHidden="0" w:name="Light List Accent 2"/>
+    <w:lsdException w:unhideWhenUsed="0" w:uiPriority="62" w:semiHidden="0" w:name="Light Grid Accent 2"/>
+    <w:lsdException w:unhideWhenUsed="0" w:uiPriority="63" w:semiHidden="0" w:name="Medium Shading 1 Accent 2"/>
+    <w:lsdException w:unhideWhenUsed="0" w:uiPriority="64" w:semiHidden="0" w:name="Medium Shading 2 Accent 2"/>
+    <w:lsdException w:unhideWhenUsed="0" w:uiPriority="65" w:semiHidden="0" w:name="Medium List 1 Accent 2"/>
+    <w:lsdException w:unhideWhenUsed="0" w:uiPriority="66" w:semiHidden="0" w:name="Medium List 2 Accent 2"/>
+    <w:lsdException w:unhideWhenUsed="0" w:uiPriority="67" w:semiHidden="0" w:name="Medium Grid 1 Accent 2"/>
+    <w:lsdException w:unhideWhenUsed="0" w:uiPriority="68" w:semiHidden="0" w:name="Medium Grid 2 Accent 2"/>
+    <w:lsdException w:unhideWhenUsed="0" w:uiPriority="69" w:semiHidden="0" w:name="Medium Grid 3 Accent 2"/>
+    <w:lsdException w:unhideWhenUsed="0" w:uiPriority="70" w:semiHidden="0" w:name="Dark List Accent 2"/>
+    <w:lsdException w:unhideWhenUsed="0" w:uiPriority="71" w:semiHidden="0" w:name="Colorful Shading Accent 2"/>
+    <w:lsdException w:unhideWhenUsed="0" w:uiPriority="72" w:semiHidden="0" w:name="Colorful List Accent 2"/>
+    <w:lsdException w:unhideWhenUsed="0" w:uiPriority="73" w:semiHidden="0" w:name="Colorful Grid Accent 2"/>
+    <w:lsdException w:unhideWhenUsed="0" w:uiPriority="60" w:semiHidden="0" w:name="Light Shading Accent 3"/>
+    <w:lsdException w:unhideWhenUsed="0" w:uiPriority="61" w:semiHidden="0" w:name="Light List Accent 3"/>
+    <w:lsdException w:unhideWhenUsed="0" w:uiPriority="62" w:semiHidden="0" w:name="Light Grid Accent 3"/>
+    <w:lsdException w:unhideWhenUsed="0" w:uiPriority="63" w:semiHidden="0" w:name="Medium Shading 1 Accent 3"/>
+    <w:lsdException w:unhideWhenUsed="0" w:uiPriority="64" w:semiHidden="0" w:name="Medium Shading 2 Accent 3"/>
+    <w:lsdException w:unhideWhenUsed="0" w:uiPriority="65" w:semiHidden="0" w:name="Medium List 1 Accent 3"/>
+    <w:lsdException w:unhideWhenUsed="0" w:uiPriority="66" w:semiHidden="0" w:name="Medium List 2 Accent 3"/>
+    <w:lsdException w:unhideWhenUsed="0" w:uiPriority="67" w:semiHidden="0" w:name="Medium Grid 1 Accent 3"/>
+    <w:lsdException w:unhideWhenUsed="0" w:uiPriority="68" w:semiHidden="0" w:name="Medium Grid 2 Accent 3"/>
+    <w:lsdException w:unhideWhenUsed="0" w:uiPriority="69" w:semiHidden="0" w:name="Medium Grid 3 Accent 3"/>
+    <w:lsdException w:unhideWhenUsed="0" w:uiPriority="70" w:semiHidden="0" w:name="Dark List Accent 3"/>
+    <w:lsdException w:unhideWhenUsed="0" w:uiPriority="71" w:semiHidden="0" w:name="Colorful Shading Accent 3"/>
+    <w:lsdException w:unhideWhenUsed="0" w:uiPriority="72" w:semiHidden="0" w:name="Colorful List Accent 3"/>
+    <w:lsdException w:unhideWhenUsed="0" w:uiPriority="73" w:semiHidden="0" w:name="Colorful Grid Accent 3"/>
+    <w:lsdException w:unhideWhenUsed="0" w:uiPriority="60" w:semiHidden="0" w:name="Light Shading Accent 4"/>
+    <w:lsdException w:unhideWhenUsed="0" w:uiPriority="61" w:semiHidden="0" w:name="Light List Accent 4"/>
+    <w:lsdException w:unhideWhenUsed="0" w:uiPriority="62" w:semiHidden="0" w:name="Light Grid Accent 4"/>
+    <w:lsdException w:unhideWhenUsed="0" w:uiPriority="63" w:semiHidden="0" w:name="Medium Shading 1 Accent 4"/>
+    <w:lsdException w:unhideWhenUsed="0" w:uiPriority="64" w:semiHidden="0" w:name="Medium Shading 2 Accent 4"/>
+    <w:lsdException w:unhideWhenUsed="0" w:uiPriority="65" w:semiHidden="0" w:name="Medium List 1 Accent 4"/>
+    <w:lsdException w:unhideWhenUsed="0" w:uiPriority="66" w:semiHidden="0" w:name="Medium List 2 Accent 4"/>
+    <w:lsdException w:unhideWhenUsed="0" w:uiPriority="67" w:semiHidden="0" w:name="Medium Grid 1 Accent 4"/>
+    <w:lsdException w:unhideWhenUsed="0" w:uiPriority="68" w:semiHidden="0" w:name="Medium Grid 2 Accent 4"/>
+    <w:lsdException w:unhideWhenUsed="0" w:uiPriority="69" w:semiHidden="0" w:name="Medium Grid 3 Accent 4"/>
+    <w:lsdException w:unhideWhenUsed="0" w:uiPriority="70" w:semiHidden="0" w:name="Dark List Accent 4"/>
+    <w:lsdException w:unhideWhenUsed="0" w:uiPriority="71" w:semiHidden="0" w:name="Colorful Shading Accent 4"/>
+    <w:lsdException w:unhideWhenUsed="0" w:uiPriority="72" w:semiHidden="0" w:name="Colorful List Accent 4"/>
+    <w:lsdException w:unhideWhenUsed="0" w:uiPriority="73" w:semiHidden="0" w:name="Colorful Grid Accent 4"/>
+    <w:lsdException w:unhideWhenUsed="0" w:uiPriority="60" w:semiHidden="0" w:name="Light Shading Accent 5"/>
+    <w:lsdException w:unhideWhenUsed="0" w:uiPriority="61" w:semiHidden="0" w:name="Light List Accent 5"/>
+    <w:lsdException w:unhideWhenUsed="0" w:uiPriority="62" w:semiHidden="0" w:name="Light Grid Accent 5"/>
+    <w:lsdException w:unhideWhenUsed="0" w:uiPriority="63" w:semiHidden="0" w:name="Medium Shading 1 Accent 5"/>
+    <w:lsdException w:unhideWhenUsed="0" w:uiPriority="64" w:semiHidden="0" w:name="Medium Shading 2 Accent 5"/>
+    <w:lsdException w:unhideWhenUsed="0" w:uiPriority="65" w:semiHidden="0" w:name="Medium List 1 Accent 5"/>
+    <w:lsdException w:unhideWhenUsed="0" w:uiPriority="66" w:semiHidden="0" w:name="Medium List 2 Accent 5"/>
+    <w:lsdException w:unhideWhenUsed="0" w:uiPriority="67" w:semiHidden="0" w:name="Medium Grid 1 Accent 5"/>
+    <w:lsdException w:unhideWhenUsed="0" w:uiPriority="68" w:semiHidden="0" w:name="Medium Grid 2 Accent 5"/>
+    <w:lsdException w:unhideWhenUsed="0" w:uiPriority="69" w:semiHidden="0" w:name="Medium Grid 3 Accent 5"/>
+    <w:lsdException w:unhideWhenUsed="0" w:uiPriority="70" w:semiHidden="0" w:name="Dark List Accent 5"/>
+    <w:lsdException w:unhideWhenUsed="0" w:uiPriority="71" w:semiHidden="0" w:name="Colorful Shading Accent 5"/>
+    <w:lsdException w:unhideWhenUsed="0" w:uiPriority="72" w:semiHidden="0" w:name="Colorful List Accent 5"/>
+    <w:lsdException w:unhideWhenUsed="0" w:uiPriority="73" w:semiHidden="0" w:name="Colorful Grid Accent 5"/>
+    <w:lsdException w:unhideWhenUsed="0" w:uiPriority="60" w:semiHidden="0" w:name="Light Shading Accent 6"/>
+    <w:lsdException w:unhideWhenUsed="0" w:uiPriority="61" w:semiHidden="0" w:name="Light List Accent 6"/>
+    <w:lsdException w:unhideWhenUsed="0" w:uiPriority="62" w:semiHidden="0" w:name="Light Grid Accent 6"/>
+    <w:lsdException w:unhideWhenUsed="0" w:uiPriority="63" w:semiHidden="0" w:name="Medium Shading 1 Accent 6"/>
+    <w:lsdException w:unhideWhenUsed="0" w:uiPriority="64" w:semiHidden="0" w:name="Medium Shading 2 Accent 6"/>
+    <w:lsdException w:unhideWhenUsed="0" w:uiPriority="65" w:semiHidden="0" w:name="Medium List 1 Accent 6"/>
+    <w:lsdException w:unhideWhenUsed="0" w:uiPriority="66" w:semiHidden="0" w:name="Medium List 2 Accent 6"/>
+    <w:lsdException w:unhideWhenUsed="0" w:uiPriority="67" w:semiHidden="0" w:name="Medium Grid 1 Accent 6"/>
+    <w:lsdException w:unhideWhenUsed="0" w:uiPriority="68" w:semiHidden="0" w:name="Medium Grid 2 Accent 6"/>
+    <w:lsdException w:unhideWhenUsed="0" w:uiPriority="69" w:semiHidden="0" w:name="Medium Grid 3 Accent 6"/>
+    <w:lsdException w:unhideWhenUsed="0" w:uiPriority="70" w:semiHidden="0" w:name="Dark List Accent 6"/>
+    <w:lsdException w:unhideWhenUsed="0" w:uiPriority="71" w:semiHidden="0" w:name="Colorful Shading Accent 6"/>
+    <w:lsdException w:unhideWhenUsed="0" w:uiPriority="72" w:semiHidden="0" w:name="Colorful List Accent 6"/>
+    <w:lsdException w:unhideWhenUsed="0" w:uiPriority="73" w:semiHidden="0" w:name="Colorful Grid Accent 6"/>
   </w:latentStyles>
-  <w:style w:type="paragraph" w:default="1" w:styleId="a">
+  <w:style w:type="paragraph" w:default="1" w:styleId="1">
     <w:name w:val="Normal"/>
     <w:qFormat/>
-    <w:rsid w:val="007E648A"/>
+    <w:uiPriority w:val="0"/>
     <w:pPr>
       <w:kinsoku w:val="0"/>
       <w:autoSpaceDE w:val="0"/>
@@ -4428,24 +4498,25 @@
       <w:textAlignment w:val="baseline"/>
     </w:pPr>
     <w:rPr>
-      <w:rFonts w:ascii="Arial" w:hAnsi="Arial" w:cs="Arial"/>
+      <w:rFonts w:ascii="Arial" w:hAnsi="Arial" w:eastAsia="宋体" w:cs="Arial"/>
       <w:snapToGrid w:val="0"/>
       <w:color w:val="000000"/>
       <w:sz w:val="21"/>
       <w:szCs w:val="21"/>
-      <w:lang w:eastAsia="en-US"/>
+      <w:lang w:val="en-US" w:eastAsia="en-US" w:bidi="ar-SA"/>
     </w:rPr>
   </w:style>
-  <w:style w:type="paragraph" w:styleId="1">
+  <w:style w:type="paragraph" w:styleId="2">
     <w:name w:val="heading 1"/>
-    <w:basedOn w:val="a"/>
-    <w:next w:val="a"/>
+    <w:basedOn w:val="1"/>
+    <w:next w:val="1"/>
     <w:qFormat/>
-    <w:rsid w:val="007E648A"/>
+    <w:uiPriority w:val="0"/>
     <w:pPr>
       <w:keepNext/>
       <w:keepLines/>
       <w:numPr>
+        <w:ilvl w:val="0"/>
         <w:numId w:val="1"/>
       </w:numPr>
       <w:spacing w:line="576" w:lineRule="auto"/>
@@ -4457,13 +4528,13 @@
       <w:sz w:val="44"/>
     </w:rPr>
   </w:style>
-  <w:style w:type="paragraph" w:styleId="2">
+  <w:style w:type="paragraph" w:styleId="3">
     <w:name w:val="heading 2"/>
-    <w:basedOn w:val="a"/>
-    <w:next w:val="a"/>
+    <w:basedOn w:val="1"/>
+    <w:next w:val="1"/>
     <w:unhideWhenUsed/>
     <w:qFormat/>
-    <w:rsid w:val="007E648A"/>
+    <w:uiPriority w:val="0"/>
     <w:pPr>
       <w:keepNext/>
       <w:keepLines/>
@@ -4480,13 +4551,13 @@
       <w:sz w:val="32"/>
     </w:rPr>
   </w:style>
-  <w:style w:type="paragraph" w:styleId="3">
+  <w:style w:type="paragraph" w:styleId="4">
     <w:name w:val="heading 3"/>
-    <w:basedOn w:val="a"/>
-    <w:next w:val="a"/>
+    <w:basedOn w:val="1"/>
+    <w:next w:val="1"/>
     <w:unhideWhenUsed/>
     <w:qFormat/>
-    <w:rsid w:val="007E648A"/>
+    <w:uiPriority w:val="0"/>
     <w:pPr>
       <w:keepNext/>
       <w:keepLines/>
@@ -4502,13 +4573,13 @@
       <w:sz w:val="32"/>
     </w:rPr>
   </w:style>
-  <w:style w:type="paragraph" w:styleId="4">
+  <w:style w:type="paragraph" w:styleId="5">
     <w:name w:val="heading 4"/>
-    <w:basedOn w:val="a"/>
-    <w:next w:val="a"/>
+    <w:basedOn w:val="1"/>
+    <w:next w:val="1"/>
     <w:unhideWhenUsed/>
     <w:qFormat/>
-    <w:rsid w:val="007E648A"/>
+    <w:uiPriority w:val="0"/>
     <w:pPr>
       <w:keepNext/>
       <w:keepLines/>
@@ -4525,13 +4596,13 @@
       <w:sz w:val="28"/>
     </w:rPr>
   </w:style>
-  <w:style w:type="paragraph" w:styleId="5">
+  <w:style w:type="paragraph" w:styleId="6">
     <w:name w:val="heading 5"/>
-    <w:basedOn w:val="a"/>
-    <w:next w:val="a"/>
+    <w:basedOn w:val="1"/>
+    <w:next w:val="1"/>
     <w:unhideWhenUsed/>
     <w:qFormat/>
-    <w:rsid w:val="007E648A"/>
+    <w:uiPriority w:val="0"/>
     <w:pPr>
       <w:keepNext/>
       <w:keepLines/>
@@ -4547,13 +4618,13 @@
       <w:sz w:val="28"/>
     </w:rPr>
   </w:style>
-  <w:style w:type="paragraph" w:styleId="6">
+  <w:style w:type="paragraph" w:styleId="7">
     <w:name w:val="heading 6"/>
-    <w:basedOn w:val="a"/>
-    <w:next w:val="a"/>
+    <w:basedOn w:val="1"/>
+    <w:next w:val="1"/>
     <w:unhideWhenUsed/>
     <w:qFormat/>
-    <w:rsid w:val="007E648A"/>
+    <w:uiPriority w:val="0"/>
     <w:pPr>
       <w:keepNext/>
       <w:keepLines/>
@@ -4570,13 +4641,13 @@
       <w:sz w:val="24"/>
     </w:rPr>
   </w:style>
-  <w:style w:type="paragraph" w:styleId="7">
+  <w:style w:type="paragraph" w:styleId="8">
     <w:name w:val="heading 7"/>
-    <w:basedOn w:val="a"/>
-    <w:next w:val="a"/>
+    <w:basedOn w:val="1"/>
+    <w:next w:val="1"/>
     <w:unhideWhenUsed/>
     <w:qFormat/>
-    <w:rsid w:val="007E648A"/>
+    <w:uiPriority w:val="0"/>
     <w:pPr>
       <w:keepNext/>
       <w:keepLines/>
@@ -4592,13 +4663,13 @@
       <w:sz w:val="24"/>
     </w:rPr>
   </w:style>
-  <w:style w:type="paragraph" w:styleId="8">
+  <w:style w:type="paragraph" w:styleId="9">
     <w:name w:val="heading 8"/>
-    <w:basedOn w:val="a"/>
-    <w:next w:val="a"/>
+    <w:basedOn w:val="1"/>
+    <w:next w:val="1"/>
     <w:unhideWhenUsed/>
     <w:qFormat/>
-    <w:rsid w:val="007E648A"/>
+    <w:uiPriority w:val="0"/>
     <w:pPr>
       <w:keepNext/>
       <w:keepLines/>
@@ -4614,13 +4685,13 @@
       <w:sz w:val="24"/>
     </w:rPr>
   </w:style>
-  <w:style w:type="paragraph" w:styleId="9">
+  <w:style w:type="paragraph" w:styleId="10">
     <w:name w:val="heading 9"/>
-    <w:basedOn w:val="a"/>
-    <w:next w:val="a"/>
+    <w:basedOn w:val="1"/>
+    <w:next w:val="1"/>
     <w:unhideWhenUsed/>
     <w:qFormat/>
-    <w:rsid w:val="007E648A"/>
+    <w:uiPriority w:val="0"/>
     <w:pPr>
       <w:keepNext/>
       <w:keepLines/>
@@ -4635,20 +4706,19 @@
       <w:rFonts w:eastAsia="黑体"/>
     </w:rPr>
   </w:style>
-  <w:style w:type="character" w:default="1" w:styleId="a0">
+  <w:style w:type="character" w:default="1" w:styleId="23">
     <w:name w:val="Default Paragraph Font"/>
-    <w:uiPriority w:val="1"/>
     <w:semiHidden/>
     <w:unhideWhenUsed/>
+    <w:uiPriority w:val="1"/>
   </w:style>
-  <w:style w:type="table" w:default="1" w:styleId="a1">
+  <w:style w:type="table" w:default="1" w:styleId="21">
     <w:name w:val="Normal Table"/>
-    <w:uiPriority w:val="99"/>
     <w:semiHidden/>
     <w:unhideWhenUsed/>
     <w:qFormat/>
+    <w:uiPriority w:val="99"/>
     <w:tblPr>
-      <w:tblInd w:w="0" w:type="dxa"/>
       <w:tblCellMar>
         <w:top w:w="0" w:type="dxa"/>
         <w:left w:w="108" w:type="dxa"/>
@@ -4657,43 +4727,50 @@
       </w:tblCellMar>
     </w:tblPr>
   </w:style>
-  <w:style w:type="numbering" w:default="1" w:styleId="a2">
-    <w:name w:val="No List"/>
-    <w:uiPriority w:val="99"/>
-    <w:semiHidden/>
-    <w:unhideWhenUsed/>
+  <w:style w:type="paragraph" w:styleId="11">
+    <w:name w:val="annotation text"/>
+    <w:basedOn w:val="1"/>
+    <w:qFormat/>
+    <w:uiPriority w:val="0"/>
   </w:style>
-  <w:style w:type="paragraph" w:styleId="a3">
-    <w:name w:val="annotation text"/>
-    <w:basedOn w:val="a"/>
-    <w:qFormat/>
-    <w:rsid w:val="007E648A"/>
-  </w:style>
-  <w:style w:type="paragraph" w:styleId="a4">
+  <w:style w:type="paragraph" w:styleId="12">
     <w:name w:val="Body Text"/>
-    <w:basedOn w:val="a"/>
+    <w:basedOn w:val="1"/>
     <w:semiHidden/>
     <w:qFormat/>
-    <w:rsid w:val="007E648A"/>
+    <w:uiPriority w:val="0"/>
     <w:rPr>
       <w:rFonts w:eastAsia="Arial"/>
     </w:rPr>
   </w:style>
-  <w:style w:type="paragraph" w:styleId="30">
+  <w:style w:type="paragraph" w:styleId="13">
     <w:name w:val="toc 3"/>
-    <w:basedOn w:val="a"/>
-    <w:next w:val="a"/>
+    <w:basedOn w:val="1"/>
+    <w:next w:val="1"/>
     <w:qFormat/>
-    <w:rsid w:val="007E648A"/>
+    <w:uiPriority w:val="0"/>
     <w:pPr>
-      <w:ind w:leftChars="400" w:left="840"/>
+      <w:ind w:left="840" w:leftChars="400"/>
     </w:pPr>
   </w:style>
-  <w:style w:type="paragraph" w:styleId="a5">
+  <w:style w:type="paragraph" w:styleId="14">
+    <w:name w:val="Balloon Text"/>
+    <w:basedOn w:val="1"/>
+    <w:link w:val="45"/>
+    <w:uiPriority w:val="0"/>
+    <w:pPr>
+      <w:spacing w:line="240" w:lineRule="auto"/>
+    </w:pPr>
+    <w:rPr>
+      <w:sz w:val="18"/>
+      <w:szCs w:val="18"/>
+    </w:rPr>
+  </w:style>
+  <w:style w:type="paragraph" w:styleId="15">
     <w:name w:val="footer"/>
-    <w:basedOn w:val="a"/>
+    <w:basedOn w:val="1"/>
     <w:qFormat/>
-    <w:rsid w:val="007E648A"/>
+    <w:uiPriority w:val="0"/>
     <w:pPr>
       <w:tabs>
         <w:tab w:val="center" w:pos="4153"/>
@@ -4704,17 +4781,17 @@
       <w:sz w:val="18"/>
     </w:rPr>
   </w:style>
-  <w:style w:type="paragraph" w:styleId="a6">
+  <w:style w:type="paragraph" w:styleId="16">
     <w:name w:val="header"/>
-    <w:basedOn w:val="a"/>
+    <w:basedOn w:val="1"/>
     <w:qFormat/>
-    <w:rsid w:val="007E648A"/>
+    <w:uiPriority w:val="0"/>
     <w:pPr>
       <w:pBdr>
-        <w:top w:val="nil"/>
-        <w:left w:val="nil"/>
-        <w:bottom w:val="nil"/>
-        <w:right w:val="nil"/>
+        <w:top w:val="none" w:color="auto" w:sz="0" w:space="0"/>
+        <w:left w:val="none" w:color="auto" w:sz="0" w:space="0"/>
+        <w:bottom w:val="none" w:color="auto" w:sz="0" w:space="0"/>
+        <w:right w:val="none" w:color="auto" w:sz="0" w:space="0"/>
       </w:pBdr>
       <w:tabs>
         <w:tab w:val="center" w:pos="4153"/>
@@ -4727,41 +4804,41 @@
       <w:sz w:val="18"/>
     </w:rPr>
   </w:style>
-  <w:style w:type="paragraph" w:styleId="10">
+  <w:style w:type="paragraph" w:styleId="17">
     <w:name w:val="toc 1"/>
-    <w:basedOn w:val="a"/>
-    <w:next w:val="a"/>
+    <w:basedOn w:val="1"/>
+    <w:next w:val="1"/>
     <w:qFormat/>
-    <w:rsid w:val="007E648A"/>
+    <w:uiPriority w:val="0"/>
     <w:rPr>
       <w:rFonts w:eastAsia="Microsoft JhengHei"/>
       <w:sz w:val="24"/>
     </w:rPr>
   </w:style>
-  <w:style w:type="paragraph" w:styleId="20">
+  <w:style w:type="paragraph" w:styleId="18">
     <w:name w:val="toc 2"/>
-    <w:basedOn w:val="a"/>
-    <w:next w:val="a"/>
+    <w:basedOn w:val="1"/>
+    <w:next w:val="1"/>
     <w:qFormat/>
-    <w:rsid w:val="007E648A"/>
+    <w:uiPriority w:val="0"/>
     <w:pPr>
-      <w:ind w:leftChars="200" w:left="420"/>
+      <w:ind w:left="420" w:leftChars="200"/>
     </w:pPr>
   </w:style>
-  <w:style w:type="paragraph" w:styleId="a7">
+  <w:style w:type="paragraph" w:styleId="19">
     <w:name w:val="Normal (Web)"/>
-    <w:basedOn w:val="a"/>
+    <w:basedOn w:val="1"/>
     <w:qFormat/>
-    <w:rsid w:val="007E648A"/>
+    <w:uiPriority w:val="0"/>
     <w:rPr>
       <w:sz w:val="24"/>
     </w:rPr>
   </w:style>
-  <w:style w:type="paragraph" w:styleId="a8">
+  <w:style w:type="paragraph" w:styleId="20">
     <w:name w:val="Title"/>
-    <w:basedOn w:val="a"/>
+    <w:basedOn w:val="1"/>
     <w:qFormat/>
-    <w:rsid w:val="007E648A"/>
+    <w:uiPriority w:val="0"/>
     <w:pPr>
       <w:jc w:val="center"/>
       <w:outlineLvl w:val="0"/>
@@ -4771,24 +4848,23 @@
       <w:sz w:val="32"/>
     </w:rPr>
   </w:style>
-  <w:style w:type="table" w:styleId="a9">
+  <w:style w:type="table" w:styleId="22">
     <w:name w:val="Table Grid"/>
-    <w:basedOn w:val="a1"/>
+    <w:basedOn w:val="21"/>
     <w:qFormat/>
-    <w:rsid w:val="007E648A"/>
+    <w:uiPriority w:val="0"/>
     <w:pPr>
       <w:widowControl w:val="0"/>
       <w:jc w:val="both"/>
     </w:pPr>
     <w:tblPr>
-      <w:tblInd w:w="0" w:type="dxa"/>
       <w:tblBorders>
-        <w:top w:val="single" w:sz="4" w:space="0" w:color="auto"/>
-        <w:left w:val="single" w:sz="4" w:space="0" w:color="auto"/>
-        <w:bottom w:val="single" w:sz="4" w:space="0" w:color="auto"/>
-        <w:right w:val="single" w:sz="4" w:space="0" w:color="auto"/>
-        <w:insideH w:val="single" w:sz="4" w:space="0" w:color="auto"/>
-        <w:insideV w:val="single" w:sz="4" w:space="0" w:color="auto"/>
+        <w:top w:val="single" w:color="auto" w:sz="4" w:space="0"/>
+        <w:left w:val="single" w:color="auto" w:sz="4" w:space="0"/>
+        <w:bottom w:val="single" w:color="auto" w:sz="4" w:space="0"/>
+        <w:right w:val="single" w:color="auto" w:sz="4" w:space="0"/>
+        <w:insideH w:val="single" w:color="auto" w:sz="4" w:space="0"/>
+        <w:insideV w:val="single" w:color="auto" w:sz="4" w:space="0"/>
       </w:tblBorders>
       <w:tblCellMar>
         <w:top w:w="0" w:type="dxa"/>
@@ -4798,20 +4874,29 @@
       </w:tblCellMar>
     </w:tblPr>
   </w:style>
-  <w:style w:type="character" w:styleId="aa">
+  <w:style w:type="character" w:styleId="24">
     <w:name w:val="Strong"/>
-    <w:basedOn w:val="a0"/>
+    <w:basedOn w:val="23"/>
     <w:qFormat/>
-    <w:rsid w:val="007E648A"/>
+    <w:uiPriority w:val="0"/>
     <w:rPr>
       <w:b/>
     </w:rPr>
   </w:style>
-  <w:style w:type="table" w:customStyle="1" w:styleId="TableNormal0">
+  <w:style w:type="character" w:styleId="25">
+    <w:name w:val="Hyperlink"/>
+    <w:basedOn w:val="23"/>
+    <w:uiPriority w:val="0"/>
+    <w:rPr>
+      <w:color w:val="0000FF"/>
+      <w:u w:val="single"/>
+    </w:rPr>
+  </w:style>
+  <w:style w:type="table" w:customStyle="1" w:styleId="26">
     <w:name w:val="Table Normal_0"/>
     <w:unhideWhenUsed/>
     <w:qFormat/>
-    <w:rsid w:val="007E648A"/>
+    <w:uiPriority w:val="0"/>
     <w:tblPr>
       <w:tblCellMar>
         <w:top w:w="0" w:type="dxa"/>
@@ -4821,55 +4906,55 @@
       </w:tblCellMar>
     </w:tblPr>
   </w:style>
-  <w:style w:type="paragraph" w:customStyle="1" w:styleId="TableText">
+  <w:style w:type="paragraph" w:customStyle="1" w:styleId="27">
     <w:name w:val="Table Text"/>
-    <w:basedOn w:val="a"/>
+    <w:basedOn w:val="1"/>
     <w:semiHidden/>
     <w:qFormat/>
-    <w:rsid w:val="007E648A"/>
+    <w:uiPriority w:val="0"/>
     <w:rPr>
       <w:rFonts w:ascii="宋体" w:hAnsi="宋体" w:cs="宋体"/>
     </w:rPr>
   </w:style>
-  <w:style w:type="paragraph" w:customStyle="1" w:styleId="ab">
+  <w:style w:type="paragraph" w:customStyle="1" w:styleId="28">
     <w:name w:val="柴_公司名"/>
-    <w:basedOn w:val="a8"/>
+    <w:basedOn w:val="20"/>
     <w:qFormat/>
-    <w:rsid w:val="007E648A"/>
+    <w:uiPriority w:val="0"/>
     <w:pPr>
       <w:spacing w:afterLines="600"/>
     </w:pPr>
     <w:rPr>
-      <w:rFonts w:ascii="宋体" w:hAnsi="宋体" w:cs="宋体" w:hint="eastAsia"/>
+      <w:rFonts w:hint="eastAsia" w:ascii="宋体" w:hAnsi="宋体" w:cs="宋体"/>
       <w:bCs/>
       <w:spacing w:val="-6"/>
       <w:sz w:val="52"/>
       <w:szCs w:val="52"/>
     </w:rPr>
   </w:style>
-  <w:style w:type="paragraph" w:customStyle="1" w:styleId="ac">
+  <w:style w:type="paragraph" w:customStyle="1" w:styleId="29">
     <w:name w:val="柴_文档名"/>
-    <w:basedOn w:val="a8"/>
+    <w:basedOn w:val="20"/>
     <w:qFormat/>
-    <w:rsid w:val="007E648A"/>
+    <w:uiPriority w:val="0"/>
     <w:pPr>
       <w:spacing w:afterLines="900"/>
     </w:pPr>
     <w:rPr>
-      <w:rFonts w:ascii="黑体" w:eastAsia="黑体" w:hAnsi="黑体" w:cs="黑体"/>
+      <w:rFonts w:ascii="黑体" w:hAnsi="黑体" w:eastAsia="黑体" w:cs="黑体"/>
       <w:bCs/>
       <w:spacing w:val="-7"/>
       <w:sz w:val="52"/>
       <w:szCs w:val="52"/>
     </w:rPr>
   </w:style>
-  <w:style w:type="paragraph" w:customStyle="1" w:styleId="11">
+  <w:style w:type="paragraph" w:customStyle="1" w:styleId="30">
     <w:name w:val="柴_标题1"/>
-    <w:basedOn w:val="1"/>
-    <w:next w:val="ad"/>
-    <w:link w:val="1Char"/>
+    <w:basedOn w:val="2"/>
+    <w:next w:val="31"/>
+    <w:link w:val="32"/>
     <w:qFormat/>
-    <w:rsid w:val="007E648A"/>
+    <w:uiPriority w:val="0"/>
     <w:pPr>
       <w:spacing w:before="100" w:after="90" w:line="360" w:lineRule="auto"/>
     </w:pPr>
@@ -4877,14 +4962,14 @@
       <w:sz w:val="32"/>
     </w:rPr>
   </w:style>
-  <w:style w:type="paragraph" w:customStyle="1" w:styleId="ad">
+  <w:style w:type="paragraph" w:customStyle="1" w:styleId="31">
     <w:name w:val="柴_正文"/>
-    <w:basedOn w:val="a4"/>
-    <w:link w:val="Char"/>
+    <w:basedOn w:val="12"/>
+    <w:link w:val="33"/>
     <w:qFormat/>
-    <w:rsid w:val="007E648A"/>
+    <w:uiPriority w:val="0"/>
     <w:pPr>
-      <w:ind w:firstLineChars="200" w:firstLine="470"/>
+      <w:ind w:firstLine="470" w:firstLineChars="200"/>
     </w:pPr>
     <w:rPr>
       <w:rFonts w:eastAsia="宋体"/>
@@ -4892,33 +4977,33 @@
       <w:lang w:eastAsia="zh-CN"/>
     </w:rPr>
   </w:style>
-  <w:style w:type="character" w:customStyle="1" w:styleId="1Char">
+  <w:style w:type="character" w:customStyle="1" w:styleId="32">
     <w:name w:val="柴_标题1 Char"/>
-    <w:link w:val="11"/>
+    <w:link w:val="30"/>
     <w:qFormat/>
-    <w:rsid w:val="007E648A"/>
+    <w:uiPriority w:val="0"/>
     <w:rPr>
-      <w:rFonts w:ascii="Arial" w:eastAsia="宋体" w:hAnsi="Arial"/>
+      <w:rFonts w:ascii="Arial" w:hAnsi="Arial" w:eastAsia="宋体"/>
       <w:sz w:val="32"/>
     </w:rPr>
   </w:style>
-  <w:style w:type="character" w:customStyle="1" w:styleId="Char">
+  <w:style w:type="character" w:customStyle="1" w:styleId="33">
     <w:name w:val="柴_正文 Char"/>
-    <w:link w:val="ad"/>
+    <w:link w:val="31"/>
     <w:qFormat/>
-    <w:rsid w:val="007E648A"/>
+    <w:uiPriority w:val="0"/>
     <w:rPr>
-      <w:rFonts w:ascii="Arial" w:eastAsia="宋体" w:hAnsi="Arial"/>
+      <w:rFonts w:ascii="Arial" w:hAnsi="Arial" w:eastAsia="宋体"/>
       <w:sz w:val="24"/>
       <w:lang w:eastAsia="zh-CN"/>
     </w:rPr>
   </w:style>
-  <w:style w:type="paragraph" w:customStyle="1" w:styleId="21">
+  <w:style w:type="paragraph" w:customStyle="1" w:styleId="34">
     <w:name w:val="柴_标题2"/>
-    <w:basedOn w:val="2"/>
-    <w:next w:val="ad"/>
+    <w:basedOn w:val="3"/>
+    <w:next w:val="31"/>
     <w:qFormat/>
-    <w:rsid w:val="007E648A"/>
+    <w:uiPriority w:val="0"/>
     <w:pPr>
       <w:spacing w:line="360" w:lineRule="auto"/>
     </w:pPr>
@@ -4927,15 +5012,15 @@
       <w:sz w:val="28"/>
     </w:rPr>
   </w:style>
-  <w:style w:type="paragraph" w:customStyle="1" w:styleId="31">
+  <w:style w:type="paragraph" w:customStyle="1" w:styleId="35">
     <w:name w:val="柴_标题3"/>
-    <w:basedOn w:val="3"/>
-    <w:next w:val="ad"/>
+    <w:basedOn w:val="4"/>
+    <w:next w:val="31"/>
     <w:qFormat/>
-    <w:rsid w:val="007E648A"/>
+    <w:uiPriority w:val="0"/>
     <w:pPr>
       <w:spacing w:line="360" w:lineRule="auto"/>
-      <w:ind w:left="0" w:firstLineChars="200" w:firstLine="472"/>
+      <w:ind w:left="0" w:firstLine="472" w:firstLineChars="200"/>
     </w:pPr>
     <w:rPr>
       <w:rFonts w:ascii="宋体" w:hAnsi="宋体" w:cs="宋体"/>
@@ -4944,12 +5029,12 @@
       <w:szCs w:val="24"/>
     </w:rPr>
   </w:style>
-  <w:style w:type="paragraph" w:customStyle="1" w:styleId="ae">
+  <w:style w:type="paragraph" w:customStyle="1" w:styleId="36">
     <w:name w:val="柴_目录"/>
-    <w:basedOn w:val="a"/>
-    <w:next w:val="a4"/>
+    <w:basedOn w:val="1"/>
+    <w:next w:val="12"/>
     <w:qFormat/>
-    <w:rsid w:val="007E648A"/>
+    <w:uiPriority w:val="0"/>
     <w:pPr>
       <w:tabs>
         <w:tab w:val="right" w:leader="dot" w:pos="8442"/>
@@ -4960,41 +5045,53 @@
       <w:sz w:val="24"/>
     </w:rPr>
   </w:style>
-  <w:style w:type="paragraph" w:customStyle="1" w:styleId="WPSOffice1">
+  <w:style w:type="paragraph" w:customStyle="1" w:styleId="37">
     <w:name w:val="WPSOffice手动目录 1"/>
     <w:qFormat/>
-    <w:rsid w:val="007E648A"/>
+    <w:uiPriority w:val="0"/>
+    <w:rPr>
+      <w:rFonts w:ascii="Times New Roman" w:hAnsi="Times New Roman" w:eastAsia="宋体" w:cs="Times New Roman"/>
+      <w:lang w:val="en-US" w:eastAsia="zh-CN" w:bidi="ar-SA"/>
+    </w:rPr>
   </w:style>
-  <w:style w:type="paragraph" w:customStyle="1" w:styleId="WPSOffice2">
+  <w:style w:type="paragraph" w:customStyle="1" w:styleId="38">
     <w:name w:val="WPSOffice手动目录 2"/>
     <w:qFormat/>
-    <w:rsid w:val="007E648A"/>
+    <w:uiPriority w:val="0"/>
     <w:pPr>
-      <w:ind w:leftChars="200" w:left="200"/>
+      <w:ind w:left="200" w:leftChars="200"/>
     </w:pPr>
+    <w:rPr>
+      <w:rFonts w:ascii="Times New Roman" w:hAnsi="Times New Roman" w:eastAsia="宋体" w:cs="Times New Roman"/>
+      <w:lang w:val="en-US" w:eastAsia="zh-CN" w:bidi="ar-SA"/>
+    </w:rPr>
   </w:style>
-  <w:style w:type="paragraph" w:customStyle="1" w:styleId="WPSOffice3">
+  <w:style w:type="paragraph" w:customStyle="1" w:styleId="39">
     <w:name w:val="WPSOffice手动目录 3"/>
     <w:qFormat/>
-    <w:rsid w:val="007E648A"/>
+    <w:uiPriority w:val="0"/>
     <w:pPr>
-      <w:ind w:leftChars="400" w:left="400"/>
+      <w:ind w:left="400" w:leftChars="400"/>
     </w:pPr>
+    <w:rPr>
+      <w:rFonts w:ascii="Times New Roman" w:hAnsi="Times New Roman" w:eastAsia="宋体" w:cs="Times New Roman"/>
+      <w:lang w:val="en-US" w:eastAsia="zh-CN" w:bidi="ar-SA"/>
+    </w:rPr>
   </w:style>
-  <w:style w:type="paragraph" w:customStyle="1" w:styleId="Compact">
+  <w:style w:type="paragraph" w:customStyle="1" w:styleId="40">
     <w:name w:val="Compact"/>
-    <w:basedOn w:val="a4"/>
+    <w:basedOn w:val="12"/>
     <w:qFormat/>
-    <w:rsid w:val="007E648A"/>
+    <w:uiPriority w:val="0"/>
     <w:pPr>
       <w:spacing w:before="36" w:after="36"/>
     </w:pPr>
   </w:style>
-  <w:style w:type="table" w:customStyle="1" w:styleId="Table">
+  <w:style w:type="table" w:customStyle="1" w:styleId="41">
     <w:name w:val="Table"/>
     <w:unhideWhenUsed/>
     <w:qFormat/>
-    <w:rsid w:val="007E648A"/>
+    <w:uiPriority w:val="0"/>
     <w:tblPr>
       <w:tblCellMar>
         <w:top w:w="0" w:type="dxa"/>
@@ -5004,12 +5101,11 @@
       </w:tblCellMar>
     </w:tblPr>
     <w:tblStylePr w:type="firstRow">
-      <w:tblPr/>
       <w:tcPr>
         <w:tcBorders>
           <w:top w:val="nil"/>
           <w:left w:val="nil"/>
-          <w:bottom w:val="single" w:sz="2" w:space="0" w:color="auto"/>
+          <w:bottom w:val="single" w:color="auto" w:sz="2" w:space="0"/>
           <w:right w:val="nil"/>
           <w:insideH w:val="nil"/>
           <w:insideV w:val="nil"/>
@@ -5020,40 +5116,40 @@
       </w:tcPr>
     </w:tblStylePr>
   </w:style>
-  <w:style w:type="paragraph" w:customStyle="1" w:styleId="af">
+  <w:style w:type="paragraph" w:customStyle="1" w:styleId="42">
     <w:name w:val="柴_正文_无缩进"/>
-    <w:basedOn w:val="a"/>
+    <w:basedOn w:val="1"/>
     <w:qFormat/>
-    <w:rsid w:val="007E648A"/>
+    <w:uiPriority w:val="0"/>
     <w:rPr>
       <w:sz w:val="24"/>
       <w:lang w:eastAsia="zh-CN"/>
     </w:rPr>
   </w:style>
-  <w:style w:type="paragraph" w:customStyle="1" w:styleId="40">
+  <w:style w:type="paragraph" w:customStyle="1" w:styleId="43">
     <w:name w:val="柴_标题4"/>
-    <w:basedOn w:val="4"/>
-    <w:next w:val="a"/>
+    <w:basedOn w:val="5"/>
+    <w:next w:val="1"/>
     <w:qFormat/>
-    <w:rsid w:val="007E648A"/>
+    <w:uiPriority w:val="0"/>
     <w:pPr>
       <w:widowControl w:val="0"/>
       <w:spacing w:before="160" w:line="360" w:lineRule="auto"/>
-      <w:ind w:leftChars="300" w:left="981" w:hanging="862"/>
+      <w:ind w:left="981" w:leftChars="300" w:hanging="862"/>
     </w:pPr>
     <w:rPr>
-      <w:rFonts w:ascii="Calibri" w:eastAsia="宋体" w:hAnsi="Calibri" w:cs="宋体" w:hint="eastAsia"/>
+      <w:rFonts w:hint="eastAsia" w:ascii="Calibri" w:hAnsi="Calibri" w:eastAsia="宋体" w:cs="宋体"/>
       <w:sz w:val="24"/>
       <w:szCs w:val="24"/>
       <w:lang w:eastAsia="zh-CN" w:bidi="zh-CN"/>
     </w:rPr>
   </w:style>
-  <w:style w:type="table" w:customStyle="1" w:styleId="TableNormal00">
+  <w:style w:type="table" w:customStyle="1" w:styleId="44">
     <w:name w:val="Table Normal_0_0"/>
     <w:semiHidden/>
     <w:unhideWhenUsed/>
     <w:qFormat/>
-    <w:rsid w:val="007E648A"/>
+    <w:uiPriority w:val="0"/>
     <w:tblPr>
       <w:tblCellMar>
         <w:top w:w="0" w:type="dxa"/>
@@ -5063,24 +5159,12 @@
       </w:tblCellMar>
     </w:tblPr>
   </w:style>
-  <w:style w:type="paragraph" w:styleId="af0">
-    <w:name w:val="Balloon Text"/>
-    <w:basedOn w:val="a"/>
-    <w:link w:val="Char0"/>
-    <w:rsid w:val="0041374C"/>
-    <w:pPr>
-      <w:spacing w:line="240" w:lineRule="auto"/>
-    </w:pPr>
-    <w:rPr>
-      <w:sz w:val="18"/>
-      <w:szCs w:val="18"/>
-    </w:rPr>
-  </w:style>
-  <w:style w:type="character" w:customStyle="1" w:styleId="Char0">
+  <w:style w:type="character" w:customStyle="1" w:styleId="45">
     <w:name w:val="批注框文本 Char"/>
-    <w:basedOn w:val="a0"/>
-    <w:link w:val="af0"/>
-    <w:rsid w:val="0041374C"/>
+    <w:basedOn w:val="23"/>
+    <w:link w:val="14"/>
+    <w:qFormat/>
+    <w:uiPriority w:val="0"/>
     <w:rPr>
       <w:rFonts w:ascii="Arial" w:hAnsi="Arial" w:cs="Arial"/>
       <w:snapToGrid w:val="0"/>
@@ -5374,6 +5458,5 @@
     </a:fmtScheme>
   </a:themeElements>
   <a:objectDefaults/>
-  <a:extraClrSchemeLst/>
 </a:theme>
 </file>
--- a/4.质量管理/2.运行记录类文件/040209-2025年度满意度调查计划.docx
+++ b/4.质量管理/2.运行记录类文件/040209-2025年度满意度调查计划.docx
@@ -832,6 +832,8 @@
               <w:tab w:val="right" w:leader="dot" w:pos="8697"/>
             </w:tabs>
           </w:pPr>
+          <w:bookmarkStart w:id="8" w:name="_GoBack"/>
+          <w:bookmarkEnd w:id="8"/>
           <w:r>
             <w:fldChar w:fldCharType="begin"/>
           </w:r>
@@ -845,12 +847,15 @@
             <w:fldChar w:fldCharType="begin"/>
           </w:r>
           <w:r>
-            <w:instrText xml:space="preserve"> HYPERLINK \l "_Toc25224" </w:instrText>
+            <w:instrText xml:space="preserve"> HYPERLINK \l _Toc24340 </w:instrText>
           </w:r>
           <w:r>
             <w:fldChar w:fldCharType="separate"/>
           </w:r>
           <w:r>
+            <w:rPr>
+              <w:rFonts w:hint="default"/>
+            </w:rPr>
             <w:t xml:space="preserve">1. </w:t>
           </w:r>
           <w:r>
@@ -866,7 +871,7 @@
             <w:fldChar w:fldCharType="begin"/>
           </w:r>
           <w:r>
-            <w:instrText xml:space="preserve"> PAGEREF _Toc25224 \h </w:instrText>
+            <w:instrText xml:space="preserve"> PAGEREF _Toc24340 \h </w:instrText>
           </w:r>
           <w:r>
             <w:fldChar w:fldCharType="separate"/>
@@ -892,12 +897,15 @@
             <w:fldChar w:fldCharType="begin"/>
           </w:r>
           <w:r>
-            <w:instrText xml:space="preserve"> HYPERLINK \l "_Toc27269" </w:instrText>
+            <w:instrText xml:space="preserve"> HYPERLINK \l _Toc10028 </w:instrText>
           </w:r>
           <w:r>
             <w:fldChar w:fldCharType="separate"/>
           </w:r>
           <w:r>
+            <w:rPr>
+              <w:rFonts w:hint="default"/>
+            </w:rPr>
             <w:t xml:space="preserve">2. </w:t>
           </w:r>
           <w:r>
@@ -913,7 +921,7 @@
             <w:fldChar w:fldCharType="begin"/>
           </w:r>
           <w:r>
-            <w:instrText xml:space="preserve"> PAGEREF _Toc27269 \h </w:instrText>
+            <w:instrText xml:space="preserve"> PAGEREF _Toc10028 \h </w:instrText>
           </w:r>
           <w:r>
             <w:fldChar w:fldCharType="separate"/>
@@ -939,12 +947,15 @@
             <w:fldChar w:fldCharType="begin"/>
           </w:r>
           <w:r>
-            <w:instrText xml:space="preserve"> HYPERLINK \l "_Toc4998" </w:instrText>
+            <w:instrText xml:space="preserve"> HYPERLINK \l _Toc31064 </w:instrText>
           </w:r>
           <w:r>
             <w:fldChar w:fldCharType="separate"/>
           </w:r>
           <w:r>
+            <w:rPr>
+              <w:rFonts w:hint="default"/>
+            </w:rPr>
             <w:t xml:space="preserve">3. </w:t>
           </w:r>
           <w:r>
@@ -960,7 +971,7 @@
             <w:fldChar w:fldCharType="begin"/>
           </w:r>
           <w:r>
-            <w:instrText xml:space="preserve"> PAGEREF _Toc4998 \h </w:instrText>
+            <w:instrText xml:space="preserve"> PAGEREF _Toc31064 \h </w:instrText>
           </w:r>
           <w:r>
             <w:fldChar w:fldCharType="separate"/>
@@ -986,12 +997,15 @@
             <w:fldChar w:fldCharType="begin"/>
           </w:r>
           <w:r>
-            <w:instrText xml:space="preserve"> HYPERLINK \l "_Toc5706" </w:instrText>
+            <w:instrText xml:space="preserve"> HYPERLINK \l _Toc14694 </w:instrText>
           </w:r>
           <w:r>
             <w:fldChar w:fldCharType="separate"/>
           </w:r>
           <w:r>
+            <w:rPr>
+              <w:rFonts w:hint="default"/>
+            </w:rPr>
             <w:t xml:space="preserve">4. </w:t>
           </w:r>
           <w:r>
@@ -1007,7 +1021,7 @@
             <w:fldChar w:fldCharType="begin"/>
           </w:r>
           <w:r>
-            <w:instrText xml:space="preserve"> PAGEREF _Toc5706 \h </w:instrText>
+            <w:instrText xml:space="preserve"> PAGEREF _Toc14694 \h </w:instrText>
           </w:r>
           <w:r>
             <w:fldChar w:fldCharType="separate"/>
@@ -1033,13 +1047,19 @@
             <w:fldChar w:fldCharType="begin"/>
           </w:r>
           <w:r>
-            <w:instrText xml:space="preserve"> HYPERLINK \l "_Toc4762" </w:instrText>
+            <w:instrText xml:space="preserve"> HYPERLINK \l _Toc29623 </w:instrText>
           </w:r>
           <w:r>
             <w:fldChar w:fldCharType="separate"/>
           </w:r>
           <w:r>
-            <w:t>5. 调查内容与评价项</w:t>
+            <w:rPr>
+              <w:rFonts w:hint="default"/>
+            </w:rPr>
+            <w:t xml:space="preserve">5. </w:t>
+          </w:r>
+          <w:r>
+            <w:t>调查内容与评价项</w:t>
           </w:r>
           <w:r>
             <w:tab/>
@@ -1048,7 +1068,7 @@
             <w:fldChar w:fldCharType="begin"/>
           </w:r>
           <w:r>
-            <w:instrText xml:space="preserve"> PAGEREF _Toc4762 \h </w:instrText>
+            <w:instrText xml:space="preserve"> PAGEREF _Toc29623 \h </w:instrText>
           </w:r>
           <w:r>
             <w:fldChar w:fldCharType="separate"/>
@@ -1074,13 +1094,14 @@
             <w:fldChar w:fldCharType="begin"/>
           </w:r>
           <w:r>
-            <w:instrText xml:space="preserve"> HYPERLINK \l "_Toc22023" </w:instrText>
+            <w:instrText xml:space="preserve"> HYPERLINK \l _Toc15044 </w:instrText>
           </w:r>
           <w:r>
             <w:fldChar w:fldCharType="separate"/>
           </w:r>
           <w:r>
             <w:rPr>
+              <w:rFonts w:hint="default"/>
               <w:lang w:eastAsia="zh-CN"/>
             </w:rPr>
             <w:t xml:space="preserve">6. </w:t>
@@ -1099,7 +1120,7 @@
             <w:fldChar w:fldCharType="begin"/>
           </w:r>
           <w:r>
-            <w:instrText xml:space="preserve"> PAGEREF _Toc22023 \h </w:instrText>
+            <w:instrText xml:space="preserve"> PAGEREF _Toc15044 \h </w:instrText>
           </w:r>
           <w:r>
             <w:fldChar w:fldCharType="separate"/>
@@ -1125,13 +1146,14 @@
             <w:fldChar w:fldCharType="begin"/>
           </w:r>
           <w:r>
-            <w:instrText xml:space="preserve"> HYPERLINK \l "_Toc20506" </w:instrText>
+            <w:instrText xml:space="preserve"> HYPERLINK \l _Toc4942 </w:instrText>
           </w:r>
           <w:r>
             <w:fldChar w:fldCharType="separate"/>
           </w:r>
           <w:r>
             <w:rPr>
+              <w:rFonts w:hint="default"/>
               <w:lang w:eastAsia="zh-CN"/>
             </w:rPr>
             <w:t xml:space="preserve">7. </w:t>
@@ -1150,7 +1172,7 @@
             <w:fldChar w:fldCharType="begin"/>
           </w:r>
           <w:r>
-            <w:instrText xml:space="preserve"> PAGEREF _Toc20506 \h </w:instrText>
+            <w:instrText xml:space="preserve"> PAGEREF _Toc4942 \h </w:instrText>
           </w:r>
           <w:r>
             <w:fldChar w:fldCharType="separate"/>
@@ -1176,16 +1198,23 @@
             <w:fldChar w:fldCharType="begin"/>
           </w:r>
           <w:r>
-            <w:instrText xml:space="preserve"> HYPERLINK \l "_Toc3202" </w:instrText>
+            <w:instrText xml:space="preserve"> HYPERLINK \l _Toc4496 </w:instrText>
           </w:r>
           <w:r>
             <w:fldChar w:fldCharType="separate"/>
+          </w:r>
+          <w:r>
+            <w:rPr>
+              <w:rFonts w:hint="default"/>
+              <w:lang w:eastAsia="zh-CN"/>
+            </w:rPr>
+            <w:t xml:space="preserve">8. </w:t>
           </w:r>
           <w:r>
             <w:rPr>
               <w:lang w:eastAsia="zh-CN"/>
             </w:rPr>
-            <w:t>8. 后续改进</w:t>
+            <w:t>后续改进</w:t>
           </w:r>
           <w:r>
             <w:tab/>
@@ -1194,7 +1223,7 @@
             <w:fldChar w:fldCharType="begin"/>
           </w:r>
           <w:r>
-            <w:instrText xml:space="preserve"> PAGEREF _Toc3202 \h </w:instrText>
+            <w:instrText xml:space="preserve"> PAGEREF _Toc4496 \h </w:instrText>
           </w:r>
           <w:r>
             <w:fldChar w:fldCharType="separate"/>
@@ -1226,7 +1255,7 @@
       <w:pPr>
         <w:pStyle w:val="30"/>
       </w:pPr>
-      <w:bookmarkStart w:id="0" w:name="_Toc25224"/>
+      <w:bookmarkStart w:id="0" w:name="_Toc24340"/>
       <w:r>
         <w:rPr>
           <w:rFonts w:hint="eastAsia"/>
@@ -1251,7 +1280,7 @@
       <w:pPr>
         <w:pStyle w:val="30"/>
       </w:pPr>
-      <w:bookmarkStart w:id="1" w:name="_Toc27269"/>
+      <w:bookmarkStart w:id="1" w:name="_Toc10028"/>
       <w:r>
         <w:rPr>
           <w:rFonts w:hint="eastAsia"/>
@@ -1268,7 +1297,6 @@
           <w:rFonts w:hint="eastAsia"/>
         </w:rPr>
       </w:pPr>
-      <w:bookmarkStart w:id="8" w:name="_GoBack"/>
       <w:r>
         <w:rPr>
           <w:rFonts w:hint="eastAsia"/>
@@ -1417,13 +1445,7 @@
         <w:rPr>
           <w:rFonts w:hint="eastAsia"/>
         </w:rPr>
-        <w:t>、淮安生态文旅区财政局</w:t>
-      </w:r>
-      <w:r>
-        <w:rPr>
-          <w:rFonts w:hint="eastAsia"/>
-        </w:rPr>
-        <w:t>、</w:t>
+        <w:t>、淮安生态文旅区财政局、</w:t>
       </w:r>
       <w:r>
         <w:rPr>
@@ -1462,12 +1484,11 @@
         <w:t>等。</w:t>
       </w:r>
     </w:p>
-    <w:bookmarkEnd w:id="8"/>
     <w:p>
       <w:pPr>
         <w:pStyle w:val="30"/>
       </w:pPr>
-      <w:bookmarkStart w:id="2" w:name="_Toc4998"/>
+      <w:bookmarkStart w:id="2" w:name="_Toc31064"/>
       <w:r>
         <w:rPr>
           <w:rFonts w:hint="eastAsia"/>
@@ -1504,7 +1525,7 @@
       <w:pPr>
         <w:pStyle w:val="30"/>
       </w:pPr>
-      <w:bookmarkStart w:id="3" w:name="_Toc5706"/>
+      <w:bookmarkStart w:id="3" w:name="_Toc14694"/>
       <w:r>
         <w:rPr>
           <w:rFonts w:hint="eastAsia"/>
@@ -1529,7 +1550,7 @@
       <w:pPr>
         <w:pStyle w:val="30"/>
       </w:pPr>
-      <w:bookmarkStart w:id="4" w:name="_Toc4762"/>
+      <w:bookmarkStart w:id="4" w:name="_Toc29623"/>
       <w:r>
         <w:t>调查内容与评价项</w:t>
       </w:r>
@@ -3735,7 +3756,7 @@
           <w:lang w:eastAsia="zh-CN"/>
         </w:rPr>
       </w:pPr>
-      <w:bookmarkStart w:id="5" w:name="_Toc22023"/>
+      <w:bookmarkStart w:id="5" w:name="_Toc15044"/>
       <w:r>
         <w:rPr>
           <w:rFonts w:hint="eastAsia"/>
@@ -3917,7 +3938,7 @@
           <w:lang w:eastAsia="zh-CN"/>
         </w:rPr>
       </w:pPr>
-      <w:bookmarkStart w:id="6" w:name="_Toc20506"/>
+      <w:bookmarkStart w:id="6" w:name="_Toc4942"/>
       <w:r>
         <w:rPr>
           <w:rFonts w:hint="eastAsia"/>
@@ -4002,7 +4023,7 @@
           <w:lang w:eastAsia="zh-CN"/>
         </w:rPr>
       </w:pPr>
-      <w:bookmarkStart w:id="7" w:name="_Toc3202"/>
+      <w:bookmarkStart w:id="7" w:name="_Toc4496"/>
       <w:r>
         <w:rPr>
           <w:lang w:eastAsia="zh-CN"/>
@@ -4300,7 +4321,7 @@
     <w:lsdException w:qFormat="1" w:unhideWhenUsed="0" w:uiPriority="0" w:semiHidden="0" w:name="Title"/>
     <w:lsdException w:unhideWhenUsed="0" w:uiPriority="0" w:semiHidden="0" w:name="Closing"/>
     <w:lsdException w:unhideWhenUsed="0" w:uiPriority="0" w:semiHidden="0" w:name="Signature"/>
-    <w:lsdException w:uiPriority="1" w:name="Default Paragraph Font"/>
+    <w:lsdException w:qFormat="1" w:uiPriority="1" w:name="Default Paragraph Font"/>
     <w:lsdException w:qFormat="1" w:unhideWhenUsed="0" w:uiPriority="0" w:name="Body Text"/>
     <w:lsdException w:unhideWhenUsed="0" w:uiPriority="0" w:semiHidden="0" w:name="Body Text Indent"/>
     <w:lsdException w:unhideWhenUsed="0" w:uiPriority="0" w:semiHidden="0" w:name="List Continue"/>
@@ -4320,7 +4341,7 @@
     <w:lsdException w:unhideWhenUsed="0" w:uiPriority="0" w:semiHidden="0" w:name="Body Text Indent 2"/>
     <w:lsdException w:unhideWhenUsed="0" w:uiPriority="0" w:semiHidden="0" w:name="Body Text Indent 3"/>
     <w:lsdException w:unhideWhenUsed="0" w:uiPriority="0" w:semiHidden="0" w:name="Block Text"/>
-    <w:lsdException w:unhideWhenUsed="0" w:uiPriority="0" w:semiHidden="0" w:name="Hyperlink"/>
+    <w:lsdException w:qFormat="1" w:unhideWhenUsed="0" w:uiPriority="0" w:semiHidden="0" w:name="Hyperlink"/>
     <w:lsdException w:unhideWhenUsed="0" w:uiPriority="0" w:semiHidden="0" w:name="FollowedHyperlink"/>
     <w:lsdException w:qFormat="1" w:unhideWhenUsed="0" w:uiPriority="0" w:semiHidden="0" w:name="Strong"/>
     <w:lsdException w:qFormat="1" w:unhideWhenUsed="0" w:uiPriority="0" w:semiHidden="0" w:name="Emphasis"/>
@@ -4382,7 +4403,7 @@
     <w:lsdException w:unhideWhenUsed="0" w:uiPriority="0" w:semiHidden="0" w:name="Table Web 1"/>
     <w:lsdException w:unhideWhenUsed="0" w:uiPriority="0" w:semiHidden="0" w:name="Table Web 2"/>
     <w:lsdException w:unhideWhenUsed="0" w:uiPriority="0" w:semiHidden="0" w:name="Table Web 3"/>
-    <w:lsdException w:unhideWhenUsed="0" w:uiPriority="0" w:semiHidden="0" w:name="Balloon Text"/>
+    <w:lsdException w:qFormat="1" w:unhideWhenUsed="0" w:uiPriority="0" w:semiHidden="0" w:name="Balloon Text"/>
     <w:lsdException w:qFormat="1" w:unhideWhenUsed="0" w:uiPriority="0" w:semiHidden="0" w:name="Table Grid"/>
     <w:lsdException w:unhideWhenUsed="0" w:uiPriority="0" w:semiHidden="0" w:name="Table Theme"/>
     <w:lsdException w:unhideWhenUsed="0" w:uiPriority="60" w:semiHidden="0" w:name="Light Shading"/>
@@ -4710,6 +4731,7 @@
     <w:name w:val="Default Paragraph Font"/>
     <w:semiHidden/>
     <w:unhideWhenUsed/>
+    <w:qFormat/>
     <w:uiPriority w:val="1"/>
   </w:style>
   <w:style w:type="table" w:default="1" w:styleId="21">
@@ -4757,6 +4779,7 @@
     <w:name w:val="Balloon Text"/>
     <w:basedOn w:val="1"/>
     <w:link w:val="45"/>
+    <w:qFormat/>
     <w:uiPriority w:val="0"/>
     <w:pPr>
       <w:spacing w:line="240" w:lineRule="auto"/>
@@ -4886,6 +4909,7 @@
   <w:style w:type="character" w:styleId="25">
     <w:name w:val="Hyperlink"/>
     <w:basedOn w:val="23"/>
+    <w:qFormat/>
     <w:uiPriority w:val="0"/>
     <w:rPr>
       <w:color w:val="0000FF"/>
